--- a/fuentes/CFA2_62110000_DU.docx
+++ b/fuentes/CFA2_62110000_DU.docx
@@ -617,7 +617,7 @@
           <w:r>
             <w:fldChar w:fldCharType="separate"/>
           </w:r>
-          <w:hyperlink w:anchor="_Toc226990281" w:history="1">
+          <w:hyperlink w:anchor="_Toc228972074" w:history="1">
             <w:r>
               <w:rPr>
                 <w:rStyle w:val="Hipervnculo"/>
@@ -644,7 +644,7 @@
                 <w:noProof/>
                 <w:webHidden/>
               </w:rPr>
-              <w:instrText xml:space="preserve"> PAGEREF _Toc226990281 \h </w:instrText>
+              <w:instrText xml:space="preserve"> PAGEREF _Toc228972074 \h </w:instrText>
             </w:r>
             <w:r>
               <w:rPr>
@@ -690,7 +690,7 @@
               <w:lang w:eastAsia="es-CO"/>
             </w:rPr>
           </w:pPr>
-          <w:hyperlink w:anchor="_Toc226990282" w:history="1">
+          <w:hyperlink w:anchor="_Toc228972075" w:history="1">
             <w:r>
               <w:rPr>
                 <w:rStyle w:val="Hipervnculo"/>
@@ -750,7 +750,7 @@
                 <w:noProof/>
                 <w:webHidden/>
               </w:rPr>
-              <w:instrText xml:space="preserve"> PAGEREF _Toc226990282 \h </w:instrText>
+              <w:instrText xml:space="preserve"> PAGEREF _Toc228972075 \h </w:instrText>
             </w:r>
             <w:r>
               <w:rPr>
@@ -770,7 +770,7 @@
                 <w:noProof/>
                 <w:webHidden/>
               </w:rPr>
-              <w:t>3</w:t>
+              <w:t>2</w:t>
             </w:r>
             <w:r>
               <w:rPr>
@@ -792,7 +792,7 @@
               <w:lang w:eastAsia="es-CO"/>
             </w:rPr>
           </w:pPr>
-          <w:hyperlink w:anchor="_Toc226990283" w:history="1">
+          <w:hyperlink w:anchor="_Toc228972076" w:history="1">
             <w:r>
               <w:rPr>
                 <w:rStyle w:val="Hipervnculo"/>
@@ -836,7 +836,7 @@
                 <w:noProof/>
                 <w:webHidden/>
               </w:rPr>
-              <w:instrText xml:space="preserve"> PAGEREF _Toc226990283 \h </w:instrText>
+              <w:instrText xml:space="preserve"> PAGEREF _Toc228972076 \h </w:instrText>
             </w:r>
             <w:r>
               <w:rPr>
@@ -856,7 +856,7 @@
                 <w:noProof/>
                 <w:webHidden/>
               </w:rPr>
-              <w:t>3</w:t>
+              <w:t>2</w:t>
             </w:r>
             <w:r>
               <w:rPr>
@@ -878,7 +878,7 @@
               <w:lang w:eastAsia="es-CO"/>
             </w:rPr>
           </w:pPr>
-          <w:hyperlink w:anchor="_Toc226990284" w:history="1">
+          <w:hyperlink w:anchor="_Toc228972077" w:history="1">
             <w:r>
               <w:rPr>
                 <w:rStyle w:val="Hipervnculo"/>
@@ -922,7 +922,7 @@
                 <w:noProof/>
                 <w:webHidden/>
               </w:rPr>
-              <w:instrText xml:space="preserve"> PAGEREF _Toc226990284 \h </w:instrText>
+              <w:instrText xml:space="preserve"> PAGEREF _Toc228972077 \h </w:instrText>
             </w:r>
             <w:r>
               <w:rPr>
@@ -942,7 +942,7 @@
                 <w:noProof/>
                 <w:webHidden/>
               </w:rPr>
-              <w:t>4</w:t>
+              <w:t>3</w:t>
             </w:r>
             <w:r>
               <w:rPr>
@@ -968,7 +968,7 @@
               <w:lang w:eastAsia="es-CO"/>
             </w:rPr>
           </w:pPr>
-          <w:hyperlink w:anchor="_Toc226990285" w:history="1">
+          <w:hyperlink w:anchor="_Toc228972078" w:history="1">
             <w:r>
               <w:rPr>
                 <w:rStyle w:val="Hipervnculo"/>
@@ -1012,7 +1012,7 @@
                 <w:noProof/>
                 <w:webHidden/>
               </w:rPr>
-              <w:instrText xml:space="preserve"> PAGEREF _Toc226990285 \h </w:instrText>
+              <w:instrText xml:space="preserve"> PAGEREF _Toc228972078 \h </w:instrText>
             </w:r>
             <w:r>
               <w:rPr>
@@ -1032,7 +1032,7 @@
                 <w:noProof/>
                 <w:webHidden/>
               </w:rPr>
-              <w:t>11</w:t>
+              <w:t>10</w:t>
             </w:r>
             <w:r>
               <w:rPr>
@@ -1054,7 +1054,7 @@
               <w:lang w:eastAsia="es-CO"/>
             </w:rPr>
           </w:pPr>
-          <w:hyperlink w:anchor="_Toc226990286" w:history="1">
+          <w:hyperlink w:anchor="_Toc228972079" w:history="1">
             <w:r>
               <w:rPr>
                 <w:rStyle w:val="Hipervnculo"/>
@@ -1098,7 +1098,7 @@
                 <w:noProof/>
                 <w:webHidden/>
               </w:rPr>
-              <w:instrText xml:space="preserve"> PAGEREF _Toc226990286 \h </w:instrText>
+              <w:instrText xml:space="preserve"> PAGEREF _Toc228972079 \h </w:instrText>
             </w:r>
             <w:r>
               <w:rPr>
@@ -1118,7 +1118,7 @@
                 <w:noProof/>
                 <w:webHidden/>
               </w:rPr>
-              <w:t>11</w:t>
+              <w:t>10</w:t>
             </w:r>
             <w:r>
               <w:rPr>
@@ -1140,7 +1140,7 @@
               <w:lang w:eastAsia="es-CO"/>
             </w:rPr>
           </w:pPr>
-          <w:hyperlink w:anchor="_Toc226990287" w:history="1">
+          <w:hyperlink w:anchor="_Toc228972080" w:history="1">
             <w:r>
               <w:rPr>
                 <w:rStyle w:val="Hipervnculo"/>
@@ -1184,7 +1184,7 @@
                 <w:noProof/>
                 <w:webHidden/>
               </w:rPr>
-              <w:instrText xml:space="preserve"> PAGEREF _Toc226990287 \h </w:instrText>
+              <w:instrText xml:space="preserve"> PAGEREF _Toc228972080 \h </w:instrText>
             </w:r>
             <w:r>
               <w:rPr>
@@ -1204,7 +1204,7 @@
                 <w:noProof/>
                 <w:webHidden/>
               </w:rPr>
-              <w:t>11</w:t>
+              <w:t>10</w:t>
             </w:r>
             <w:r>
               <w:rPr>
@@ -1226,7 +1226,7 @@
               <w:lang w:eastAsia="es-CO"/>
             </w:rPr>
           </w:pPr>
-          <w:hyperlink w:anchor="_Toc226990288" w:history="1">
+          <w:hyperlink w:anchor="_Toc228972081" w:history="1">
             <w:r>
               <w:rPr>
                 <w:rStyle w:val="Hipervnculo"/>
@@ -1270,7 +1270,7 @@
                 <w:noProof/>
                 <w:webHidden/>
               </w:rPr>
-              <w:instrText xml:space="preserve"> PAGEREF _Toc226990288 \h </w:instrText>
+              <w:instrText xml:space="preserve"> PAGEREF _Toc228972081 \h </w:instrText>
             </w:r>
             <w:r>
               <w:rPr>
@@ -1290,7 +1290,7 @@
                 <w:noProof/>
                 <w:webHidden/>
               </w:rPr>
-              <w:t>14</w:t>
+              <w:t>13</w:t>
             </w:r>
             <w:r>
               <w:rPr>
@@ -1316,7 +1316,7 @@
               <w:lang w:eastAsia="es-CO"/>
             </w:rPr>
           </w:pPr>
-          <w:hyperlink w:anchor="_Toc226990289" w:history="1">
+          <w:hyperlink w:anchor="_Toc228972082" w:history="1">
             <w:r>
               <w:rPr>
                 <w:rStyle w:val="Hipervnculo"/>
@@ -1360,7 +1360,7 @@
                 <w:noProof/>
                 <w:webHidden/>
               </w:rPr>
-              <w:instrText xml:space="preserve"> PAGEREF _Toc226990289 \h </w:instrText>
+              <w:instrText xml:space="preserve"> PAGEREF _Toc228972082 \h </w:instrText>
             </w:r>
             <w:r>
               <w:rPr>
@@ -1380,7 +1380,7 @@
                 <w:noProof/>
                 <w:webHidden/>
               </w:rPr>
-              <w:t>20</w:t>
+              <w:t>19</w:t>
             </w:r>
             <w:r>
               <w:rPr>
@@ -1402,7 +1402,7 @@
               <w:lang w:eastAsia="es-CO"/>
             </w:rPr>
           </w:pPr>
-          <w:hyperlink w:anchor="_Toc226990290" w:history="1">
+          <w:hyperlink w:anchor="_Toc228972083" w:history="1">
             <w:r>
               <w:rPr>
                 <w:rStyle w:val="Hipervnculo"/>
@@ -1446,7 +1446,7 @@
                 <w:noProof/>
                 <w:webHidden/>
               </w:rPr>
-              <w:instrText xml:space="preserve"> PAGEREF _Toc226990290 \h </w:instrText>
+              <w:instrText xml:space="preserve"> PAGEREF _Toc228972083 \h </w:instrText>
             </w:r>
             <w:r>
               <w:rPr>
@@ -1466,7 +1466,7 @@
                 <w:noProof/>
                 <w:webHidden/>
               </w:rPr>
-              <w:t>20</w:t>
+              <w:t>19</w:t>
             </w:r>
             <w:r>
               <w:rPr>
@@ -1488,7 +1488,7 @@
               <w:lang w:eastAsia="es-CO"/>
             </w:rPr>
           </w:pPr>
-          <w:hyperlink w:anchor="_Toc226990291" w:history="1">
+          <w:hyperlink w:anchor="_Toc228972084" w:history="1">
             <w:r>
               <w:rPr>
                 <w:rStyle w:val="Hipervnculo"/>
@@ -1532,7 +1532,7 @@
                 <w:noProof/>
                 <w:webHidden/>
               </w:rPr>
-              <w:instrText xml:space="preserve"> PAGEREF _Toc226990291 \h </w:instrText>
+              <w:instrText xml:space="preserve"> PAGEREF _Toc228972084 \h </w:instrText>
             </w:r>
             <w:r>
               <w:rPr>
@@ -1552,7 +1552,7 @@
                 <w:noProof/>
                 <w:webHidden/>
               </w:rPr>
-              <w:t>20</w:t>
+              <w:t>19</w:t>
             </w:r>
             <w:r>
               <w:rPr>
@@ -1574,7 +1574,7 @@
               <w:lang w:eastAsia="es-CO"/>
             </w:rPr>
           </w:pPr>
-          <w:hyperlink w:anchor="_Toc226990292" w:history="1">
+          <w:hyperlink w:anchor="_Toc228972085" w:history="1">
             <w:r>
               <w:rPr>
                 <w:rStyle w:val="Hipervnculo"/>
@@ -1597,7 +1597,7 @@
                 <w:rStyle w:val="Hipervnculo"/>
                 <w:noProof/>
               </w:rPr>
-              <w:t>Aplicabilidad</w:t>
+              <w:t>Interpretación</w:t>
             </w:r>
             <w:r>
               <w:rPr>
@@ -1618,7 +1618,7 @@
                 <w:noProof/>
                 <w:webHidden/>
               </w:rPr>
-              <w:instrText xml:space="preserve"> PAGEREF _Toc226990292 \h </w:instrText>
+              <w:instrText xml:space="preserve"> PAGEREF _Toc228972085 \h </w:instrText>
             </w:r>
             <w:r>
               <w:rPr>
@@ -1638,7 +1638,7 @@
                 <w:noProof/>
                 <w:webHidden/>
               </w:rPr>
-              <w:t>23</w:t>
+              <w:t>22</w:t>
             </w:r>
             <w:r>
               <w:rPr>
@@ -1660,7 +1660,7 @@
               <w:lang w:eastAsia="es-CO"/>
             </w:rPr>
           </w:pPr>
-          <w:hyperlink w:anchor="_Toc226990293" w:history="1">
+          <w:hyperlink w:anchor="_Toc228972086" w:history="1">
             <w:r>
               <w:rPr>
                 <w:rStyle w:val="Hipervnculo"/>
@@ -1704,7 +1704,7 @@
                 <w:noProof/>
                 <w:webHidden/>
               </w:rPr>
-              <w:instrText xml:space="preserve"> PAGEREF _Toc226990293 \h </w:instrText>
+              <w:instrText xml:space="preserve"> PAGEREF _Toc228972086 \h </w:instrText>
             </w:r>
             <w:r>
               <w:rPr>
@@ -1724,7 +1724,7 @@
                 <w:noProof/>
                 <w:webHidden/>
               </w:rPr>
-              <w:t>23</w:t>
+              <w:t>22</w:t>
             </w:r>
             <w:r>
               <w:rPr>
@@ -1746,7 +1746,7 @@
               <w:lang w:eastAsia="es-CO"/>
             </w:rPr>
           </w:pPr>
-          <w:hyperlink w:anchor="_Toc226990294" w:history="1">
+          <w:hyperlink w:anchor="_Toc228972087" w:history="1">
             <w:r>
               <w:rPr>
                 <w:rStyle w:val="Hipervnculo"/>
@@ -1790,7 +1790,7 @@
                 <w:noProof/>
                 <w:webHidden/>
               </w:rPr>
-              <w:instrText xml:space="preserve"> PAGEREF _Toc226990294 \h </w:instrText>
+              <w:instrText xml:space="preserve"> PAGEREF _Toc228972087 \h </w:instrText>
             </w:r>
             <w:r>
               <w:rPr>
@@ -1810,7 +1810,7 @@
                 <w:noProof/>
                 <w:webHidden/>
               </w:rPr>
-              <w:t>23</w:t>
+              <w:t>22</w:t>
             </w:r>
             <w:r>
               <w:rPr>
@@ -1836,7 +1836,7 @@
               <w:lang w:eastAsia="es-CO"/>
             </w:rPr>
           </w:pPr>
-          <w:hyperlink w:anchor="_Toc226990295" w:history="1">
+          <w:hyperlink w:anchor="_Toc228972088" w:history="1">
             <w:r>
               <w:rPr>
                 <w:rStyle w:val="Hipervnculo"/>
@@ -1896,7 +1896,7 @@
                 <w:noProof/>
                 <w:webHidden/>
               </w:rPr>
-              <w:instrText xml:space="preserve"> PAGEREF _Toc226990295 \h </w:instrText>
+              <w:instrText xml:space="preserve"> PAGEREF _Toc228972088 \h </w:instrText>
             </w:r>
             <w:r>
               <w:rPr>
@@ -1916,7 +1916,7 @@
                 <w:noProof/>
                 <w:webHidden/>
               </w:rPr>
-              <w:t>27</w:t>
+              <w:t>26</w:t>
             </w:r>
             <w:r>
               <w:rPr>
@@ -1938,7 +1938,7 @@
               <w:lang w:eastAsia="es-CO"/>
             </w:rPr>
           </w:pPr>
-          <w:hyperlink w:anchor="_Toc226990296" w:history="1">
+          <w:hyperlink w:anchor="_Toc228972089" w:history="1">
             <w:r>
               <w:rPr>
                 <w:rStyle w:val="Hipervnculo"/>
@@ -1982,7 +1982,7 @@
                 <w:noProof/>
                 <w:webHidden/>
               </w:rPr>
-              <w:instrText xml:space="preserve"> PAGEREF _Toc226990296 \h </w:instrText>
+              <w:instrText xml:space="preserve"> PAGEREF _Toc228972089 \h </w:instrText>
             </w:r>
             <w:r>
               <w:rPr>
@@ -2002,7 +2002,7 @@
                 <w:noProof/>
                 <w:webHidden/>
               </w:rPr>
-              <w:t>27</w:t>
+              <w:t>26</w:t>
             </w:r>
             <w:r>
               <w:rPr>
@@ -2024,7 +2024,7 @@
               <w:lang w:eastAsia="es-CO"/>
             </w:rPr>
           </w:pPr>
-          <w:hyperlink w:anchor="_Toc226990297" w:history="1">
+          <w:hyperlink w:anchor="_Toc228972090" w:history="1">
             <w:r>
               <w:rPr>
                 <w:rStyle w:val="Hipervnculo"/>
@@ -2068,7 +2068,7 @@
                 <w:noProof/>
                 <w:webHidden/>
               </w:rPr>
-              <w:instrText xml:space="preserve"> PAGEREF _Toc226990297 \h </w:instrText>
+              <w:instrText xml:space="preserve"> PAGEREF _Toc228972090 \h </w:instrText>
             </w:r>
             <w:r>
               <w:rPr>
@@ -2088,7 +2088,7 @@
                 <w:noProof/>
                 <w:webHidden/>
               </w:rPr>
-              <w:t>30</w:t>
+              <w:t>29</w:t>
             </w:r>
             <w:r>
               <w:rPr>
@@ -2110,7 +2110,7 @@
               <w:lang w:eastAsia="es-CO"/>
             </w:rPr>
           </w:pPr>
-          <w:hyperlink w:anchor="_Toc226990298" w:history="1">
+          <w:hyperlink w:anchor="_Toc228972091" w:history="1">
             <w:r>
               <w:rPr>
                 <w:rStyle w:val="Hipervnculo"/>
@@ -2154,7 +2154,7 @@
                 <w:noProof/>
                 <w:webHidden/>
               </w:rPr>
-              <w:instrText xml:space="preserve"> PAGEREF _Toc226990298 \h </w:instrText>
+              <w:instrText xml:space="preserve"> PAGEREF _Toc228972091 \h </w:instrText>
             </w:r>
             <w:r>
               <w:rPr>
@@ -2174,7 +2174,7 @@
                 <w:noProof/>
                 <w:webHidden/>
               </w:rPr>
-              <w:t>31</w:t>
+              <w:t>30</w:t>
             </w:r>
             <w:r>
               <w:rPr>
@@ -2200,7 +2200,7 @@
               <w:lang w:eastAsia="es-CO"/>
             </w:rPr>
           </w:pPr>
-          <w:hyperlink w:anchor="_Toc226990299" w:history="1">
+          <w:hyperlink w:anchor="_Toc228972092" w:history="1">
             <w:r>
               <w:rPr>
                 <w:rStyle w:val="Hipervnculo"/>
@@ -2244,7 +2244,7 @@
                 <w:noProof/>
                 <w:webHidden/>
               </w:rPr>
-              <w:instrText xml:space="preserve"> PAGEREF _Toc226990299 \h </w:instrText>
+              <w:instrText xml:space="preserve"> PAGEREF _Toc228972092 \h </w:instrText>
             </w:r>
             <w:r>
               <w:rPr>
@@ -2264,7 +2264,7 @@
                 <w:noProof/>
                 <w:webHidden/>
               </w:rPr>
-              <w:t>34</w:t>
+              <w:t>33</w:t>
             </w:r>
             <w:r>
               <w:rPr>
@@ -2286,7 +2286,7 @@
               <w:lang w:eastAsia="es-CO"/>
             </w:rPr>
           </w:pPr>
-          <w:hyperlink w:anchor="_Toc226990300" w:history="1">
+          <w:hyperlink w:anchor="_Toc228972093" w:history="1">
             <w:r>
               <w:rPr>
                 <w:rStyle w:val="Hipervnculo"/>
@@ -2330,7 +2330,7 @@
                 <w:noProof/>
                 <w:webHidden/>
               </w:rPr>
-              <w:instrText xml:space="preserve"> PAGEREF _Toc226990300 \h </w:instrText>
+              <w:instrText xml:space="preserve"> PAGEREF _Toc228972093 \h </w:instrText>
             </w:r>
             <w:r>
               <w:rPr>
@@ -2350,7 +2350,7 @@
                 <w:noProof/>
                 <w:webHidden/>
               </w:rPr>
-              <w:t>34</w:t>
+              <w:t>33</w:t>
             </w:r>
             <w:r>
               <w:rPr>
@@ -2372,7 +2372,7 @@
               <w:lang w:eastAsia="es-CO"/>
             </w:rPr>
           </w:pPr>
-          <w:hyperlink w:anchor="_Toc226990301" w:history="1">
+          <w:hyperlink w:anchor="_Toc228972094" w:history="1">
             <w:r>
               <w:rPr>
                 <w:rStyle w:val="Hipervnculo"/>
@@ -2416,7 +2416,7 @@
                 <w:noProof/>
                 <w:webHidden/>
               </w:rPr>
-              <w:instrText xml:space="preserve"> PAGEREF _Toc226990301 \h </w:instrText>
+              <w:instrText xml:space="preserve"> PAGEREF _Toc228972094 \h </w:instrText>
             </w:r>
             <w:r>
               <w:rPr>
@@ -2436,7 +2436,7 @@
                 <w:noProof/>
                 <w:webHidden/>
               </w:rPr>
-              <w:t>36</w:t>
+              <w:t>35</w:t>
             </w:r>
             <w:r>
               <w:rPr>
@@ -2461,7 +2461,7 @@
               <w:lang w:eastAsia="es-CO"/>
             </w:rPr>
           </w:pPr>
-          <w:hyperlink w:anchor="_Toc226990302" w:history="1">
+          <w:hyperlink w:anchor="_Toc228972095" w:history="1">
             <w:r>
               <w:rPr>
                 <w:rStyle w:val="Hipervnculo"/>
@@ -2488,7 +2488,7 @@
                 <w:noProof/>
                 <w:webHidden/>
               </w:rPr>
-              <w:instrText xml:space="preserve"> PAGEREF _Toc226990302 \h </w:instrText>
+              <w:instrText xml:space="preserve"> PAGEREF _Toc228972095 \h </w:instrText>
             </w:r>
             <w:r>
               <w:rPr>
@@ -2508,7 +2508,7 @@
                 <w:noProof/>
                 <w:webHidden/>
               </w:rPr>
-              <w:t>41</w:t>
+              <w:t>40</w:t>
             </w:r>
             <w:r>
               <w:rPr>
@@ -2533,7 +2533,7 @@
               <w:lang w:eastAsia="es-CO"/>
             </w:rPr>
           </w:pPr>
-          <w:hyperlink w:anchor="_Toc226990303" w:history="1">
+          <w:hyperlink w:anchor="_Toc228972096" w:history="1">
             <w:r>
               <w:rPr>
                 <w:rStyle w:val="Hipervnculo"/>
@@ -2560,7 +2560,7 @@
                 <w:noProof/>
                 <w:webHidden/>
               </w:rPr>
-              <w:instrText xml:space="preserve"> PAGEREF _Toc226990303 \h </w:instrText>
+              <w:instrText xml:space="preserve"> PAGEREF _Toc228972096 \h </w:instrText>
             </w:r>
             <w:r>
               <w:rPr>
@@ -2580,7 +2580,7 @@
                 <w:noProof/>
                 <w:webHidden/>
               </w:rPr>
-              <w:t>42</w:t>
+              <w:t>41</w:t>
             </w:r>
             <w:r>
               <w:rPr>
@@ -2605,7 +2605,7 @@
               <w:lang w:eastAsia="es-CO"/>
             </w:rPr>
           </w:pPr>
-          <w:hyperlink w:anchor="_Toc226990304" w:history="1">
+          <w:hyperlink w:anchor="_Toc228972097" w:history="1">
             <w:r>
               <w:rPr>
                 <w:rStyle w:val="Hipervnculo"/>
@@ -2632,7 +2632,7 @@
                 <w:noProof/>
                 <w:webHidden/>
               </w:rPr>
-              <w:instrText xml:space="preserve"> PAGEREF _Toc226990304 \h </w:instrText>
+              <w:instrText xml:space="preserve"> PAGEREF _Toc228972097 \h </w:instrText>
             </w:r>
             <w:r>
               <w:rPr>
@@ -2652,7 +2652,7 @@
                 <w:noProof/>
                 <w:webHidden/>
               </w:rPr>
-              <w:t>45</w:t>
+              <w:t>44</w:t>
             </w:r>
             <w:r>
               <w:rPr>
@@ -2677,7 +2677,7 @@
               <w:lang w:eastAsia="es-CO"/>
             </w:rPr>
           </w:pPr>
-          <w:hyperlink w:anchor="_Toc226990305" w:history="1">
+          <w:hyperlink w:anchor="_Toc228972098" w:history="1">
             <w:r>
               <w:rPr>
                 <w:rStyle w:val="Hipervnculo"/>
@@ -2704,7 +2704,7 @@
                 <w:noProof/>
                 <w:webHidden/>
               </w:rPr>
-              <w:instrText xml:space="preserve"> PAGEREF _Toc226990305 \h </w:instrText>
+              <w:instrText xml:space="preserve"> PAGEREF _Toc228972098 \h </w:instrText>
             </w:r>
             <w:r>
               <w:rPr>
@@ -2724,7 +2724,7 @@
                 <w:noProof/>
                 <w:webHidden/>
               </w:rPr>
-              <w:t>47</w:t>
+              <w:t>46</w:t>
             </w:r>
             <w:r>
               <w:rPr>
@@ -2769,7 +2769,7 @@
       <w:pPr>
         <w:pStyle w:val="Titulosgenerales"/>
       </w:pPr>
-      <w:bookmarkStart w:id="0" w:name="_Toc226990281"/>
+      <w:bookmarkStart w:id="0" w:name="_Toc228972074"/>
       <w:r>
         <w:lastRenderedPageBreak/>
         <w:t>Introducción</w:t>
@@ -2829,319 +2829,9 @@
     </w:p>
     <w:p>
       <w:pPr>
-        <w:pStyle w:val="Video"/>
-        <w:ind w:firstLine="0"/>
-      </w:pPr>
-      <w:r>
-        <w:lastRenderedPageBreak/>
-        <w:t xml:space="preserve">Métricas del </w:t>
-      </w:r>
-      <w:r>
-        <w:rPr>
-          <w:rStyle w:val="Extranjerismo"/>
-        </w:rPr>
-        <w:t>marketing</w:t>
-      </w:r>
-      <w:r>
-        <w:t xml:space="preserve"> digital</w:t>
-      </w:r>
-    </w:p>
-    <w:p>
-      <w:r>
-        <w:t xml:space="preserve">              </w:t>
-      </w:r>
-      <w:r>
-        <w:t xml:space="preserve">      </w:t>
-      </w:r>
-      <w:r>
-        <w:rPr>
-          <w:noProof/>
-        </w:rPr>
-        <w:drawing>
-          <wp:inline distT="0" distB="0" distL="0" distR="0" wp14:anchorId="5BA76D42" wp14:editId="573BF0FA">
-            <wp:extent cx="3902149" cy="2194078"/>
-            <wp:effectExtent l="0" t="0" r="3175" b="0"/>
-            <wp:docPr id="2" name="Imagen 2">
-              <a:extLst xmlns:a="http://schemas.openxmlformats.org/drawingml/2006/main">
-                <a:ext uri="{C183D7F6-B498-43B3-948B-1728B52AA6E4}">
-                  <adec:decorative xmlns:adec="http://schemas.microsoft.com/office/drawing/2017/decorative" val="1"/>
-                </a:ext>
-              </a:extLst>
-            </wp:docPr>
-            <wp:cNvGraphicFramePr>
-              <a:graphicFrameLocks xmlns:a="http://schemas.openxmlformats.org/drawingml/2006/main" noChangeAspect="1"/>
-            </wp:cNvGraphicFramePr>
-            <a:graphic xmlns:a="http://schemas.openxmlformats.org/drawingml/2006/main">
-              <a:graphicData uri="http://schemas.openxmlformats.org/drawingml/2006/picture">
-                <pic:pic xmlns:pic="http://schemas.openxmlformats.org/drawingml/2006/picture">
-                  <pic:nvPicPr>
-                    <pic:cNvPr id="2" name="Imagen 2">
-                      <a:extLst>
-                        <a:ext uri="{C183D7F6-B498-43B3-948B-1728B52AA6E4}">
-                          <adec:decorative xmlns:adec="http://schemas.microsoft.com/office/drawing/2017/decorative" val="1"/>
-                        </a:ext>
-                      </a:extLst>
-                    </pic:cNvPr>
-                    <pic:cNvPicPr>
-                      <a:picLocks noChangeAspect="1" noChangeArrowheads="1"/>
-                    </pic:cNvPicPr>
-                  </pic:nvPicPr>
-                  <pic:blipFill>
-                    <a:blip r:embed="rId13" cstate="print">
-                      <a:extLst>
-                        <a:ext uri="{28A0092B-C50C-407E-A947-70E740481C1C}">
-                          <a14:useLocalDpi xmlns:a14="http://schemas.microsoft.com/office/drawing/2010/main" val="0"/>
-                        </a:ext>
-                      </a:extLst>
-                    </a:blip>
-                    <a:srcRect/>
-                    <a:stretch>
-                      <a:fillRect/>
-                    </a:stretch>
-                  </pic:blipFill>
-                  <pic:spPr bwMode="auto">
-                    <a:xfrm>
-                      <a:off x="0" y="0"/>
-                      <a:ext cx="3932723" cy="2211269"/>
-                    </a:xfrm>
-                    <a:prstGeom prst="rect">
-                      <a:avLst/>
-                    </a:prstGeom>
-                    <a:noFill/>
-                    <a:ln>
-                      <a:noFill/>
-                    </a:ln>
-                  </pic:spPr>
-                </pic:pic>
-              </a:graphicData>
-            </a:graphic>
-          </wp:inline>
-        </w:drawing>
-      </w:r>
-      <w:r>
-        <w:t xml:space="preserve">     </w:t>
-      </w:r>
-      <w:r>
-        <w:t xml:space="preserve">   </w:t>
-      </w:r>
-    </w:p>
-    <w:p>
-      <w:pPr>
-        <w:ind w:left="425"/>
-        <w:rPr>
-          <w:sz w:val="24"/>
-          <w:szCs w:val="24"/>
-        </w:rPr>
-      </w:pPr>
-      <w:r>
-        <w:rPr>
-          <w:b/>
-          <w:bCs/>
-          <w:sz w:val="24"/>
-          <w:szCs w:val="24"/>
-        </w:rPr>
-        <w:t xml:space="preserve">       </w:t>
-      </w:r>
-      <w:r>
-        <w:rPr>
-          <w:b/>
-          <w:bCs/>
-          <w:sz w:val="24"/>
-          <w:szCs w:val="24"/>
-        </w:rPr>
-        <w:t xml:space="preserve">   </w:t>
-      </w:r>
-      <w:r>
-        <w:rPr>
-          <w:b/>
-          <w:bCs/>
-          <w:sz w:val="24"/>
-          <w:szCs w:val="24"/>
-        </w:rPr>
-        <w:t xml:space="preserve">      </w:t>
-      </w:r>
-      <w:r>
-        <w:rPr>
-          <w:sz w:val="24"/>
-          <w:szCs w:val="24"/>
-        </w:rPr>
-        <w:t>Nota.</w:t>
-      </w:r>
-      <w:r>
-        <w:rPr>
-          <w:sz w:val="24"/>
-          <w:szCs w:val="24"/>
-        </w:rPr>
-        <w:t xml:space="preserve"> SENA, </w:t>
-      </w:r>
-      <w:r>
-        <w:rPr>
-          <w:sz w:val="24"/>
-          <w:szCs w:val="24"/>
-        </w:rPr>
-        <w:t>(</w:t>
-      </w:r>
-      <w:r>
-        <w:rPr>
-          <w:sz w:val="24"/>
-          <w:szCs w:val="24"/>
-        </w:rPr>
-        <w:t>202</w:t>
-      </w:r>
-      <w:r>
-        <w:rPr>
-          <w:sz w:val="24"/>
-          <w:szCs w:val="24"/>
-        </w:rPr>
-        <w:t>6)</w:t>
-      </w:r>
-      <w:r>
-        <w:rPr>
-          <w:sz w:val="24"/>
-          <w:szCs w:val="24"/>
-        </w:rPr>
-        <w:t>.</w:t>
-      </w:r>
-    </w:p>
-    <w:p>
-      <w:pPr>
-        <w:pStyle w:val="Video"/>
-        <w:numPr>
-          <w:ilvl w:val="0"/>
-          <w:numId w:val="0"/>
-        </w:numPr>
-        <w:ind w:left="1134"/>
-        <w:jc w:val="left"/>
-        <w:rPr>
-          <w:b/>
-          <w:lang w:val="es-419"/>
-        </w:rPr>
-      </w:pPr>
-      <w:r>
-        <w:t xml:space="preserve"> </w:t>
-      </w:r>
-      <w:r>
-        <w:t xml:space="preserve">                  </w:t>
-      </w:r>
-      <w:r>
-        <w:rPr>
-          <w:noProof/>
-        </w:rPr>
-        <w:t xml:space="preserve">           </w:t>
-      </w:r>
-      <w:r>
-        <w:rPr>
-          <w:b/>
-          <w:lang w:val="es-419"/>
-        </w:rPr>
-        <w:t>Enlace de reproducción del video</w:t>
-      </w:r>
-    </w:p>
-    <w:tbl>
-      <w:tblPr>
-        <w:tblStyle w:val="Tablaconcuadrcula"/>
-        <w:tblW w:w="0" w:type="auto"/>
-        <w:tblLook w:val="04A0" w:firstRow="1" w:lastRow="0" w:firstColumn="1" w:lastColumn="0" w:noHBand="0" w:noVBand="1"/>
-      </w:tblPr>
-      <w:tblGrid>
-        <w:gridCol w:w="9962"/>
-      </w:tblGrid>
-      <w:tr>
-        <w:tc>
-          <w:tcPr>
-            <w:tcW w:w="9962" w:type="dxa"/>
-          </w:tcPr>
-          <w:p>
-            <w:pPr>
-              <w:pStyle w:val="Video"/>
-              <w:numPr>
-                <w:ilvl w:val="0"/>
-                <w:numId w:val="0"/>
-              </w:numPr>
-              <w:ind w:left="306"/>
-              <w:jc w:val="left"/>
-              <w:rPr>
-                <w:b/>
-                <w:lang w:val="es-419"/>
-              </w:rPr>
-            </w:pPr>
-            <w:r>
-              <w:rPr>
-                <w:b/>
-                <w:lang w:val="es-419"/>
-              </w:rPr>
-              <w:t>Síntesis del video</w:t>
-            </w:r>
-            <w:r>
-              <w:t xml:space="preserve"> </w:t>
-            </w:r>
-            <w:r>
-              <w:rPr>
-                <w:bCs/>
-                <w:lang w:val="es-419"/>
-              </w:rPr>
-              <w:t xml:space="preserve">Métricas del </w:t>
-            </w:r>
-            <w:r>
-              <w:rPr>
-                <w:rStyle w:val="Extranjerismo"/>
-                <w:lang w:val="es-419"/>
-              </w:rPr>
-              <w:t>marketing</w:t>
-            </w:r>
-            <w:r>
-              <w:rPr>
-                <w:bCs/>
-                <w:lang w:val="es-419"/>
-              </w:rPr>
-              <w:t xml:space="preserve"> digital</w:t>
-            </w:r>
-          </w:p>
-        </w:tc>
-      </w:tr>
-      <w:tr>
-        <w:tc>
-          <w:tcPr>
-            <w:tcW w:w="9962" w:type="dxa"/>
-          </w:tcPr>
-          <w:p>
-            <w:r>
-              <w:t>Estimado aprendiz, bienvenido al componente formativo Metales, insumos y cálculos para aleaciones, un espacio donde desarrollará las competencias necesarias para reconocer metales preciosos, seleccionar insumos adecuados y realizar cálculos que permiten proyectar aleaciones acordes con los requerimientos del cliente.</w:t>
-            </w:r>
-          </w:p>
-          <w:p>
-            <w:pPr>
-              <w:rPr>
-                <w:lang w:val="es-419"/>
-              </w:rPr>
-            </w:pPr>
-            <w:r>
-              <w:t xml:space="preserve"> </w:t>
-            </w:r>
-          </w:p>
-        </w:tc>
-      </w:tr>
-    </w:tbl>
-    <w:p>
-      <w:pPr>
-        <w:spacing w:before="0" w:after="160" w:line="259" w:lineRule="auto"/>
-        <w:ind w:firstLine="0"/>
-        <w:rPr>
-          <w:lang w:val="es-419" w:eastAsia="es-CO"/>
-        </w:rPr>
-      </w:pPr>
-      <w:r>
-        <w:rPr>
-          <w:lang w:val="es-419" w:eastAsia="es-CO"/>
-        </w:rPr>
-        <w:br w:type="page"/>
-      </w:r>
-    </w:p>
-    <w:p>
-      <w:pPr>
         <w:pStyle w:val="Ttulo1"/>
       </w:pPr>
-      <w:bookmarkStart w:id="1" w:name="_Toc226990282"/>
+      <w:bookmarkStart w:id="1" w:name="_Toc228972075"/>
       <w:r>
         <w:lastRenderedPageBreak/>
         <w:t xml:space="preserve">Web </w:t>
@@ -3188,7 +2878,7 @@
       <w:pPr>
         <w:pStyle w:val="Ttulo2"/>
       </w:pPr>
-      <w:bookmarkStart w:id="2" w:name="_Toc226990283"/>
+      <w:bookmarkStart w:id="2" w:name="_Toc228972076"/>
       <w:r>
         <w:t>Concepto</w:t>
       </w:r>
@@ -3245,6 +2935,7 @@
         </w:rPr>
         <w:t xml:space="preserve"> digital, ya que traduce los objetivos planteados (alcance, </w:t>
       </w:r>
+      <w:proofErr w:type="spellStart"/>
       <w:r>
         <w:rPr>
           <w:rStyle w:val="Extranjerismo"/>
@@ -3252,6 +2943,7 @@
         </w:rPr>
         <w:t>engagement</w:t>
       </w:r>
+      <w:proofErr w:type="spellEnd"/>
       <w:r>
         <w:rPr>
           <w:lang w:val="es-419" w:eastAsia="es-CO"/>
@@ -3263,7 +2955,7 @@
       <w:pPr>
         <w:pStyle w:val="Ttulo2"/>
       </w:pPr>
-      <w:bookmarkStart w:id="3" w:name="_Toc226990284"/>
+      <w:bookmarkStart w:id="3" w:name="_Toc228972077"/>
       <w:r>
         <w:lastRenderedPageBreak/>
         <w:t>Metodología</w:t>
@@ -3586,8 +3278,23 @@
         <w:rPr>
           <w:lang w:val="es-419" w:eastAsia="es-CO"/>
         </w:rPr>
-        <w:t xml:space="preserve">La empresa Rappi analiza semanalmente el comportamiento de sus publicaciones en Instagram. Si detecta que los contenidos en formato </w:t>
-      </w:r>
+        <w:t xml:space="preserve">La empresa </w:t>
+      </w:r>
+      <w:proofErr w:type="spellStart"/>
+      <w:r>
+        <w:rPr>
+          <w:lang w:val="es-419" w:eastAsia="es-CO"/>
+        </w:rPr>
+        <w:t>Rappi</w:t>
+      </w:r>
+      <w:proofErr w:type="spellEnd"/>
+      <w:r>
+        <w:rPr>
+          <w:lang w:val="es-419" w:eastAsia="es-CO"/>
+        </w:rPr>
+        <w:t xml:space="preserve"> analiza semanalmente el comportamiento de sus publicaciones en Instagram. Si detecta que los contenidos en formato </w:t>
+      </w:r>
+      <w:proofErr w:type="spellStart"/>
       <w:r>
         <w:rPr>
           <w:rStyle w:val="Extranjerismo"/>
@@ -3595,6 +3302,7 @@
         </w:rPr>
         <w:t>reel</w:t>
       </w:r>
+      <w:proofErr w:type="spellEnd"/>
       <w:r>
         <w:rPr>
           <w:lang w:val="es-419" w:eastAsia="es-CO"/>
@@ -3738,6 +3446,36 @@
           <w:lang w:val="es-419" w:eastAsia="es-CO"/>
         </w:rPr>
         <w:t xml:space="preserve"> digital.</w:t>
+      </w:r>
+    </w:p>
+    <w:p>
+      <w:pPr>
+        <w:rPr>
+          <w:b/>
+          <w:bCs/>
+          <w:lang w:val="es-419" w:eastAsia="es-CO"/>
+        </w:rPr>
+      </w:pPr>
+      <w:r>
+        <w:rPr>
+          <w:b/>
+          <w:bCs/>
+          <w:lang w:val="es-419" w:eastAsia="es-CO"/>
+        </w:rPr>
+        <w:t>¿Sabías qué?</w:t>
+      </w:r>
+    </w:p>
+    <w:p>
+      <w:pPr>
+        <w:rPr>
+          <w:lang w:val="es-419" w:eastAsia="es-CO"/>
+        </w:rPr>
+      </w:pPr>
+      <w:r>
+        <w:rPr>
+          <w:lang w:val="es-419" w:eastAsia="es-CO"/>
+        </w:rPr>
+        <w:t>Lo invitamos a escuchar el siguiente pódcast:</w:t>
       </w:r>
     </w:p>
     <w:tbl>
@@ -3766,19 +3504,7 @@
                 <w:bCs/>
                 <w:lang w:val="es-419"/>
               </w:rPr>
-              <w:t>Tema del programa</w:t>
-            </w:r>
-            <w:r>
-              <w:rPr>
-                <w:lang w:val="es-419"/>
-              </w:rPr>
-              <w:t>:</w:t>
-            </w:r>
-            <w:r>
-              <w:rPr>
-                <w:lang w:val="es-419"/>
-              </w:rPr>
-              <w:t xml:space="preserve"> </w:t>
+              <w:t>Transcripción del p</w:t>
             </w:r>
             <w:r>
               <w:rPr>
@@ -3786,7 +3512,7 @@
                 <w:bCs/>
                 <w:lang w:val="es-419"/>
               </w:rPr>
-              <w:t>Pódcast</w:t>
+              <w:t>ódcast</w:t>
             </w:r>
             <w:r>
               <w:rPr>
@@ -3817,79 +3543,131 @@
           </w:tcPr>
           <w:p>
             <w:r>
-              <w:t>CARLOS: Bienvenidos a nuestro primer episodio sobre analítica web, donde aprenderemos a interpretar datos y mejorar nuestra presencia digital.</w:t>
-            </w:r>
-          </w:p>
-          <w:p>
-            <w:r>
+              <w:t>CAROLINA</w:t>
+            </w:r>
+            <w:r>
+              <w:t>: Bienvenidos a nuestro primer episodio sobre analítica web, donde aprenderemos a interpretar datos y mejorar nuestra presencia digital.</w:t>
+            </w:r>
+          </w:p>
+          <w:p>
+            <w:r>
+              <w:lastRenderedPageBreak/>
               <w:t>KEVIN: ¡Hola, hola! Hoy descubriré si los números de mi página web realmente sirven para algo… o solo para dar dolor de cabeza.</w:t>
             </w:r>
           </w:p>
           <w:p>
             <w:r>
+              <w:t>CAROLINA</w:t>
+            </w:r>
+            <w:r>
+              <w:t>: Tranquilo, Kevin. La analítica web es como tener un mapa que te indica por dónde van tus visitantes y qué acciones están funcionando en tu sitio. Qué tal si empezamos.</w:t>
+            </w:r>
+          </w:p>
+          <w:p>
+            <w:r>
+              <w:t xml:space="preserve">KEVIN: </w:t>
+            </w:r>
+            <w:r>
+              <w:t>Carolina</w:t>
+            </w:r>
+            <w:r>
+              <w:t xml:space="preserve">, he escuchado mucho sobre Google </w:t>
+            </w:r>
+            <w:proofErr w:type="spellStart"/>
+            <w:r>
+              <w:t>Analytics</w:t>
+            </w:r>
+            <w:proofErr w:type="spellEnd"/>
+            <w:r>
+              <w:t xml:space="preserve">, </w:t>
+            </w:r>
+            <w:proofErr w:type="spellStart"/>
+            <w:r>
+              <w:t>Hotjar</w:t>
+            </w:r>
+            <w:proofErr w:type="spellEnd"/>
+            <w:r>
+              <w:t xml:space="preserve"> y otras herramientas… ¿pero, ¿qué es realmente la analítica web?</w:t>
+            </w:r>
+          </w:p>
+          <w:p>
+            <w:r>
+              <w:t>CAROLINA</w:t>
+            </w:r>
+            <w:r>
+              <w:t>: Es el proceso de recoger, medir y analizar datos de un sitio web para entender el comportamiento de los usuarios y tomar decisiones que optimicen la experiencia y los resultados de negocio.</w:t>
+            </w:r>
+          </w:p>
+          <w:p>
+            <w:r>
+              <w:t xml:space="preserve">KEVIN: </w:t>
+            </w:r>
+            <w:proofErr w:type="spellStart"/>
+            <w:r>
+              <w:t>Ahhh</w:t>
+            </w:r>
+            <w:proofErr w:type="spellEnd"/>
+            <w:r>
+              <w:t>… o sea que si solo miro cuántas visitas tengo, no estoy haciendo analítica, ¿verdad?</w:t>
+            </w:r>
+          </w:p>
+          <w:p>
+            <w:r>
+              <w:t>CAROLINA</w:t>
+            </w:r>
+            <w:r>
+              <w:t>: Exactamente, Kevin. Analizar implica profundizar: entender de dónde vienen los usuarios, qué páginas visitan, cuánto tiempo permanecen, y qué acciones realizan como compras, registros o descargas.</w:t>
+            </w:r>
+          </w:p>
+          <w:p>
+            <w:r>
+              <w:t>KEVIN: ¡Suena complejo! ¿Cómo empiezo sin perderme en números?</w:t>
+            </w:r>
+          </w:p>
+          <w:p>
+            <w:r>
+              <w:t>CAROLINA</w:t>
+            </w:r>
+            <w:r>
+              <w:t>: Primero debes definir objetivos claros. Por ejemplo: aumentar ventas en línea, mejorar la tasa de conversión o incrementar registros en un formulario. Cada métrica que recojas debe estar alineada con un objetivo.</w:t>
+            </w:r>
+          </w:p>
+          <w:p>
+            <w:r>
+              <w:t>KEVIN: Entonces, no todos los datos valen igual… hay que priorizar.</w:t>
+            </w:r>
+          </w:p>
+          <w:p>
+            <w:r>
               <w:lastRenderedPageBreak/>
-              <w:t>CARLOS: Tranquilo, Kevin. La analítica web es como tener un mapa que te indica por dónde van tus visitantes y qué acciones están funcionando en tu sitio. Qué tal si empezamos.</w:t>
-            </w:r>
-          </w:p>
-          <w:p>
-            <w:r>
-              <w:t>KEVIN: Carlos, he escuchado mucho sobre Google Analytics, Hotjar y otras herramientas… ¿pero, ¿qué es realmente la analítica web?</w:t>
-            </w:r>
-          </w:p>
-          <w:p>
-            <w:r>
-              <w:t>CARLOS: Es el proceso de recoger, medir y analizar datos de un sitio web para entender el comportamiento de los usuarios y tomar decisiones que optimicen la experiencia y los resultados de negocio.</w:t>
-            </w:r>
-          </w:p>
-          <w:p>
-            <w:r>
-              <w:t>KEVIN: Ahhh… o sea que si solo miro cuántas visitas tengo, no estoy haciendo analítica, ¿verdad?</w:t>
-            </w:r>
-          </w:p>
-          <w:p>
-            <w:r>
-              <w:t>CARLOS: Exactamente, Kevin. Analizar implica profundizar: entender de dónde vienen los usuarios, qué páginas visitan, cuánto tiempo permanecen, y qué acciones realizan como compras, registros o descargas.</w:t>
-            </w:r>
-          </w:p>
-          <w:p>
-            <w:r>
-              <w:t>KEVIN: ¡Suena complejo! ¿Cómo empiezo sin perderme en números?</w:t>
-            </w:r>
-          </w:p>
-          <w:p>
-            <w:r>
-              <w:t>CARLOS: Primero debes definir objetivos claros. Por ejemplo: aumentar ventas en línea, mejorar la tasa de conversión o incrementar registros en un formulario. Cada métrica que recojas debe estar alineada con un objetivo.</w:t>
-            </w:r>
-          </w:p>
-          <w:p>
-            <w:r>
-              <w:t>KEVIN: Entonces, no todos los datos valen igual… hay que priorizar.</w:t>
-            </w:r>
-          </w:p>
-          <w:p>
-            <w:r>
-              <w:t>CARLOS: Exacto. Algunas métricas clave son:</w:t>
-            </w:r>
-          </w:p>
-          <w:p>
-            <w:r>
-              <w:t>- Visitas o tráfico: cuántas personas llegan a tu sitio.</w:t>
-            </w:r>
-          </w:p>
-          <w:p>
-            <w:r>
-              <w:t>- Duración de la sesión: cuánto tiempo permanecen.</w:t>
-            </w:r>
-          </w:p>
-          <w:p>
-            <w:r>
-              <w:lastRenderedPageBreak/>
-              <w:t>- Tasa de rebote: porcentaje de usuarios que salen rápido.</w:t>
-            </w:r>
-          </w:p>
-          <w:p>
-            <w:r>
-              <w:t>- Conversiones: cuántos realizan la acción deseada.</w:t>
+              <w:t>CAROLINA</w:t>
+            </w:r>
+            <w:r>
+              <w:t>: Exacto. Algunas métricas clave son</w:t>
+            </w:r>
+            <w:r>
+              <w:t>: v</w:t>
+            </w:r>
+            <w:r>
+              <w:t>isitas o tráfico: cuántas personas llegan a tu sitio</w:t>
+            </w:r>
+            <w:r>
+              <w:t>; d</w:t>
+            </w:r>
+            <w:r>
+              <w:t>uración de la sesión: cuánto tiempo permanecen</w:t>
+            </w:r>
+            <w:r>
+              <w:t>; t</w:t>
+            </w:r>
+            <w:r>
+              <w:t>asa de rebote: porcentaje de usuarios que salen rápido</w:t>
+            </w:r>
+            <w:r>
+              <w:t>; c</w:t>
+            </w:r>
+            <w:r>
+              <w:t>onversiones: cuántos realizan la acción deseada.</w:t>
             </w:r>
           </w:p>
           <w:p>
@@ -3912,27 +3690,55 @@
           </w:p>
           <w:p>
             <w:r>
-              <w:t>CARLOS: Las más usadas son:</w:t>
-            </w:r>
-          </w:p>
-          <w:p>
-            <w:r>
-              <w:t>- Google Analytics: seguimiento de tráfico, conversiones y comportamiento.</w:t>
-            </w:r>
-          </w:p>
-          <w:p>
-            <w:r>
-              <w:t>- Hotjar: mapas de calor y grabaciones de usuarios.</w:t>
-            </w:r>
-          </w:p>
-          <w:p>
-            <w:r>
-              <w:t>- Google Tag Manager: administrar etiquetas y eventos sin tocar el código.</w:t>
-            </w:r>
-          </w:p>
-          <w:p>
-            <w:r>
-              <w:t>- Search Console: analizar posicionamiento en buscadores y errores técnicos.</w:t>
+              <w:t>CAROLINA</w:t>
+            </w:r>
+            <w:r>
+              <w:t>: Las más usadas son:</w:t>
+            </w:r>
+            <w:r>
+              <w:t xml:space="preserve"> </w:t>
+            </w:r>
+            <w:r>
+              <w:t xml:space="preserve">Google </w:t>
+            </w:r>
+            <w:proofErr w:type="spellStart"/>
+            <w:r>
+              <w:t>Analytics</w:t>
+            </w:r>
+            <w:proofErr w:type="spellEnd"/>
+            <w:r>
+              <w:t xml:space="preserve">: seguimiento de tráfico, conversiones y </w:t>
+            </w:r>
+            <w:proofErr w:type="gramStart"/>
+            <w:r>
+              <w:t>comportamiento</w:t>
+            </w:r>
+            <w:r>
+              <w:t xml:space="preserve">;  </w:t>
+            </w:r>
+            <w:proofErr w:type="spellStart"/>
+            <w:r>
+              <w:t>Hotjar</w:t>
+            </w:r>
+            <w:proofErr w:type="spellEnd"/>
+            <w:proofErr w:type="gramEnd"/>
+            <w:r>
+              <w:t>: mapas de calor y grabaciones de usuarios</w:t>
+            </w:r>
+            <w:r>
+              <w:t xml:space="preserve">; </w:t>
+            </w:r>
+            <w:r>
+              <w:t>Google Tag Manager: administrar etiquetas y eventos sin tocar el código</w:t>
+            </w:r>
+            <w:r>
+              <w:t xml:space="preserve">; </w:t>
+            </w:r>
+            <w:r>
+              <w:t>Search Console: analizar posicionamiento en buscadores y errores técnicos</w:t>
+            </w:r>
+            <w:r>
+              <w:t>.</w:t>
             </w:r>
           </w:p>
           <w:p>
@@ -3941,12 +3747,23 @@
             </w:r>
             <w:r>
               <w:tab/>
-              <w:t>: ¡Wow! Es como tener un superpoder para ver todo lo que hacen mis visitantes… casi como espías digitales.</w:t>
-            </w:r>
-          </w:p>
-          <w:p>
-            <w:r>
-              <w:t>CARLOS: Jajaja, sí, pero siempre con ética y respetando la privacidad de los usuarios. La idea es mejorar la experiencia y los resultados, no acosar a nadie.</w:t>
+              <w:t>: ¡</w:t>
+            </w:r>
+            <w:proofErr w:type="spellStart"/>
+            <w:r>
+              <w:t>Wow</w:t>
+            </w:r>
+            <w:proofErr w:type="spellEnd"/>
+            <w:r>
+              <w:t>! Es como tener un superpoder para ver todo lo que hacen mis visitantes… casi como espías digitales.</w:t>
+            </w:r>
+          </w:p>
+          <w:p>
+            <w:r>
+              <w:t>CAROLINA</w:t>
+            </w:r>
+            <w:r>
+              <w:t>: Jajaja, sí, pero siempre con ética y respetando la privacidad de los usuarios. La idea es mejorar la experiencia y los resultados, no acosar a nadie.</w:t>
             </w:r>
           </w:p>
           <w:p>
@@ -3960,41 +3777,48 @@
           </w:p>
           <w:p>
             <w:r>
-              <w:t>CARLOS: Te resumo en 4 pasos:</w:t>
-            </w:r>
-          </w:p>
-          <w:p>
-            <w:r>
-              <w:t>1. Definir objetivos: qué quieres lograr con tu sitio.</w:t>
-            </w:r>
-          </w:p>
-          <w:p>
-            <w:r>
-              <w:t>2. Medir métricas relevantes: tráfico, conversiones, comportamiento.</w:t>
+              <w:t>CAROLINA</w:t>
+            </w:r>
+            <w:r>
+              <w:t>: Te resumo en 4 pasos:</w:t>
+            </w:r>
+            <w:r>
+              <w:t xml:space="preserve"> uno, d</w:t>
+            </w:r>
+            <w:r>
+              <w:t>efinir objetivos: qué quieres lograr con tu sitio</w:t>
+            </w:r>
+            <w:r>
+              <w:t>; dos, m</w:t>
+            </w:r>
+            <w:r>
+              <w:t>edir métricas relevantes: tráfico, conversiones, comportamiento</w:t>
+            </w:r>
+            <w:r>
+              <w:t>; tres, a</w:t>
+            </w:r>
+            <w:r>
+              <w:t>nalizar resultados: identificar oportunidades, problemas y tendencias</w:t>
+            </w:r>
+            <w:r>
+              <w:t>; cuatro, a</w:t>
+            </w:r>
+            <w:r>
+              <w:t xml:space="preserve">ctuar y optimizar: tomar decisiones basadas en datos, ajustar contenido, diseño o estrategias de </w:t>
+            </w:r>
+            <w:r>
+              <w:rPr>
+                <w:rStyle w:val="Extranjerismo"/>
+              </w:rPr>
+              <w:t>marketing</w:t>
+            </w:r>
+            <w:r>
+              <w:t>.</w:t>
             </w:r>
           </w:p>
           <w:p>
             <w:r>
               <w:lastRenderedPageBreak/>
-              <w:t>3. Analizar resultados: identificar oportunidades, problemas y tendencias.</w:t>
-            </w:r>
-          </w:p>
-          <w:p>
-            <w:r>
-              <w:t xml:space="preserve">4. Actuar y optimizar: tomar decisiones basadas en datos, ajustar contenido, diseño o estrategias de </w:t>
-            </w:r>
-            <w:r>
-              <w:rPr>
-                <w:rStyle w:val="Extranjerismo"/>
-              </w:rPr>
-              <w:t>marketing</w:t>
-            </w:r>
-            <w:r>
-              <w:t>.</w:t>
-            </w:r>
-          </w:p>
-          <w:p>
-            <w:r>
               <w:t>KEVIN</w:t>
             </w:r>
             <w:r>
@@ -4004,7 +3828,10 @@
           </w:p>
           <w:p>
             <w:r>
-              <w:t>CARLOS: Exacto, Kevin. Y como en la cocina, si mezclas mal los ingredientes, el resultado no será bueno. Por eso medir y analizar correctamente es clave.</w:t>
+              <w:t>CAROLINA</w:t>
+            </w:r>
+            <w:r>
+              <w:t>: Exacto, Kevin. Y como en la cocina, si mezclas mal los ingredientes, el resultado no será bueno. Por eso medir y analizar correctamente es clave.</w:t>
             </w:r>
           </w:p>
           <w:p>
@@ -4018,7 +3845,10 @@
           </w:p>
           <w:p>
             <w:r>
-              <w:t>CARLOS: Así es. Interpretar los datos te permite mejorar la experiencia del usuario, aumentar conversiones y tomar decisiones inteligentes para tu negocio digital.</w:t>
+              <w:t>CAROLINA</w:t>
+            </w:r>
+            <w:r>
+              <w:t>: Así es. Interpretar los datos te permite mejorar la experiencia del usuario, aumentar conversiones y tomar decisiones inteligentes para tu negocio digital.</w:t>
             </w:r>
           </w:p>
           <w:p>
@@ -4032,7 +3862,10 @@
           </w:p>
           <w:p>
             <w:r>
-              <w:t>CARLOS: Exacto. Aplicar la metodología de analítica web transforma números en información útil y decisiones estratégicas.</w:t>
+              <w:t>CAROLINA</w:t>
+            </w:r>
+            <w:r>
+              <w:t>: Exacto. Aplicar la metodología de analítica web transforma números en información útil y decisiones estratégicas.</w:t>
             </w:r>
           </w:p>
           <w:p>
@@ -4042,7 +3875,10 @@
           </w:p>
           <w:p>
             <w:r>
-              <w:t xml:space="preserve">CARLOS: Gracias por acompañarnos. En el próximo episodio veremos cómo interpretar informes y crear </w:t>
+              <w:t>CAROLINA</w:t>
+            </w:r>
+            <w:r>
+              <w:t xml:space="preserve">: Gracias por acompañarnos. En el próximo episodio veremos cómo interpretar informes y crear </w:t>
             </w:r>
             <w:r>
               <w:rPr>
@@ -4056,7 +3892,6 @@
           </w:p>
           <w:p>
             <w:r>
-              <w:lastRenderedPageBreak/>
               <w:t>KEVIN: ¡Chao! Hoy nos vamos más analíticos jajaja</w:t>
             </w:r>
             <w:r>
@@ -4089,7 +3924,7 @@
         <w:lastRenderedPageBreak/>
         <w:t xml:space="preserve">Lo invitamos a revisar el siguiente video técnico que explica de manera clara qué es la analítica web, su propósito y cómo se utiliza para medir y optimizar el comportamiento de usuarios en entornos digitales, lo cual fundamenta el concepto y la metodología del tema: </w:t>
       </w:r>
-      <w:hyperlink r:id="rId14" w:history="1">
+      <w:hyperlink r:id="rId13" w:history="1">
         <w:r>
           <w:rPr>
             <w:rStyle w:val="Hipervnculo"/>
@@ -4138,7 +3973,7 @@
       <w:pPr>
         <w:pStyle w:val="Ttulo1"/>
       </w:pPr>
-      <w:bookmarkStart w:id="4" w:name="_Toc226990285"/>
+      <w:bookmarkStart w:id="4" w:name="_Toc228972078"/>
       <w:r>
         <w:lastRenderedPageBreak/>
         <w:t>M</w:t>
@@ -4177,7 +4012,7 @@
       <w:pPr>
         <w:pStyle w:val="Ttulo2"/>
       </w:pPr>
-      <w:bookmarkStart w:id="5" w:name="_Toc226990286"/>
+      <w:bookmarkStart w:id="5" w:name="_Toc228972079"/>
       <w:r>
         <w:t>Concepto</w:t>
       </w:r>
@@ -4197,7 +4032,6 @@
       </w:r>
       <w:r>
         <w:rPr>
-          <w:rStyle w:val="Extranjerismo"/>
           <w:lang w:val="es-419" w:eastAsia="es-CO"/>
         </w:rPr>
         <w:t>clics</w:t>
@@ -4306,7 +4140,7 @@
       <w:pPr>
         <w:pStyle w:val="Ttulo2"/>
       </w:pPr>
-      <w:bookmarkStart w:id="6" w:name="_Toc226990287"/>
+      <w:bookmarkStart w:id="6" w:name="_Toc228972080"/>
       <w:r>
         <w:t>Clases</w:t>
       </w:r>
@@ -4322,7 +4156,21 @@
         <w:rPr>
           <w:lang w:val="es-419" w:eastAsia="es-CO"/>
         </w:rPr>
-        <w:t xml:space="preserve">Las métricas en redes sociales no cumplen todas la misma función dentro de una estrategia digital. Cada una responde a un objetivo específico y aporta información distinta sobre el comportamiento del usuario. Por ello, es necesario clasificarlas según su finalidad estratégica, lo que facilita su correcta interpretación y evita confusiones en </w:t>
+        <w:t xml:space="preserve">Las métricas en redes sociales no cumplen </w:t>
+      </w:r>
+      <w:proofErr w:type="gramStart"/>
+      <w:r>
+        <w:rPr>
+          <w:lang w:val="es-419" w:eastAsia="es-CO"/>
+        </w:rPr>
+        <w:t>todas la misma función</w:t>
+      </w:r>
+      <w:proofErr w:type="gramEnd"/>
+      <w:r>
+        <w:rPr>
+          <w:lang w:val="es-419" w:eastAsia="es-CO"/>
+        </w:rPr>
+        <w:t xml:space="preserve"> dentro de una estrategia digital. Cada una responde a un objetivo específico y aporta información distinta sobre el comportamiento del usuario. Por ello, es necesario clasificarlas según su finalidad estratégica, lo que facilita su correcta interpretación y evita confusiones en </w:t>
       </w:r>
       <w:r>
         <w:rPr>
@@ -4561,12 +4409,14 @@
             <w:r>
               <w:t xml:space="preserve">Indican el número de usuarios que hacen </w:t>
             </w:r>
+            <w:proofErr w:type="spellStart"/>
             <w:r>
               <w:rPr>
                 <w:rStyle w:val="Extranjerismo"/>
               </w:rPr>
               <w:t>clic</w:t>
             </w:r>
+            <w:proofErr w:type="spellEnd"/>
             <w:r>
               <w:t xml:space="preserve"> y se dirigen a un sitio web o </w:t>
             </w:r>
@@ -4592,12 +4442,14 @@
                 <w:lang w:val="es-419" w:eastAsia="es-CO"/>
               </w:rPr>
             </w:pPr>
+            <w:proofErr w:type="spellStart"/>
             <w:r>
               <w:rPr>
                 <w:rStyle w:val="Extranjerismo"/>
               </w:rPr>
               <w:t>Clics</w:t>
             </w:r>
+            <w:proofErr w:type="spellEnd"/>
             <w:r>
               <w:t xml:space="preserve"> en enlace, visitas web.</w:t>
             </w:r>
@@ -4738,16 +4590,15 @@
           <w:lang w:val="es-419" w:eastAsia="es-CO"/>
         </w:rPr>
       </w:pPr>
-      <w:commentRangeStart w:id="7"/>
       <w:r>
         <w:rPr>
           <w:noProof/>
         </w:rPr>
         <w:drawing>
-          <wp:inline distT="0" distB="0" distL="0" distR="0" wp14:anchorId="439C6B8D" wp14:editId="54F99A57">
-            <wp:extent cx="4937610" cy="3084394"/>
-            <wp:effectExtent l="0" t="0" r="0" b="1905"/>
-            <wp:docPr id="29" name="Imagen 29" descr="La figura 1 nos muestra los Tipos de métricas en redes sociales."/>
+          <wp:inline distT="0" distB="0" distL="0" distR="0" wp14:anchorId="05D2BBAF" wp14:editId="51065223">
+            <wp:extent cx="5715300" cy="3268588"/>
+            <wp:effectExtent l="0" t="0" r="0" b="8255"/>
+            <wp:docPr id="251372530" name="Imagen 4" descr="La figura 1 nos muestra los Tipos de métricas en redes sociales."/>
             <wp:cNvGraphicFramePr>
               <a:graphicFrameLocks xmlns:a="http://schemas.openxmlformats.org/drawingml/2006/main" noChangeAspect="1"/>
             </wp:cNvGraphicFramePr>
@@ -4755,30 +4606,36 @@
               <a:graphicData uri="http://schemas.openxmlformats.org/drawingml/2006/picture">
                 <pic:pic xmlns:pic="http://schemas.openxmlformats.org/drawingml/2006/picture">
                   <pic:nvPicPr>
-                    <pic:cNvPr id="29" name="Imagen 29" descr="La figura 1 nos muestra los Tipos de métricas en redes sociales."/>
-                    <pic:cNvPicPr/>
+                    <pic:cNvPr id="0" name="Picture 1" descr="La figura 1 nos muestra los Tipos de métricas en redes sociales."/>
+                    <pic:cNvPicPr>
+                      <a:picLocks noChangeAspect="1" noChangeArrowheads="1"/>
+                    </pic:cNvPicPr>
                   </pic:nvPicPr>
-                  <pic:blipFill rotWithShape="1">
-                    <a:blip r:embed="rId15"/>
-                    <a:srcRect l="3377" r="6612"/>
-                    <a:stretch/>
+                  <pic:blipFill>
+                    <a:blip r:embed="rId14">
+                      <a:extLst>
+                        <a:ext uri="{28A0092B-C50C-407E-A947-70E740481C1C}">
+                          <a14:useLocalDpi xmlns:a14="http://schemas.microsoft.com/office/drawing/2010/main" val="0"/>
+                        </a:ext>
+                      </a:extLst>
+                    </a:blip>
+                    <a:srcRect/>
+                    <a:stretch>
+                      <a:fillRect/>
+                    </a:stretch>
                   </pic:blipFill>
                   <pic:spPr bwMode="auto">
                     <a:xfrm>
                       <a:off x="0" y="0"/>
-                      <a:ext cx="4956237" cy="3096030"/>
+                      <a:ext cx="5717955" cy="3270106"/>
                     </a:xfrm>
                     <a:prstGeom prst="rect">
                       <a:avLst/>
                     </a:prstGeom>
+                    <a:noFill/>
                     <a:ln>
                       <a:noFill/>
                     </a:ln>
-                    <a:extLst>
-                      <a:ext uri="{53640926-AAD7-44D8-BBD7-CCE9431645EC}">
-                        <a14:shadowObscured xmlns:a14="http://schemas.microsoft.com/office/drawing/2010/main"/>
-                      </a:ext>
-                    </a:extLst>
                   </pic:spPr>
                 </pic:pic>
               </a:graphicData>
@@ -4786,20 +4643,9 @@
           </wp:inline>
         </w:drawing>
       </w:r>
-      <w:commentRangeEnd w:id="7"/>
-      <w:r>
-        <w:rPr>
-          <w:rStyle w:val="Refdecomentario"/>
-          <w:sz w:val="28"/>
-          <w:szCs w:val="22"/>
-          <w:lang w:val="es-419" w:eastAsia="es-CO"/>
-        </w:rPr>
-        <w:commentReference w:id="7"/>
-      </w:r>
-    </w:p>
-    <w:p>
-      <w:pPr>
-        <w:ind w:left="707"/>
+    </w:p>
+    <w:p>
+      <w:pPr>
         <w:rPr>
           <w:lang w:val="es-419" w:eastAsia="es-CO"/>
         </w:rPr>
@@ -4905,9 +4751,6 @@
               <w:t xml:space="preserve">. Usuarios que hacen </w:t>
             </w:r>
             <w:r>
-              <w:rPr>
-                <w:rStyle w:val="Extranjerismo"/>
-              </w:rPr>
               <w:t>clic</w:t>
             </w:r>
             <w:r>
@@ -4960,20 +4803,14 @@
     </w:tbl>
     <w:p>
       <w:pPr>
-        <w:rPr>
-          <w:lang w:val="es-419" w:eastAsia="es-CO"/>
-        </w:rPr>
-      </w:pPr>
-    </w:p>
-    <w:p>
-      <w:pPr>
         <w:pStyle w:val="Ttulo2"/>
       </w:pPr>
-      <w:bookmarkStart w:id="8" w:name="_Toc226990288"/>
-      <w:r>
+      <w:bookmarkStart w:id="7" w:name="_Toc228972081"/>
+      <w:r>
+        <w:lastRenderedPageBreak/>
         <w:t>Aplicabilidad</w:t>
       </w:r>
-      <w:bookmarkEnd w:id="8"/>
+      <w:bookmarkEnd w:id="7"/>
     </w:p>
     <w:p>
       <w:pPr>
@@ -5023,6 +4860,7 @@
         </w:rPr>
         <w:t xml:space="preserve">Si el objetivo es </w:t>
       </w:r>
+      <w:proofErr w:type="spellStart"/>
       <w:r>
         <w:rPr>
           <w:rStyle w:val="Extranjerismo"/>
@@ -5030,6 +4868,7 @@
         </w:rPr>
         <w:t>engagement</w:t>
       </w:r>
+      <w:proofErr w:type="spellEnd"/>
       <w:r>
         <w:rPr>
           <w:lang w:val="es-419" w:eastAsia="es-CO"/>
@@ -5080,6 +4919,7 @@
         </w:rPr>
         <w:t xml:space="preserve">En redes sociales, muchas marcas cometen el error de enfocarse únicamente en </w:t>
       </w:r>
+      <w:proofErr w:type="spellStart"/>
       <w:r>
         <w:rPr>
           <w:rStyle w:val="Extranjerismo"/>
@@ -5087,6 +4927,7 @@
         </w:rPr>
         <w:t>likes</w:t>
       </w:r>
+      <w:proofErr w:type="spellEnd"/>
       <w:r>
         <w:rPr>
           <w:lang w:val="es-419" w:eastAsia="es-CO"/>
@@ -5104,14 +4945,14 @@
         <w:rPr>
           <w:lang w:val="es-419" w:eastAsia="es-CO"/>
         </w:rPr>
-        <w:t xml:space="preserve">En entornos digitales caracterizados por grandes volúmenes de información y cambios constantes en el comportamiento del usuario, el análisis manual de métricas </w:t>
+        <w:t xml:space="preserve">En entornos digitales caracterizados por grandes volúmenes de información y cambios constantes en el comportamiento del usuario, el análisis manual de métricas puede resultar limitado y poco oportuno. La velocidad con la que se generan datos en </w:t>
       </w:r>
       <w:r>
         <w:rPr>
           <w:lang w:val="es-419" w:eastAsia="es-CO"/>
         </w:rPr>
         <w:lastRenderedPageBreak/>
-        <w:t>puede resultar limitado y poco oportuno. La velocidad con la que se generan datos en redes sociales exige herramientas que permitan procesar información en tiempo real y detectar patrones que no siempre son evidentes a simple vista.</w:t>
+        <w:t>redes sociales exige herramientas que permitan procesar información en tiempo real y detectar patrones que no siempre son evidentes a simple vista.</w:t>
       </w:r>
     </w:p>
     <w:p>
@@ -5223,6 +5064,36 @@
           <w:lang w:val="es-419" w:eastAsia="es-CO"/>
         </w:rPr>
         <w:t>La correcta interpretación de métricas, apoyada en tecnología, fortalece la gestión estratégica del contenido digital y evita decisiones basadas en percepción subjetiva.</w:t>
+      </w:r>
+    </w:p>
+    <w:p>
+      <w:pPr>
+        <w:rPr>
+          <w:b/>
+          <w:bCs/>
+          <w:lang w:val="es-419" w:eastAsia="es-CO"/>
+        </w:rPr>
+      </w:pPr>
+      <w:r>
+        <w:rPr>
+          <w:b/>
+          <w:bCs/>
+          <w:lang w:val="es-419" w:eastAsia="es-CO"/>
+        </w:rPr>
+        <w:t>¿Sabías qué?</w:t>
+      </w:r>
+    </w:p>
+    <w:p>
+      <w:pPr>
+        <w:rPr>
+          <w:lang w:val="es-419" w:eastAsia="es-CO"/>
+        </w:rPr>
+      </w:pPr>
+      <w:r>
+        <w:rPr>
+          <w:lang w:val="es-419" w:eastAsia="es-CO"/>
+        </w:rPr>
+        <w:t>Lo invitamos a escuchar el siguiente pódcast:</w:t>
       </w:r>
     </w:p>
     <w:tbl>
@@ -5251,13 +5122,7 @@
                 <w:bCs/>
                 <w:lang w:val="es-419"/>
               </w:rPr>
-              <w:t>Tema del programa</w:t>
-            </w:r>
-            <w:r>
-              <w:rPr>
-                <w:lang w:val="es-419"/>
-              </w:rPr>
-              <w:t xml:space="preserve">: </w:t>
+              <w:t>Transcripción del p</w:t>
             </w:r>
             <w:r>
               <w:rPr>
@@ -5265,7 +5130,7 @@
                 <w:bCs/>
                 <w:lang w:val="es-419"/>
               </w:rPr>
-              <w:t>Pódcast</w:t>
+              <w:t>ódcast</w:t>
             </w:r>
             <w:r>
               <w:rPr>
@@ -5292,13 +5157,19 @@
           </w:tcPr>
           <w:p>
             <w:r>
-              <w:t>CARLOS</w:t>
+              <w:t>CAROLINA</w:t>
             </w:r>
             <w:r>
               <w:t xml:space="preserve">: </w:t>
             </w:r>
             <w:r>
-              <w:t>Charlas que venden: De las métricas a la acción: cómo optimizar contenido en redes.</w:t>
+              <w:t xml:space="preserve">Charlas que venden: </w:t>
+            </w:r>
+            <w:r>
+              <w:t>d</w:t>
+            </w:r>
+            <w:r>
+              <w:t>e las métricas a la acción: cómo optimizar contenido en redes.</w:t>
             </w:r>
           </w:p>
           <w:p>
@@ -5318,7 +5189,7 @@
           </w:p>
           <w:p>
             <w:r>
-              <w:t>CARLOS</w:t>
+              <w:t>CAROLINA</w:t>
             </w:r>
             <w:r>
               <w:t xml:space="preserve">: </w:t>
@@ -5335,12 +5206,26 @@
               <w:t xml:space="preserve">: </w:t>
             </w:r>
             <w:r>
-              <w:t>Carlos, siempre escucho eso de métricas, KPIs, ROI… suena como hablar en chino para mí. ¿Qué significa realmente “llevar las métricas a la acción”?</w:t>
-            </w:r>
-          </w:p>
-          <w:p>
-            <w:r>
-              <w:t>CARLOS</w:t>
+              <w:t>C</w:t>
+            </w:r>
+            <w:r>
+              <w:t>arolina</w:t>
+            </w:r>
+            <w:r>
+              <w:t xml:space="preserve">, siempre escucho eso de métricas, </w:t>
+            </w:r>
+            <w:proofErr w:type="spellStart"/>
+            <w:r>
+              <w:t>KPIs</w:t>
+            </w:r>
+            <w:proofErr w:type="spellEnd"/>
+            <w:r>
+              <w:t>, ROI… suena como hablar en chino para mí. ¿Qué significa realmente “llevar las métricas a la acción”?</w:t>
+            </w:r>
+          </w:p>
+          <w:p>
+            <w:r>
+              <w:t>CAROLINA</w:t>
             </w:r>
             <w:r>
               <w:t xml:space="preserve">: </w:t>
@@ -5366,12 +5251,14 @@
             <w:r>
               <w:t xml:space="preserve">; debes analizar </w:t>
             </w:r>
+            <w:proofErr w:type="spellStart"/>
             <w:r>
               <w:rPr>
                 <w:rStyle w:val="Extranjerismo"/>
               </w:rPr>
               <w:t>clics</w:t>
             </w:r>
+            <w:proofErr w:type="spellEnd"/>
             <w:r>
               <w:t xml:space="preserve">, conversiones y </w:t>
             </w:r>
@@ -5392,13 +5279,18 @@
             <w:r>
               <w:t xml:space="preserve">: </w:t>
             </w:r>
-            <w:r>
-              <w:t>Ahhh… o sea que subir un meme gracioso y esperar que explote… no es estrategia, ¡es fe ciega!</w:t>
-            </w:r>
-          </w:p>
-          <w:p>
-            <w:r>
-              <w:t>CARLOS</w:t>
+            <w:proofErr w:type="spellStart"/>
+            <w:r>
+              <w:t>Ahhh</w:t>
+            </w:r>
+            <w:proofErr w:type="spellEnd"/>
+            <w:r>
+              <w:t>… o sea que subir un meme gracioso y esperar que explote… no es estrategia, ¡es fe ciega!</w:t>
+            </w:r>
+          </w:p>
+          <w:p>
+            <w:r>
+              <w:t>CAROLINA</w:t>
             </w:r>
             <w:r>
               <w:t xml:space="preserve">: </w:t>
@@ -5420,7 +5312,7 @@
           </w:p>
           <w:p>
             <w:r>
-              <w:t>CARLOS</w:t>
+              <w:t>CAROLINA</w:t>
             </w:r>
             <w:r>
               <w:t xml:space="preserve">: </w:t>
@@ -5428,15 +5320,17 @@
             <w:r>
               <w:t>Depende de tu objetivo:</w:t>
             </w:r>
-          </w:p>
-          <w:p>
-            <w:r>
-              <w:t>- Visibilidad: alcance e impresiones.</w:t>
-            </w:r>
-          </w:p>
-          <w:p>
-            <w:r>
-              <w:t xml:space="preserve">- Interacción: </w:t>
+            <w:r>
+              <w:t xml:space="preserve"> v</w:t>
+            </w:r>
+            <w:r>
+              <w:t>isibilidad: alcance e impresiones</w:t>
+            </w:r>
+            <w:r>
+              <w:t>; i</w:t>
+            </w:r>
+            <w:r>
+              <w:t xml:space="preserve">nteracción: </w:t>
             </w:r>
             <w:r>
               <w:rPr>
@@ -5445,227 +5339,19 @@
               <w:t>likes</w:t>
             </w:r>
             <w:r>
-              <w:t>, comentarios, shares, retención de audiencia.</w:t>
-            </w:r>
-          </w:p>
-          <w:p>
-            <w:r>
-              <w:lastRenderedPageBreak/>
-              <w:t xml:space="preserve">- Conversiones: </w:t>
-            </w:r>
-            <w:r>
-              <w:rPr>
-                <w:rStyle w:val="Extranjerismo"/>
-              </w:rPr>
+              <w:t>, comentarios, shares, retención de audiencia</w:t>
+            </w:r>
+            <w:r>
+              <w:t>; c</w:t>
+            </w:r>
+            <w:r>
+              <w:t xml:space="preserve">onversiones: </w:t>
+            </w:r>
+            <w:r>
               <w:t>clics</w:t>
             </w:r>
             <w:r>
               <w:t>, registros, descargas, ventas.</w:t>
-            </w:r>
-          </w:p>
-          <w:p>
-            <w:r>
-              <w:t>KEVIN</w:t>
-            </w:r>
-            <w:r>
-              <w:t xml:space="preserve">: </w:t>
-            </w:r>
-            <w:r>
-              <w:t xml:space="preserve">Vale, o sea que si quiero parecer </w:t>
-            </w:r>
-            <w:r>
-              <w:rPr>
-                <w:rStyle w:val="Extranjerismo"/>
-              </w:rPr>
-              <w:t>influencer</w:t>
-            </w:r>
-            <w:r>
-              <w:t xml:space="preserve"> pero vender nada… solo miro </w:t>
-            </w:r>
-            <w:r>
-              <w:rPr>
-                <w:rStyle w:val="Extranjerismo"/>
-              </w:rPr>
-              <w:t>likes</w:t>
-            </w:r>
-            <w:r>
-              <w:t xml:space="preserve"> y comentarios, ¿cierto?</w:t>
-            </w:r>
-          </w:p>
-          <w:p>
-            <w:r>
-              <w:t>CARLOS</w:t>
-            </w:r>
-            <w:r>
-              <w:t xml:space="preserve">: </w:t>
-            </w:r>
-            <w:r>
-              <w:t xml:space="preserve">¡Exacto, Kevin! Aunque te sugiero que siempre combines métricas de </w:t>
-            </w:r>
-            <w:r>
-              <w:rPr>
-                <w:rStyle w:val="Extranjerismo"/>
-              </w:rPr>
-              <w:t>engagement</w:t>
-            </w:r>
-            <w:r>
-              <w:t xml:space="preserve"> con conversiones, así tu creatividad tiene un propósito real.</w:t>
-            </w:r>
-          </w:p>
-          <w:p>
-            <w:r>
-              <w:t>KEVIN</w:t>
-            </w:r>
-            <w:r>
-              <w:t xml:space="preserve">: </w:t>
-            </w:r>
-            <w:r>
-              <w:t>Y una vez que tengo estos números… ¿qué hago con ellos?</w:t>
-            </w:r>
-          </w:p>
-          <w:p>
-            <w:r>
-              <w:t>CARLOS</w:t>
-            </w:r>
-            <w:r>
-              <w:t xml:space="preserve">: </w:t>
-            </w:r>
-            <w:r>
-              <w:t xml:space="preserve">Analízalos y actúa: si un </w:t>
-            </w:r>
-            <w:r>
-              <w:rPr>
-                <w:rStyle w:val="Extranjerismo"/>
-              </w:rPr>
-              <w:t>post</w:t>
-            </w:r>
-            <w:r>
-              <w:t xml:space="preserve"> funciona, repite la fórmula; si no, ajusta o elimina. Por ejemplo, si un video educativo genera muchas descargas de un recurso, crea más contenido similar. Si un </w:t>
-            </w:r>
-            <w:r>
-              <w:rPr>
-                <w:rStyle w:val="Extranjerismo"/>
-              </w:rPr>
-              <w:t>post</w:t>
-            </w:r>
-            <w:r>
-              <w:t xml:space="preserve"> no genera </w:t>
-            </w:r>
-            <w:r>
-              <w:rPr>
-                <w:rStyle w:val="Extranjerismo"/>
-              </w:rPr>
-              <w:t>clics</w:t>
-            </w:r>
-            <w:r>
-              <w:t xml:space="preserve">, revisa el </w:t>
-            </w:r>
-            <w:r>
-              <w:rPr>
-                <w:rStyle w:val="Extranjerismo"/>
-              </w:rPr>
-              <w:t>copy</w:t>
-            </w:r>
-            <w:r>
-              <w:t>, el formato o la imagen. Esa es la acción basada en datos.</w:t>
-            </w:r>
-          </w:p>
-          <w:p>
-            <w:r>
-              <w:t>KEVIN</w:t>
-            </w:r>
-            <w:r>
-              <w:tab/>
-            </w:r>
-            <w:r>
-              <w:t xml:space="preserve">: </w:t>
-            </w:r>
-            <w:r>
-              <w:t xml:space="preserve">O sea que los datos son como los GPS del </w:t>
-            </w:r>
-            <w:r>
-              <w:rPr>
-                <w:rStyle w:val="Extranjerismo"/>
-              </w:rPr>
-              <w:t>marketing</w:t>
-            </w:r>
-            <w:r>
-              <w:t>… me dicen por dónde debo ir y cuándo debo dar vuelta.</w:t>
-            </w:r>
-          </w:p>
-          <w:p>
-            <w:r>
-              <w:t>CARLOS</w:t>
-            </w:r>
-            <w:r>
-              <w:t xml:space="preserve">: </w:t>
-            </w:r>
-            <w:r>
-              <w:t>Exactamente, Kevin. Sin métricas, conduces a ciegas y terminas gastando recursos sin rumbo.</w:t>
-            </w:r>
-          </w:p>
-          <w:p>
-            <w:r>
-              <w:t>KEVIN</w:t>
-            </w:r>
-            <w:r>
-              <w:t xml:space="preserve">: </w:t>
-            </w:r>
-            <w:r>
-              <w:t>¿Y eso aplica para todas las redes? Instagram, TikTok, LinkedIn…?</w:t>
-            </w:r>
-          </w:p>
-          <w:p>
-            <w:r>
-              <w:t>CARLOS</w:t>
-            </w:r>
-            <w:r>
-              <w:t xml:space="preserve">: </w:t>
-            </w:r>
-            <w:r>
-              <w:t>Sí. Cada red tiene sus KPIs clave:</w:t>
-            </w:r>
-          </w:p>
-          <w:p>
-            <w:r>
-              <w:t xml:space="preserve">- Instagram: alcance, interacciones y </w:t>
-            </w:r>
-            <w:r>
-              <w:rPr>
-                <w:rStyle w:val="Extranjerismo"/>
-              </w:rPr>
-              <w:t>clics</w:t>
-            </w:r>
-            <w:r>
-              <w:t xml:space="preserve"> en enlaces.</w:t>
-            </w:r>
-          </w:p>
-          <w:p>
-            <w:r>
-              <w:t xml:space="preserve">- TikTok: tiempo de visualización completa y </w:t>
-            </w:r>
-            <w:r>
-              <w:rPr>
-                <w:rStyle w:val="Extranjerismo"/>
-              </w:rPr>
-              <w:t>shares</w:t>
-            </w:r>
-            <w:r>
-              <w:t>.</w:t>
-            </w:r>
-          </w:p>
-          <w:p>
-            <w:r>
-              <w:t xml:space="preserve">- LinkedIn: interacciones profesionales y conversiones a </w:t>
-            </w:r>
-            <w:r>
-              <w:rPr>
-                <w:rStyle w:val="Extranjerismo"/>
-              </w:rPr>
-              <w:t>leads</w:t>
-            </w:r>
-            <w:r>
-              <w:t>.</w:t>
             </w:r>
           </w:p>
           <w:p>
@@ -5677,6 +5363,230 @@
               <w:t xml:space="preserve">: </w:t>
             </w:r>
             <w:r>
+              <w:t xml:space="preserve">Vale, o sea </w:t>
+            </w:r>
+            <w:r>
+              <w:t>que,</w:t>
+            </w:r>
+            <w:r>
+              <w:t xml:space="preserve"> si quiero parecer </w:t>
+            </w:r>
+            <w:r>
+              <w:rPr>
+                <w:rStyle w:val="Extranjerismo"/>
+              </w:rPr>
+              <w:t>influencer,</w:t>
+            </w:r>
+            <w:r>
+              <w:t xml:space="preserve"> pero vender nada… solo miro </w:t>
+            </w:r>
+            <w:r>
+              <w:rPr>
+                <w:rStyle w:val="Extranjerismo"/>
+              </w:rPr>
+              <w:t>likes</w:t>
+            </w:r>
+            <w:r>
+              <w:t xml:space="preserve"> y comentarios, ¿cierto?</w:t>
+            </w:r>
+          </w:p>
+          <w:p>
+            <w:r>
+              <w:t>CAROLINA</w:t>
+            </w:r>
+            <w:r>
+              <w:t xml:space="preserve">: </w:t>
+            </w:r>
+            <w:r>
+              <w:t xml:space="preserve">¡Exacto, Kevin! Aunque te sugiero que siempre combines métricas de </w:t>
+            </w:r>
+            <w:r>
+              <w:rPr>
+                <w:rStyle w:val="Extranjerismo"/>
+              </w:rPr>
+              <w:t>engagement</w:t>
+            </w:r>
+            <w:r>
+              <w:t xml:space="preserve"> con conversiones, así tu creatividad tiene un propósito real.</w:t>
+            </w:r>
+          </w:p>
+          <w:p>
+            <w:r>
+              <w:t>KEVIN</w:t>
+            </w:r>
+            <w:r>
+              <w:t xml:space="preserve">: </w:t>
+            </w:r>
+            <w:r>
+              <w:t>Y una vez que tengo estos números… ¿qué hago con ellos?</w:t>
+            </w:r>
+          </w:p>
+          <w:p>
+            <w:r>
+              <w:t>CAROLINA</w:t>
+            </w:r>
+            <w:r>
+              <w:t xml:space="preserve">: </w:t>
+            </w:r>
+            <w:r>
+              <w:t xml:space="preserve">Analízalos y actúa: si un </w:t>
+            </w:r>
+            <w:r>
+              <w:rPr>
+                <w:rStyle w:val="Extranjerismo"/>
+              </w:rPr>
+              <w:t>post</w:t>
+            </w:r>
+            <w:r>
+              <w:t xml:space="preserve"> funciona, repite la fórmula; si no, ajusta o elimina. Por ejemplo, si un video educativo genera muchas descargas de un recurso, crea más contenido similar. Si un </w:t>
+            </w:r>
+            <w:r>
+              <w:rPr>
+                <w:rStyle w:val="Extranjerismo"/>
+              </w:rPr>
+              <w:t>post</w:t>
+            </w:r>
+            <w:r>
+              <w:t xml:space="preserve"> no genera </w:t>
+            </w:r>
+            <w:r>
+              <w:t>clics</w:t>
+            </w:r>
+            <w:r>
+              <w:t xml:space="preserve">, revisa el </w:t>
+            </w:r>
+            <w:r>
+              <w:rPr>
+                <w:rStyle w:val="Extranjerismo"/>
+              </w:rPr>
+              <w:t>copy</w:t>
+            </w:r>
+            <w:r>
+              <w:t>, el formato o la imagen. Esa es la acción basada en datos.</w:t>
+            </w:r>
+          </w:p>
+          <w:p>
+            <w:r>
+              <w:t>KEVIN</w:t>
+            </w:r>
+            <w:r>
+              <w:tab/>
+            </w:r>
+            <w:r>
+              <w:t xml:space="preserve">: </w:t>
+            </w:r>
+            <w:r>
+              <w:t xml:space="preserve">O sea que los datos son como los GPS del </w:t>
+            </w:r>
+            <w:r>
+              <w:rPr>
+                <w:rStyle w:val="Extranjerismo"/>
+              </w:rPr>
+              <w:t>marketing</w:t>
+            </w:r>
+            <w:r>
+              <w:t>… me dicen por dónde debo ir y cuándo debo dar vuelta.</w:t>
+            </w:r>
+          </w:p>
+          <w:p>
+            <w:r>
+              <w:t>CAROLINA</w:t>
+            </w:r>
+            <w:r>
+              <w:t xml:space="preserve">: </w:t>
+            </w:r>
+            <w:r>
+              <w:t>Exactamente, Kevin. Sin métricas, conduces a ciegas y terminas gastando recursos sin rumbo.</w:t>
+            </w:r>
+          </w:p>
+          <w:p>
+            <w:r>
+              <w:t>KEVIN</w:t>
+            </w:r>
+            <w:r>
+              <w:t xml:space="preserve">: </w:t>
+            </w:r>
+            <w:r>
+              <w:t>¿Y eso aplica para todas las redes? Instagram, TikTok, LinkedIn…?</w:t>
+            </w:r>
+          </w:p>
+          <w:p>
+            <w:r>
+              <w:t>CAROLINA</w:t>
+            </w:r>
+            <w:r>
+              <w:t xml:space="preserve">: </w:t>
+            </w:r>
+            <w:r>
+              <w:t xml:space="preserve">Sí. Cada red tiene sus </w:t>
+            </w:r>
+            <w:proofErr w:type="spellStart"/>
+            <w:r>
+              <w:t>KPIs</w:t>
+            </w:r>
+            <w:proofErr w:type="spellEnd"/>
+            <w:r>
+              <w:t xml:space="preserve"> clave:</w:t>
+            </w:r>
+            <w:r>
+              <w:t xml:space="preserve"> </w:t>
+            </w:r>
+            <w:r>
+              <w:t xml:space="preserve">Instagram: alcance, interacciones y </w:t>
+            </w:r>
+            <w:proofErr w:type="spellStart"/>
+            <w:r>
+              <w:rPr>
+                <w:rStyle w:val="Extranjerismo"/>
+              </w:rPr>
+              <w:t>clics</w:t>
+            </w:r>
+            <w:proofErr w:type="spellEnd"/>
+            <w:r>
+              <w:t xml:space="preserve"> en enlaces</w:t>
+            </w:r>
+            <w:r>
+              <w:t>;</w:t>
+            </w:r>
+            <w:r>
+              <w:t xml:space="preserve"> TikTok: tiempo de visualización completa y </w:t>
+            </w:r>
+            <w:r>
+              <w:rPr>
+                <w:rStyle w:val="Extranjerismo"/>
+              </w:rPr>
+              <w:t>shares</w:t>
+            </w:r>
+            <w:r>
+              <w:rPr>
+                <w:rStyle w:val="Extranjerismo"/>
+              </w:rPr>
+              <w:t xml:space="preserve">; </w:t>
+            </w:r>
+            <w:r>
+              <w:t xml:space="preserve">LinkedIn: interacciones profesionales y conversiones a </w:t>
+            </w:r>
+            <w:r>
+              <w:rPr>
+                <w:rStyle w:val="Extranjerismo"/>
+              </w:rPr>
+              <w:t>leads</w:t>
+            </w:r>
+            <w:r>
+              <w:rPr>
+                <w:rStyle w:val="Extranjerismo"/>
+              </w:rPr>
+              <w:t>.</w:t>
+            </w:r>
+          </w:p>
+          <w:p>
+            <w:r>
+              <w:t>KEVIN</w:t>
+            </w:r>
+            <w:r>
+              <w:t xml:space="preserve">: </w:t>
+            </w:r>
+            <w:r>
               <w:t xml:space="preserve">Así que, si quiero ser el rey de TikTok, me interesa que la gente vea hasta el final mis bailes… y no solo que den </w:t>
             </w:r>
             <w:r>
@@ -5702,7 +5612,8 @@
           </w:p>
           <w:p>
             <w:r>
-              <w:t>CARLOS</w:t>
+              <w:lastRenderedPageBreak/>
+              <w:t>CAROLINA</w:t>
             </w:r>
             <w:r>
               <w:t>: A</w:t>
@@ -5719,20 +5630,31 @@
             <w:r>
               <w:t xml:space="preserve"> rápidos:</w:t>
             </w:r>
-          </w:p>
-          <w:p>
-            <w:r>
-              <w:t>1. Monitorea KPIs semanalmente, no cada 5 minutos.</w:t>
-            </w:r>
-          </w:p>
-          <w:p>
-            <w:r>
-              <w:t>2. Segmenta tu audiencia y personaliza mensajes.</w:t>
-            </w:r>
-          </w:p>
-          <w:p>
-            <w:r>
-              <w:t xml:space="preserve">3. Ajusta formatos: videos, carruseles, </w:t>
+            <w:r>
+              <w:t xml:space="preserve"> uno, m</w:t>
+            </w:r>
+            <w:r>
+              <w:t xml:space="preserve">onitorea </w:t>
+            </w:r>
+            <w:proofErr w:type="spellStart"/>
+            <w:r>
+              <w:t>KPIs</w:t>
+            </w:r>
+            <w:proofErr w:type="spellEnd"/>
+            <w:r>
+              <w:t xml:space="preserve"> semanalmente, no cada 5 minutos</w:t>
+            </w:r>
+            <w:r>
+              <w:t>; dos, se</w:t>
+            </w:r>
+            <w:r>
+              <w:t>gmenta tu audiencia y personaliza mensajes</w:t>
+            </w:r>
+            <w:r>
+              <w:t>; tres, a</w:t>
+            </w:r>
+            <w:r>
+              <w:t xml:space="preserve">justa formatos: videos, carruseles, </w:t>
             </w:r>
             <w:r>
               <w:rPr>
@@ -5741,12 +5663,13 @@
               <w:t>reels</w:t>
             </w:r>
             <w:r>
-              <w:t xml:space="preserve"> según rendimiento.</w:t>
-            </w:r>
-          </w:p>
-          <w:p>
-            <w:r>
-              <w:t>4. Prueba A/B para contenido y titulares.</w:t>
+              <w:t xml:space="preserve"> según rendimiento</w:t>
+            </w:r>
+            <w:r>
+              <w:t>; cuatro, p</w:t>
+            </w:r>
+            <w:r>
+              <w:t>rueba A/B para contenido y titulares.</w:t>
             </w:r>
           </w:p>
           <w:p>
@@ -5776,7 +5699,7 @@
           </w:p>
           <w:p>
             <w:r>
-              <w:t>CARLOS</w:t>
+              <w:t>CAROLINA</w:t>
             </w:r>
             <w:r>
               <w:t xml:space="preserve">: </w:t>
@@ -5803,61 +5726,54 @@
               <w:t xml:space="preserve"> conseguiste con tu campaña, cuántos </w:t>
             </w:r>
             <w:r>
+              <w:t>clics</w:t>
+            </w:r>
+            <w:r>
+              <w:t xml:space="preserve"> en enlaces de venta y cuántas descargas de recursos.</w:t>
+            </w:r>
+          </w:p>
+          <w:p>
+            <w:r>
+              <w:t>KEVIN</w:t>
+            </w:r>
+            <w:r>
+              <w:t xml:space="preserve">: </w:t>
+            </w:r>
+            <w:r>
+              <w:t>Entonces todo tiene sentido: creatividad sola + números = desastre; creatividad + datos = éxito digital.</w:t>
+            </w:r>
+          </w:p>
+          <w:p>
+            <w:r>
+              <w:t>CAROLINA</w:t>
+            </w:r>
+            <w:r>
+              <w:t xml:space="preserve">: </w:t>
+            </w:r>
+            <w:r>
+              <w:t>Exactamente. Esa es la esencia de nuestro</w:t>
+            </w:r>
+            <w:r>
+              <w:t xml:space="preserve"> pódcast d</w:t>
+            </w:r>
+            <w:r>
+              <w:t>e las métricas a la acción. Optimizar contenido significa tomar decisiones inteligentes basadas en indicadores claros.</w:t>
+            </w:r>
+          </w:p>
+          <w:p>
+            <w:r>
+              <w:t>KEVIN</w:t>
+            </w:r>
+            <w:r>
+              <w:t xml:space="preserve">: </w:t>
+            </w:r>
+            <w:r>
+              <w:t xml:space="preserve">¡Aplausos digitales! Esto fue oro puro para quienes queremos resultados reales y no solo </w:t>
+            </w:r>
+            <w:r>
               <w:rPr>
                 <w:rStyle w:val="Extranjerismo"/>
               </w:rPr>
-              <w:t>clics</w:t>
-            </w:r>
-            <w:r>
-              <w:t xml:space="preserve"> en enlaces de venta y cuántas descargas de recursos.</w:t>
-            </w:r>
-          </w:p>
-          <w:p>
-            <w:r>
-              <w:t>KEVIN</w:t>
-            </w:r>
-            <w:r>
-              <w:t xml:space="preserve">: </w:t>
-            </w:r>
-            <w:r>
-              <w:t>Entonces todo tiene sentido: creatividad sola + números = desastre; creatividad + datos = éxito digital.</w:t>
-            </w:r>
-          </w:p>
-          <w:p>
-            <w:r>
-              <w:t>CARLOS</w:t>
-            </w:r>
-            <w:r>
-              <w:t xml:space="preserve">: </w:t>
-            </w:r>
-            <w:r>
-              <w:t xml:space="preserve">Exactamente. Esa es la esencia de nuestro </w:t>
-            </w:r>
-            <w:r>
-              <w:rPr>
-                <w:rStyle w:val="Extranjerismo"/>
-              </w:rPr>
-              <w:t>podcast</w:t>
-            </w:r>
-            <w:r>
-              <w:t xml:space="preserve"> De las métricas a la acción. Optimizar contenido significa tomar decisiones inteligentes basadas en indicadores claros.</w:t>
-            </w:r>
-          </w:p>
-          <w:p>
-            <w:r>
-              <w:lastRenderedPageBreak/>
-              <w:t>KEVIN</w:t>
-            </w:r>
-            <w:r>
-              <w:t xml:space="preserve">: </w:t>
-            </w:r>
-            <w:r>
-              <w:t xml:space="preserve">¡Aplausos digitales! Esto fue oro puro para quienes queremos resultados reales y no solo </w:t>
-            </w:r>
-            <w:r>
-              <w:rPr>
-                <w:rStyle w:val="Extranjerismo"/>
-              </w:rPr>
               <w:t>likes</w:t>
             </w:r>
             <w:r>
@@ -5866,7 +5782,7 @@
           </w:p>
           <w:p>
             <w:r>
-              <w:t>CARLOS</w:t>
+              <w:t>CAROLINA</w:t>
             </w:r>
             <w:r>
               <w:t xml:space="preserve">: </w:t>
@@ -5901,7 +5817,7 @@
         <w:lastRenderedPageBreak/>
         <w:t xml:space="preserve">Lo invitamos a consultar el siguiente video práctico que detalla las métricas clave (como alcance, interacción, CTR y conversiones) y muestra su aplicabilidad para medir el desempeño en redes sociales: </w:t>
       </w:r>
-      <w:hyperlink r:id="rId20" w:history="1">
+      <w:hyperlink r:id="rId15" w:history="1">
         <w:r>
           <w:rPr>
             <w:rStyle w:val="Hipervnculo"/>
@@ -5958,11 +5874,47 @@
       <w:pPr>
         <w:pStyle w:val="Ttulo1"/>
       </w:pPr>
-      <w:bookmarkStart w:id="9" w:name="_Toc226990289"/>
+      <w:bookmarkStart w:id="8" w:name="_Toc228972082"/>
       <w:r>
         <w:lastRenderedPageBreak/>
         <w:t>Indicador clave de rendimiento</w:t>
       </w:r>
+      <w:bookmarkEnd w:id="8"/>
+    </w:p>
+    <w:p>
+      <w:pPr>
+        <w:rPr>
+          <w:lang w:val="es-419" w:eastAsia="es-CO"/>
+        </w:rPr>
+      </w:pPr>
+      <w:r>
+        <w:rPr>
+          <w:lang w:val="es-419" w:eastAsia="es-CO"/>
+        </w:rPr>
+        <w:t xml:space="preserve">En el análisis del </w:t>
+      </w:r>
+      <w:r>
+        <w:rPr>
+          <w:rStyle w:val="Extranjerismo"/>
+          <w:lang w:val="es-419" w:eastAsia="es-CO"/>
+        </w:rPr>
+        <w:t>marketing</w:t>
+      </w:r>
+      <w:r>
+        <w:rPr>
+          <w:lang w:val="es-419" w:eastAsia="es-CO"/>
+        </w:rPr>
+        <w:t xml:space="preserve"> digital no basta con recopilar métricas aisladas; es necesario convertir esos datos en indicadores que permitan evaluar el cumplimiento de objetivos estratégicos. Los indicadores clave de rendimiento facilitan esta conexión entre medición y resultado, orientando la toma de decisiones basada en evidencia. A continuación, se desarrollan su concepto, estructura, interpretación, aplicabilidad y forma de cálculo.</w:t>
+      </w:r>
+    </w:p>
+    <w:p>
+      <w:pPr>
+        <w:pStyle w:val="Ttulo2"/>
+      </w:pPr>
+      <w:bookmarkStart w:id="9" w:name="_Toc228972083"/>
+      <w:r>
+        <w:t>Concepto</w:t>
+      </w:r>
       <w:bookmarkEnd w:id="9"/>
     </w:p>
     <w:p>
@@ -5975,80 +5927,46 @@
         <w:rPr>
           <w:lang w:val="es-419" w:eastAsia="es-CO"/>
         </w:rPr>
-        <w:t xml:space="preserve">En el análisis del </w:t>
-      </w:r>
+        <w:t>Un indicador clave de rendimiento es una medida cuantificable que permite evaluar el grado de cumplimiento de un objetivo específico dentro de una estrategia digital. Se construye a partir de una o varias métricas y está directamente alineado con metas previamente definidas.</w:t>
+      </w:r>
+    </w:p>
+    <w:p>
+      <w:pPr>
+        <w:rPr>
+          <w:lang w:val="es-419" w:eastAsia="es-CO"/>
+        </w:rPr>
+      </w:pPr>
+      <w:r>
+        <w:rPr>
+          <w:lang w:val="es-419" w:eastAsia="es-CO"/>
+        </w:rPr>
+        <w:t xml:space="preserve">A diferencia de una métrica simple (por ejemplo, número de </w:t>
+      </w:r>
+      <w:proofErr w:type="spellStart"/>
       <w:r>
         <w:rPr>
           <w:rStyle w:val="Extranjerismo"/>
           <w:lang w:val="es-419" w:eastAsia="es-CO"/>
         </w:rPr>
-        <w:t>marketing</w:t>
-      </w:r>
-      <w:r>
-        <w:rPr>
-          <w:lang w:val="es-419" w:eastAsia="es-CO"/>
-        </w:rPr>
-        <w:t xml:space="preserve"> digital no basta con recopilar métricas aisladas; es necesario convertir esos datos en indicadores que permitan evaluar el cumplimiento de objetivos estratégicos. Los indicadores clave de rendimiento facilitan esta conexión entre medición y resultado, orientando la toma de decisiones basada en evidencia. A continuación, se desarrollan su concepto, estructura, interpretación, aplicabilidad y forma de cálculo.</w:t>
+        <w:t>likes</w:t>
+      </w:r>
+      <w:proofErr w:type="spellEnd"/>
+      <w:r>
+        <w:rPr>
+          <w:lang w:val="es-419" w:eastAsia="es-CO"/>
+        </w:rPr>
+        <w:t>), un indicador permite evaluar desempeño en función de un resultado esperado (por ejemplo, tasa de interacción). Su propósito no es solo medir actividad, sino valorar efectividad.</w:t>
       </w:r>
     </w:p>
     <w:p>
       <w:pPr>
         <w:pStyle w:val="Ttulo2"/>
       </w:pPr>
-      <w:bookmarkStart w:id="10" w:name="_Toc226990290"/>
-      <w:r>
-        <w:t>Concepto</w:t>
+      <w:bookmarkStart w:id="10" w:name="_Toc228972084"/>
+      <w:r>
+        <w:t>Estructura</w:t>
       </w:r>
       <w:bookmarkEnd w:id="10"/>
-    </w:p>
-    <w:p>
-      <w:pPr>
-        <w:rPr>
-          <w:lang w:val="es-419" w:eastAsia="es-CO"/>
-        </w:rPr>
-      </w:pPr>
-      <w:r>
-        <w:rPr>
-          <w:lang w:val="es-419" w:eastAsia="es-CO"/>
-        </w:rPr>
-        <w:t>Un indicador clave de rendimiento es una medida cuantificable que permite evaluar el grado de cumplimiento de un objetivo específico dentro de una estrategia digital. Se construye a partir de una o varias métricas y está directamente alineado con metas previamente definidas.</w:t>
-      </w:r>
-    </w:p>
-    <w:p>
-      <w:pPr>
-        <w:rPr>
-          <w:lang w:val="es-419" w:eastAsia="es-CO"/>
-        </w:rPr>
-      </w:pPr>
-      <w:r>
-        <w:rPr>
-          <w:lang w:val="es-419" w:eastAsia="es-CO"/>
-        </w:rPr>
-        <w:t xml:space="preserve">A diferencia de una métrica simple (por ejemplo, número de </w:t>
-      </w:r>
-      <w:r>
-        <w:rPr>
-          <w:rStyle w:val="Extranjerismo"/>
-          <w:lang w:val="es-419" w:eastAsia="es-CO"/>
-        </w:rPr>
-        <w:t>likes</w:t>
-      </w:r>
-      <w:r>
-        <w:rPr>
-          <w:lang w:val="es-419" w:eastAsia="es-CO"/>
-        </w:rPr>
-        <w:t>), un indicador permite evaluar desempeño en función de un resultado esperado (por ejemplo, tasa de interacción). Su propósito no es solo medir actividad, sino valorar efectividad.</w:t>
-      </w:r>
-    </w:p>
-    <w:p>
-      <w:pPr>
-        <w:pStyle w:val="Ttulo2"/>
-      </w:pPr>
-      <w:bookmarkStart w:id="11" w:name="_Toc226990291"/>
-      <w:r>
-        <w:t>Estructura</w:t>
-      </w:r>
-      <w:bookmarkEnd w:id="11"/>
     </w:p>
     <w:p>
       <w:pPr>
@@ -6391,16 +6309,16 @@
           <w:lang w:val="es-419" w:eastAsia="es-CO"/>
         </w:rPr>
       </w:pPr>
-      <w:commentRangeStart w:id="12"/>
       <w:r>
         <w:rPr>
           <w:noProof/>
+          <w:lang w:val="es-419" w:eastAsia="es-CO"/>
         </w:rPr>
         <w:drawing>
-          <wp:inline distT="0" distB="0" distL="0" distR="0" wp14:anchorId="556B862B" wp14:editId="10C2DBCC">
-            <wp:extent cx="5848290" cy="3423600"/>
-            <wp:effectExtent l="0" t="0" r="635" b="5715"/>
-            <wp:docPr id="64" name="Imagen 64" descr="En la figura 2 se enuncia la estructura de un indicador clave de rendimiento.&#10;"/>
+          <wp:inline distT="0" distB="0" distL="0" distR="0" wp14:anchorId="6B3976A6" wp14:editId="097CBACD">
+            <wp:extent cx="4579811" cy="3314700"/>
+            <wp:effectExtent l="0" t="0" r="0" b="0"/>
+            <wp:docPr id="426496627" name="Imagen 5" descr="En la figura 2 se enuncia la estructura de un indicador clave de rendimiento."/>
             <wp:cNvGraphicFramePr>
               <a:graphicFrameLocks xmlns:a="http://schemas.openxmlformats.org/drawingml/2006/main" noChangeAspect="1"/>
             </wp:cNvGraphicFramePr>
@@ -6408,46 +6326,39 @@
               <a:graphicData uri="http://schemas.openxmlformats.org/drawingml/2006/picture">
                 <pic:pic xmlns:pic="http://schemas.openxmlformats.org/drawingml/2006/picture">
                   <pic:nvPicPr>
-                    <pic:cNvPr id="64" name="Imagen 64" descr="En la figura 2 se enuncia la estructura de un indicador clave de rendimiento.&#10;"/>
-                    <pic:cNvPicPr/>
+                    <pic:cNvPr id="426496627" name="Imagen 5" descr="En la figura 2 se enuncia la estructura de un indicador clave de rendimiento."/>
+                    <pic:cNvPicPr>
+                      <a:picLocks noChangeAspect="1" noChangeArrowheads="1"/>
+                    </pic:cNvPicPr>
                   </pic:nvPicPr>
-                  <pic:blipFill rotWithShape="1">
-                    <a:blip r:embed="rId21"/>
-                    <a:srcRect l="3951"/>
-                    <a:stretch/>
+                  <pic:blipFill>
+                    <a:blip r:embed="rId16">
+                      <a:extLst>
+                        <a:ext uri="{28A0092B-C50C-407E-A947-70E740481C1C}">
+                          <a14:useLocalDpi xmlns:a14="http://schemas.microsoft.com/office/drawing/2010/main" val="0"/>
+                        </a:ext>
+                      </a:extLst>
+                    </a:blip>
+                    <a:srcRect/>
+                    <a:stretch>
+                      <a:fillRect/>
+                    </a:stretch>
                   </pic:blipFill>
                   <pic:spPr bwMode="auto">
                     <a:xfrm>
                       <a:off x="0" y="0"/>
-                      <a:ext cx="5875796" cy="3439702"/>
+                      <a:ext cx="4580828" cy="3315436"/>
                     </a:xfrm>
                     <a:prstGeom prst="rect">
                       <a:avLst/>
                     </a:prstGeom>
-                    <a:ln>
-                      <a:noFill/>
-                    </a:ln>
-                    <a:extLst>
-                      <a:ext uri="{53640926-AAD7-44D8-BBD7-CCE9431645EC}">
-                        <a14:shadowObscured xmlns:a14="http://schemas.microsoft.com/office/drawing/2010/main"/>
-                      </a:ext>
-                    </a:extLst>
+                    <a:noFill/>
                   </pic:spPr>
                 </pic:pic>
               </a:graphicData>
             </a:graphic>
           </wp:inline>
         </w:drawing>
-      </w:r>
-      <w:commentRangeEnd w:id="12"/>
-      <w:r>
-        <w:rPr>
-          <w:rStyle w:val="Refdecomentario"/>
-          <w:sz w:val="28"/>
-          <w:szCs w:val="22"/>
-          <w:lang w:val="es-419" w:eastAsia="es-CO"/>
-        </w:rPr>
-        <w:commentReference w:id="12"/>
       </w:r>
     </w:p>
     <w:p>
@@ -6529,7 +6440,15 @@
               <w:t>Objetivo asociado</w:t>
             </w:r>
             <w:r>
-              <w:t>: meta estratégica que se desea medir.</w:t>
+              <w:t xml:space="preserve">: </w:t>
+            </w:r>
+          </w:p>
+          <w:p>
+            <w:r>
+              <w:t>M</w:t>
+            </w:r>
+            <w:r>
+              <w:t>eta estratégica que se desea medir.</w:t>
             </w:r>
           </w:p>
           <w:p>
@@ -6541,7 +6460,15 @@
               <w:t>Métrica base</w:t>
             </w:r>
             <w:r>
-              <w:t>: datos numéricos que sirven como insumo.</w:t>
+              <w:t xml:space="preserve">: </w:t>
+            </w:r>
+          </w:p>
+          <w:p>
+            <w:r>
+              <w:t>D</w:t>
+            </w:r>
+            <w:r>
+              <w:t>atos numéricos que sirven como insumo.</w:t>
             </w:r>
           </w:p>
           <w:p>
@@ -6553,7 +6480,15 @@
               <w:t>Fórmula de cálculo</w:t>
             </w:r>
             <w:r>
-              <w:t>: operación que convierte datos en resultado.</w:t>
+              <w:t xml:space="preserve">: </w:t>
+            </w:r>
+          </w:p>
+          <w:p>
+            <w:r>
+              <w:t>O</w:t>
+            </w:r>
+            <w:r>
+              <w:t>peración que convierte datos en resultado.</w:t>
             </w:r>
           </w:p>
           <w:p>
@@ -6565,7 +6500,16 @@
               <w:t>Periodo de medición</w:t>
             </w:r>
             <w:r>
-              <w:t>: tiempo en el que se evalúa el desempeño.</w:t>
+              <w:t xml:space="preserve">: </w:t>
+            </w:r>
+          </w:p>
+          <w:p>
+            <w:r>
+              <w:lastRenderedPageBreak/>
+              <w:t>T</w:t>
+            </w:r>
+            <w:r>
+              <w:t>iempo en el que se evalúa el desempeño.</w:t>
             </w:r>
           </w:p>
           <w:p>
@@ -6577,7 +6521,15 @@
               <w:t>Meta esperada</w:t>
             </w:r>
             <w:r>
-              <w:t>: valor objetivo que se quiere alcanzar.</w:t>
+              <w:t xml:space="preserve">: </w:t>
+            </w:r>
+          </w:p>
+          <w:p>
+            <w:r>
+              <w:t>V</w:t>
+            </w:r>
+            <w:r>
+              <w:t>alor objetivo que se quiere alcanzar.</w:t>
             </w:r>
           </w:p>
           <w:p>
@@ -6602,21 +6554,14 @@
     </w:tbl>
     <w:p>
       <w:pPr>
-        <w:rPr>
-          <w:lang w:val="es-419" w:eastAsia="es-CO"/>
-        </w:rPr>
-      </w:pPr>
-    </w:p>
-    <w:p>
-      <w:pPr>
         <w:pStyle w:val="Ttulo2"/>
       </w:pPr>
-      <w:bookmarkStart w:id="13" w:name="_Toc226990292"/>
+      <w:bookmarkStart w:id="11" w:name="_Toc228972085"/>
       <w:r>
         <w:lastRenderedPageBreak/>
-        <w:t>Aplicabilidad</w:t>
-      </w:r>
-      <w:bookmarkEnd w:id="13"/>
+        <w:t>Interpretación</w:t>
+      </w:r>
+      <w:bookmarkEnd w:id="11"/>
     </w:p>
     <w:p>
       <w:pPr>
@@ -6715,11 +6660,11 @@
       <w:pPr>
         <w:pStyle w:val="Ttulo2"/>
       </w:pPr>
-      <w:bookmarkStart w:id="14" w:name="_Toc226990293"/>
+      <w:bookmarkStart w:id="12" w:name="_Toc228972086"/>
       <w:r>
         <w:t>Aplicabilidad</w:t>
       </w:r>
-      <w:bookmarkEnd w:id="14"/>
+      <w:bookmarkEnd w:id="12"/>
     </w:p>
     <w:p>
       <w:pPr>
@@ -6744,8 +6689,10 @@
         <w:rPr>
           <w:lang w:val="es-419" w:eastAsia="es-CO"/>
         </w:rPr>
+        <w:lastRenderedPageBreak/>
         <w:t xml:space="preserve">En redes sociales, un indicador frecuente es la tasa de </w:t>
       </w:r>
+      <w:proofErr w:type="spellStart"/>
       <w:r>
         <w:rPr>
           <w:rStyle w:val="Extranjerismo"/>
@@ -6753,6 +6700,7 @@
         </w:rPr>
         <w:t>engagement</w:t>
       </w:r>
+      <w:proofErr w:type="spellEnd"/>
       <w:r>
         <w:rPr>
           <w:lang w:val="es-419" w:eastAsia="es-CO"/>
@@ -6764,11 +6712,11 @@
       <w:pPr>
         <w:pStyle w:val="Ttulo2"/>
       </w:pPr>
-      <w:bookmarkStart w:id="15" w:name="_Toc226990294"/>
+      <w:bookmarkStart w:id="13" w:name="_Toc228972087"/>
       <w:r>
         <w:t>Calculo</w:t>
       </w:r>
-      <w:bookmarkEnd w:id="15"/>
+      <w:bookmarkEnd w:id="13"/>
     </w:p>
     <w:p>
       <w:pPr>
@@ -6793,14 +6741,7 @@
         <w:rPr>
           <w:lang w:val="es-419" w:eastAsia="es-CO"/>
         </w:rPr>
-        <w:t xml:space="preserve"> digital, la mayoría de los </w:t>
-      </w:r>
-      <w:r>
-        <w:rPr>
-          <w:lang w:val="es-419" w:eastAsia="es-CO"/>
-        </w:rPr>
-        <w:lastRenderedPageBreak/>
-        <w:t>indicadores se expresan en porcentaje, porque así es más fácil comparar resultados entre publicaciones, campañas o periodos.</w:t>
+        <w:t xml:space="preserve"> digital, la mayoría de los indicadores se expresan en porcentaje, porque así es más fácil comparar resultados entre publicaciones, campañas o periodos.</w:t>
       </w:r>
     </w:p>
     <w:p>
@@ -6840,12 +6781,6 @@
           <w:lang w:val="es-419" w:eastAsia="es-CO"/>
         </w:rPr>
         <w:t>Tasa de interacción (%) = (Total de interacciones / Alcance total) × 100</w:t>
-      </w:r>
-      <w:r>
-        <w:rPr>
-          <w:lang w:val="es-419" w:eastAsia="es-CO"/>
-        </w:rPr>
-        <w:t>.</w:t>
       </w:r>
     </w:p>
     <w:p>
@@ -6914,6 +6849,7 @@
         <w:rPr>
           <w:lang w:val="es-419" w:eastAsia="es-CO"/>
         </w:rPr>
+        <w:lastRenderedPageBreak/>
         <w:t>Estos valores representan métricas que describen la actividad generada por el contenido en redes sociales.</w:t>
       </w:r>
     </w:p>
@@ -6957,7 +6893,6 @@
         <w:rPr>
           <w:lang w:val="es-419" w:eastAsia="es-CO"/>
         </w:rPr>
-        <w:lastRenderedPageBreak/>
         <w:t>Posteriormente, el resultado se convierte en porcentaje.</w:t>
       </w:r>
     </w:p>
@@ -7020,6 +6955,7 @@
         </w:rPr>
         <w:t xml:space="preserve">El 5 % indica que es cinco de cada 100 personas que vieron la publicación interactuaron con el contenido mediante </w:t>
       </w:r>
+      <w:proofErr w:type="spellStart"/>
       <w:r>
         <w:rPr>
           <w:rStyle w:val="Extranjerismo"/>
@@ -7027,6 +6963,7 @@
         </w:rPr>
         <w:t>likes</w:t>
       </w:r>
+      <w:proofErr w:type="spellEnd"/>
       <w:r>
         <w:rPr>
           <w:lang w:val="es-419" w:eastAsia="es-CO"/>
@@ -7096,6 +7033,21 @@
     </w:p>
     <w:p>
       <w:pPr>
+        <w:spacing w:before="0" w:after="160" w:line="259" w:lineRule="auto"/>
+        <w:ind w:firstLine="0"/>
+        <w:rPr>
+          <w:lang w:val="es-419" w:eastAsia="es-CO"/>
+        </w:rPr>
+      </w:pPr>
+      <w:r>
+        <w:rPr>
+          <w:lang w:val="es-419" w:eastAsia="es-CO"/>
+        </w:rPr>
+        <w:br w:type="page"/>
+      </w:r>
+    </w:p>
+    <w:p>
+      <w:pPr>
         <w:rPr>
           <w:b/>
           <w:bCs/>
@@ -7108,6 +7060,7 @@
           <w:bCs/>
           <w:lang w:val="es-419" w:eastAsia="es-CO"/>
         </w:rPr>
+        <w:lastRenderedPageBreak/>
         <w:t>Apoyo de la IA en el análisis</w:t>
       </w:r>
     </w:p>
@@ -7188,7 +7141,6 @@
         <w:rPr>
           <w:lang w:val="es-419" w:eastAsia="es-CO"/>
         </w:rPr>
-        <w:lastRenderedPageBreak/>
         <w:t>Generar proyecciones de cumplimiento de metas.</w:t>
       </w:r>
     </w:p>
@@ -7256,7 +7208,7 @@
       <w:pPr>
         <w:pStyle w:val="Ttulo1"/>
       </w:pPr>
-      <w:bookmarkStart w:id="16" w:name="_Toc226990295"/>
+      <w:bookmarkStart w:id="14" w:name="_Toc228972088"/>
       <w:r>
         <w:lastRenderedPageBreak/>
         <w:t>KPI (</w:t>
@@ -7270,7 +7222,7 @@
       <w:r>
         <w:t>)</w:t>
       </w:r>
-      <w:bookmarkEnd w:id="16"/>
+      <w:bookmarkEnd w:id="14"/>
     </w:p>
     <w:p>
       <w:pPr>
@@ -7321,14 +7273,14 @@
       <w:pPr>
         <w:pStyle w:val="Ttulo2"/>
       </w:pPr>
-      <w:bookmarkStart w:id="17" w:name="_Toc226990296"/>
+      <w:bookmarkStart w:id="15" w:name="_Toc228972089"/>
       <w:r>
         <w:t>C</w:t>
       </w:r>
       <w:r>
         <w:t>oncepto</w:t>
       </w:r>
-      <w:bookmarkEnd w:id="17"/>
+      <w:bookmarkEnd w:id="15"/>
     </w:p>
     <w:p>
       <w:pPr>
@@ -7347,8 +7299,17 @@
           <w:rStyle w:val="Extranjerismo"/>
           <w:lang w:val="es-419" w:eastAsia="es-CO"/>
         </w:rPr>
-        <w:t>Key Performance Indicator</w:t>
-      </w:r>
+        <w:t xml:space="preserve">Key Performance </w:t>
+      </w:r>
+      <w:proofErr w:type="spellStart"/>
+      <w:r>
+        <w:rPr>
+          <w:rStyle w:val="Extranjerismo"/>
+          <w:lang w:val="es-419" w:eastAsia="es-CO"/>
+        </w:rPr>
+        <w:t>Indicator</w:t>
+      </w:r>
+      <w:proofErr w:type="spellEnd"/>
       <w:r>
         <w:rPr>
           <w:lang w:val="es-419" w:eastAsia="es-CO"/>
@@ -7410,11 +7371,24 @@
         </w:rPr>
         <w:t>Estar alineado con los objetivos organizacionales</w:t>
       </w:r>
-      <w:r>
-        <w:rPr>
-          <w:lang w:val="es-419" w:eastAsia="es-CO"/>
-        </w:rPr>
-        <w:t xml:space="preserve">: un KPI no debe ser elegido de manera aleatoria; debe reflejar directamente las metas estratégicas de la empresa. Esto asegura que las acciones y resultados medidos contribuyan al crecimiento, la eficiencia o la competitividad de la organización, evitando esfuerzos que no generen valor. Por ejemplo, si el objetivo de una empresa es aumentar las ventas </w:t>
+    </w:p>
+    <w:p>
+      <w:pPr>
+        <w:rPr>
+          <w:lang w:val="es-419" w:eastAsia="es-CO"/>
+        </w:rPr>
+      </w:pPr>
+      <w:r>
+        <w:rPr>
+          <w:lang w:val="es-419" w:eastAsia="es-CO"/>
+        </w:rPr>
+        <w:t>U</w:t>
+      </w:r>
+      <w:r>
+        <w:rPr>
+          <w:lang w:val="es-419" w:eastAsia="es-CO"/>
+        </w:rPr>
+        <w:t xml:space="preserve">n KPI no debe ser elegido de manera aleatoria; debe reflejar directamente las metas estratégicas de la empresa. Esto asegura que las acciones y resultados medidos contribuyan al crecimiento, la eficiencia o la competitividad de la organización, evitando esfuerzos que no generen valor. Por ejemplo, si el objetivo de una empresa es aumentar las ventas </w:t>
       </w:r>
       <w:r>
         <w:rPr>
@@ -7444,11 +7418,24 @@
         </w:rPr>
         <w:t>Ser medible de forma clara y periódica</w:t>
       </w:r>
-      <w:r>
-        <w:rPr>
-          <w:lang w:val="es-419" w:eastAsia="es-CO"/>
-        </w:rPr>
-        <w:t>: los KPI deben definirse de manera cuantificable, con criterios claros para su medición y registro. Esto permite un seguimiento constante y evita interpretaciones subjetivas. Además, la periodicidad en la medición —diaria, semanal, mensual o trimestral— facilita la detección temprana de desviaciones y la adopción de acciones correctivas oportunas.</w:t>
+    </w:p>
+    <w:p>
+      <w:pPr>
+        <w:rPr>
+          <w:lang w:val="es-419" w:eastAsia="es-CO"/>
+        </w:rPr>
+      </w:pPr>
+      <w:r>
+        <w:rPr>
+          <w:lang w:val="es-419" w:eastAsia="es-CO"/>
+        </w:rPr>
+        <w:t>L</w:t>
+      </w:r>
+      <w:r>
+        <w:rPr>
+          <w:lang w:val="es-419" w:eastAsia="es-CO"/>
+        </w:rPr>
+        <w:t>os KPI deben definirse de manera cuantificable, con criterios claros para su medición y registro. Esto permite un seguimiento constante y evita interpretaciones subjetivas. Además, la periodicidad en la medición —diaria, semanal, mensual o trimestral— facilita la detección temprana de desviaciones y la adopción de acciones correctivas oportunas.</w:t>
       </w:r>
     </w:p>
     <w:p>
@@ -7465,39 +7452,61 @@
         </w:rPr>
         <w:t>Permitir comparaciones en el tiempo</w:t>
       </w:r>
-      <w:r>
-        <w:rPr>
-          <w:lang w:val="es-419" w:eastAsia="es-CO"/>
-        </w:rPr>
-        <w:t>: un buen KPI debe ser consistente para poder comparar resultados históricos y evaluar tendencias. Esta capacidad de análisis temporal ayuda a identificar patrones de desempeño, áreas de mejora y el impacto de nuevas estrategias o campañas. Por ejemplo, comparar la satisfacción del cliente trimestre a trimestre permite observar si las acciones implementadas están generando una experiencia más positiva.</w:t>
-      </w:r>
-    </w:p>
-    <w:p>
-      <w:pPr>
-        <w:rPr>
-          <w:lang w:val="es-419" w:eastAsia="es-CO"/>
-        </w:rPr>
-      </w:pPr>
-      <w:r>
+    </w:p>
+    <w:p>
+      <w:pPr>
+        <w:rPr>
+          <w:lang w:val="es-419" w:eastAsia="es-CO"/>
+        </w:rPr>
+      </w:pPr>
+      <w:r>
+        <w:rPr>
+          <w:lang w:val="es-419" w:eastAsia="es-CO"/>
+        </w:rPr>
+        <w:t>U</w:t>
+      </w:r>
+      <w:r>
+        <w:rPr>
+          <w:lang w:val="es-419" w:eastAsia="es-CO"/>
+        </w:rPr>
+        <w:t>n buen KPI debe ser consistente para poder comparar resultados históricos y evaluar tendencias. Esta capacidad de análisis temporal ayuda a identificar patrones de desempeño, áreas de mejora y el impacto de nuevas estrategias o campañas. Por ejemplo, comparar la satisfacción del cliente trimestre a trimestre permite observar si las acciones implementadas están generando una experiencia más positiva.</w:t>
+      </w:r>
+    </w:p>
+    <w:p>
+      <w:pPr>
         <w:rPr>
           <w:b/>
           <w:bCs/>
           <w:lang w:val="es-419" w:eastAsia="es-CO"/>
         </w:rPr>
+      </w:pPr>
+      <w:r>
+        <w:rPr>
+          <w:b/>
+          <w:bCs/>
+          <w:lang w:val="es-419" w:eastAsia="es-CO"/>
+        </w:rPr>
+        <w:lastRenderedPageBreak/>
         <w:t>Servir como base para la toma de decisiones</w:t>
       </w:r>
-      <w:r>
-        <w:rPr>
-          <w:lang w:val="es-419" w:eastAsia="es-CO"/>
-        </w:rPr>
-        <w:t xml:space="preserve">: más allá de ser un número, un KPI debe proporcionar información útil para la gestión. Los resultados obtenidos permiten </w:t>
-      </w:r>
-      <w:r>
-        <w:rPr>
-          <w:lang w:val="es-419" w:eastAsia="es-CO"/>
-        </w:rPr>
-        <w:lastRenderedPageBreak/>
-        <w:t>a los directivos y equipos operativos tomar decisiones fundamentadas, priorizar recursos, ajustar estrategias y evaluar la efectividad de sus acciones. Por ejemplo, si un KPI muestra una disminución en la retención de clientes, se pueden implementar campañas de fidelización o mejorar el servicio al cliente.</w:t>
+    </w:p>
+    <w:p>
+      <w:pPr>
+        <w:rPr>
+          <w:lang w:val="es-419" w:eastAsia="es-CO"/>
+        </w:rPr>
+      </w:pPr>
+      <w:r>
+        <w:rPr>
+          <w:lang w:val="es-419" w:eastAsia="es-CO"/>
+        </w:rPr>
+        <w:t>M</w:t>
+      </w:r>
+      <w:r>
+        <w:rPr>
+          <w:lang w:val="es-419" w:eastAsia="es-CO"/>
+        </w:rPr>
+        <w:t>ás allá de ser un número, un KPI debe proporcionar información útil para la gestión. Los resultados obtenidos permiten a los directivos y equipos operativos tomar decisiones fundamentadas, priorizar recursos, ajustar estrategias y evaluar la efectividad de sus acciones. Por ejemplo, si un KPI muestra una disminución en la retención de clientes, se pueden implementar campañas de fidelización o mejorar el servicio al cliente.</w:t>
       </w:r>
     </w:p>
     <w:p>
@@ -7528,19 +7537,15 @@
           <w:lang w:val="es-419" w:eastAsia="es-CO"/>
         </w:rPr>
       </w:pPr>
-      <w:commentRangeStart w:id="18"/>
-      <w:r>
-        <w:rPr>
-          <w:bCs/>
+      <w:r>
+        <w:rPr>
           <w:noProof/>
-          <w:sz w:val="20"/>
-          <w:szCs w:val="20"/>
         </w:rPr>
         <w:drawing>
-          <wp:inline distT="0" distB="0" distL="0" distR="0" wp14:anchorId="02C44646" wp14:editId="5D39F5CE">
-            <wp:extent cx="5836522" cy="3279972"/>
-            <wp:effectExtent l="0" t="0" r="0" b="0"/>
-            <wp:docPr id="1615992879" name="Imagen 1" descr="La figura 3 describe las 4 características del KPI."/>
+          <wp:inline distT="0" distB="0" distL="0" distR="0" wp14:anchorId="2269432C" wp14:editId="5A41C843">
+            <wp:extent cx="5707382" cy="3312709"/>
+            <wp:effectExtent l="0" t="0" r="7620" b="2540"/>
+            <wp:docPr id="467538261" name="Imagen 5" descr="La figura 3 describe las 4 características del KPI."/>
             <wp:cNvGraphicFramePr>
               <a:graphicFrameLocks xmlns:a="http://schemas.openxmlformats.org/drawingml/2006/main" noChangeAspect="1"/>
             </wp:cNvGraphicFramePr>
@@ -7548,23 +7553,36 @@
               <a:graphicData uri="http://schemas.openxmlformats.org/drawingml/2006/picture">
                 <pic:pic xmlns:pic="http://schemas.openxmlformats.org/drawingml/2006/picture">
                   <pic:nvPicPr>
-                    <pic:cNvPr id="1615992879" name="Imagen 1" descr="La figura 3 describe las 4 características del KPI."/>
-                    <pic:cNvPicPr/>
+                    <pic:cNvPr id="0" name="Picture 3" descr="La figura 3 describe las 4 características del KPI."/>
+                    <pic:cNvPicPr>
+                      <a:picLocks noChangeAspect="1" noChangeArrowheads="1"/>
+                    </pic:cNvPicPr>
                   </pic:nvPicPr>
                   <pic:blipFill>
-                    <a:blip r:embed="rId22"/>
+                    <a:blip r:embed="rId17">
+                      <a:extLst>
+                        <a:ext uri="{28A0092B-C50C-407E-A947-70E740481C1C}">
+                          <a14:useLocalDpi xmlns:a14="http://schemas.microsoft.com/office/drawing/2010/main" val="0"/>
+                        </a:ext>
+                      </a:extLst>
+                    </a:blip>
+                    <a:srcRect/>
                     <a:stretch>
                       <a:fillRect/>
                     </a:stretch>
                   </pic:blipFill>
-                  <pic:spPr>
+                  <pic:spPr bwMode="auto">
                     <a:xfrm>
                       <a:off x="0" y="0"/>
-                      <a:ext cx="5836522" cy="3279972"/>
+                      <a:ext cx="5719530" cy="3319760"/>
                     </a:xfrm>
                     <a:prstGeom prst="rect">
                       <a:avLst/>
                     </a:prstGeom>
+                    <a:noFill/>
+                    <a:ln>
+                      <a:noFill/>
+                    </a:ln>
                   </pic:spPr>
                 </pic:pic>
               </a:graphicData>
@@ -7572,16 +7590,6 @@
           </wp:inline>
         </w:drawing>
       </w:r>
-      <w:commentRangeEnd w:id="18"/>
-      <w:r>
-        <w:rPr>
-          <w:rStyle w:val="Refdecomentario"/>
-          <w:sz w:val="28"/>
-          <w:szCs w:val="22"/>
-          <w:lang w:val="es-419" w:eastAsia="es-CO"/>
-        </w:rPr>
-        <w:commentReference w:id="18"/>
-      </w:r>
     </w:p>
     <w:p>
       <w:pPr>
@@ -7595,13 +7603,6 @@
         </w:rPr>
         <w:t>Nota. SENA, (2026).</w:t>
       </w:r>
-    </w:p>
-    <w:p>
-      <w:pPr>
-        <w:rPr>
-          <w:lang w:val="es-419" w:eastAsia="es-CO"/>
-        </w:rPr>
-      </w:pPr>
     </w:p>
     <w:tbl>
       <w:tblPr>
@@ -7705,11 +7706,11 @@
       <w:pPr>
         <w:pStyle w:val="Ttulo2"/>
       </w:pPr>
-      <w:bookmarkStart w:id="19" w:name="_Toc226990297"/>
+      <w:bookmarkStart w:id="16" w:name="_Toc228972090"/>
       <w:r>
         <w:t>Tipos</w:t>
       </w:r>
-      <w:bookmarkEnd w:id="19"/>
+      <w:bookmarkEnd w:id="16"/>
     </w:p>
     <w:p>
       <w:pPr>
@@ -8152,11 +8153,11 @@
       <w:pPr>
         <w:pStyle w:val="Ttulo2"/>
       </w:pPr>
-      <w:bookmarkStart w:id="20" w:name="_Toc226990298"/>
+      <w:bookmarkStart w:id="17" w:name="_Toc228972091"/>
       <w:r>
         <w:t>Aplicabilidad</w:t>
       </w:r>
-      <w:bookmarkEnd w:id="20"/>
+      <w:bookmarkEnd w:id="17"/>
     </w:p>
     <w:p>
       <w:pPr>
@@ -8190,6 +8191,7 @@
         </w:rPr>
         <w:t xml:space="preserve">Por ejemplo, la empresa Airbnb puede establecer como KPI principal la tasa de conversión de reservas provenientes de campañas digitales, ya que su objetivo estratégico es aumentar ocupación y ventas. Por su parte, Adidas podría priorizar como KPI el nivel de </w:t>
       </w:r>
+      <w:proofErr w:type="spellStart"/>
       <w:r>
         <w:rPr>
           <w:rStyle w:val="Extranjerismo"/>
@@ -8197,6 +8199,7 @@
         </w:rPr>
         <w:t>engagement</w:t>
       </w:r>
+      <w:proofErr w:type="spellEnd"/>
       <w:r>
         <w:rPr>
           <w:lang w:val="es-419" w:eastAsia="es-CO"/>
@@ -8327,6 +8330,7 @@
         </w:rPr>
         <w:t xml:space="preserve">Un error frecuente en redes sociales es concentrarse en métricas de vanidad (como el número de </w:t>
       </w:r>
+      <w:proofErr w:type="spellStart"/>
       <w:r>
         <w:rPr>
           <w:rStyle w:val="Extranjerismo"/>
@@ -8334,6 +8338,7 @@
         </w:rPr>
         <w:t>likes</w:t>
       </w:r>
+      <w:proofErr w:type="spellEnd"/>
       <w:r>
         <w:rPr>
           <w:lang w:val="es-419" w:eastAsia="es-CO"/>
@@ -8463,7 +8468,19 @@
         <w:rPr>
           <w:lang w:val="es-419" w:eastAsia="es-CO"/>
         </w:rPr>
-        <w:t xml:space="preserve">Le recomendamos consultar los siguientes recursos prácticos para comprender y afianzar los conceptos básicos sobre qué es un KPI, cómo estructurarlo y ejemplos prácticos aplicados a mediciones de </w:t>
+        <w:t xml:space="preserve">Le recomendamos consultar </w:t>
+      </w:r>
+      <w:r>
+        <w:rPr>
+          <w:lang w:val="es-419" w:eastAsia="es-CO"/>
+        </w:rPr>
+        <w:t>el s</w:t>
+      </w:r>
+      <w:r>
+        <w:rPr>
+          <w:lang w:val="es-419" w:eastAsia="es-CO"/>
+        </w:rPr>
+        <w:t xml:space="preserve">iguiente recurso práctico para comprender y afianzar los conceptos básicos sobre qué es un KPI, cómo estructurarlo y ejemplos prácticos aplicados a mediciones de </w:t>
       </w:r>
       <w:r>
         <w:rPr>
@@ -8478,14 +8495,13 @@
         </w:rPr>
         <w:t xml:space="preserve"> digital en redes:</w:t>
       </w:r>
-    </w:p>
-    <w:p>
-      <w:pPr>
-        <w:rPr>
-          <w:lang w:val="es-419" w:eastAsia="es-CO"/>
-        </w:rPr>
-      </w:pPr>
-      <w:hyperlink r:id="rId23" w:history="1">
+      <w:r>
+        <w:rPr>
+          <w:lang w:val="es-419" w:eastAsia="es-CO"/>
+        </w:rPr>
+        <w:t xml:space="preserve"> </w:t>
+      </w:r>
+      <w:hyperlink r:id="rId18" w:history="1">
         <w:r>
           <w:rPr>
             <w:rStyle w:val="Hipervnculo"/>
@@ -8503,62 +8519,6 @@
     </w:p>
     <w:p>
       <w:pPr>
-        <w:rPr>
-          <w:lang w:val="es-419" w:eastAsia="es-CO"/>
-        </w:rPr>
-      </w:pPr>
-      <w:hyperlink r:id="rId24" w:history="1">
-        <w:r>
-          <w:rPr>
-            <w:rStyle w:val="Hipervnculo"/>
-            <w:lang w:val="es-419" w:eastAsia="es-CO"/>
-          </w:rPr>
-          <w:t>https://www.youtube.com/watch?v=QfYQGfrkAeY</w:t>
-        </w:r>
-      </w:hyperlink>
-      <w:r>
-        <w:rPr>
-          <w:lang w:val="es-419" w:eastAsia="es-CO"/>
-        </w:rPr>
-        <w:t xml:space="preserve"> </w:t>
-      </w:r>
-      <w:r>
-        <w:rPr>
-          <w:lang w:val="es-419" w:eastAsia="es-CO"/>
-        </w:rPr>
-        <w:t xml:space="preserve"> </w:t>
-      </w:r>
-      <w:r>
-        <w:rPr>
-          <w:lang w:val="es-419" w:eastAsia="es-CO"/>
-        </w:rPr>
-        <w:t xml:space="preserve"> </w:t>
-      </w:r>
-    </w:p>
-    <w:p>
-      <w:pPr>
-        <w:rPr>
-          <w:lang w:val="es-419" w:eastAsia="es-CO"/>
-        </w:rPr>
-      </w:pPr>
-      <w:hyperlink r:id="rId25" w:history="1">
-        <w:r>
-          <w:rPr>
-            <w:rStyle w:val="Hipervnculo"/>
-            <w:lang w:val="es-419" w:eastAsia="es-CO"/>
-          </w:rPr>
-          <w:t>https://www.youtube.com/watch?v=SzQoiyjwO5c</w:t>
-        </w:r>
-      </w:hyperlink>
-      <w:r>
-        <w:rPr>
-          <w:lang w:val="es-419" w:eastAsia="es-CO"/>
-        </w:rPr>
-        <w:t xml:space="preserve"> </w:t>
-      </w:r>
-    </w:p>
-    <w:p>
-      <w:pPr>
         <w:spacing w:before="0" w:after="160" w:line="259" w:lineRule="auto"/>
         <w:ind w:firstLine="0"/>
         <w:rPr>
@@ -8576,7 +8536,7 @@
       <w:pPr>
         <w:pStyle w:val="Ttulo1"/>
       </w:pPr>
-      <w:bookmarkStart w:id="21" w:name="_Toc226990299"/>
+      <w:bookmarkStart w:id="18" w:name="_Toc228972092"/>
       <w:r>
         <w:lastRenderedPageBreak/>
         <w:t>P</w:t>
@@ -8584,7 +8544,7 @@
       <w:r>
         <w:t>resupuesto</w:t>
       </w:r>
-      <w:bookmarkEnd w:id="21"/>
+      <w:bookmarkEnd w:id="18"/>
     </w:p>
     <w:p>
       <w:pPr>
@@ -8642,14 +8602,14 @@
       <w:pPr>
         <w:pStyle w:val="Ttulo2"/>
       </w:pPr>
-      <w:bookmarkStart w:id="22" w:name="_Toc226990300"/>
+      <w:bookmarkStart w:id="19" w:name="_Toc228972093"/>
       <w:r>
         <w:t>C</w:t>
       </w:r>
       <w:r>
         <w:t>oncepto</w:t>
       </w:r>
-      <w:bookmarkEnd w:id="22"/>
+      <w:bookmarkEnd w:id="19"/>
     </w:p>
     <w:p>
       <w:pPr>
@@ -9091,12 +9051,12 @@
       <w:pPr>
         <w:pStyle w:val="Ttulo2"/>
       </w:pPr>
-      <w:bookmarkStart w:id="23" w:name="_Toc226990301"/>
+      <w:bookmarkStart w:id="20" w:name="_Toc228972094"/>
       <w:r>
         <w:lastRenderedPageBreak/>
         <w:t>Aplicabilidad</w:t>
       </w:r>
-      <w:bookmarkEnd w:id="23"/>
+      <w:bookmarkEnd w:id="20"/>
     </w:p>
     <w:p>
       <w:pPr>
@@ -9311,7 +9271,15 @@
               </w:rPr>
             </w:pPr>
             <w:r>
-              <w:t>Asignar $4.000.000 COP a Facebook Ads y $2.000.000 COP a TikTok.</w:t>
+              <w:t xml:space="preserve">Asignar $4.000.000 COP a Facebook </w:t>
+            </w:r>
+            <w:proofErr w:type="spellStart"/>
+            <w:r>
+              <w:t>Ads</w:t>
+            </w:r>
+            <w:proofErr w:type="spellEnd"/>
+            <w:r>
+              <w:t xml:space="preserve"> y $2.000.000 COP a TikTok.</w:t>
             </w:r>
           </w:p>
         </w:tc>
@@ -9477,7 +9445,6 @@
               </w:rPr>
             </w:pPr>
             <w:r>
-              <w:lastRenderedPageBreak/>
               <w:t>Evaluación de resultados.</w:t>
             </w:r>
           </w:p>
@@ -9494,7 +9461,15 @@
               </w:rPr>
             </w:pPr>
             <w:r>
-              <w:t>Medir la eficiencia de la inversión en función de KPIs.</w:t>
+              <w:t xml:space="preserve">Medir la eficiencia de la inversión en función de </w:t>
+            </w:r>
+            <w:proofErr w:type="spellStart"/>
+            <w:r>
+              <w:t>KPIs</w:t>
+            </w:r>
+            <w:proofErr w:type="spellEnd"/>
+            <w:r>
+              <w:t>.</w:t>
             </w:r>
           </w:p>
         </w:tc>
@@ -9630,7 +9605,35 @@
         <w:rPr>
           <w:lang w:val="es-419" w:eastAsia="es-CO"/>
         </w:rPr>
-        <w:t>Nota. Adaptada Kotler, Kartajaya &amp; Setiawan (2021); Chaffey &amp; Ellis-Chadwick (2019); Saylor Academy (2022).</w:t>
+        <w:t xml:space="preserve">Nota. Adaptada Kotler, </w:t>
+      </w:r>
+      <w:proofErr w:type="spellStart"/>
+      <w:r>
+        <w:rPr>
+          <w:lang w:val="es-419" w:eastAsia="es-CO"/>
+        </w:rPr>
+        <w:t>Kartajaya</w:t>
+      </w:r>
+      <w:proofErr w:type="spellEnd"/>
+      <w:r>
+        <w:rPr>
+          <w:lang w:val="es-419" w:eastAsia="es-CO"/>
+        </w:rPr>
+        <w:t xml:space="preserve"> &amp; Setiawan (2021); Chaffey &amp; Ellis-Chadwick (2019); Saylor </w:t>
+      </w:r>
+      <w:proofErr w:type="spellStart"/>
+      <w:r>
+        <w:rPr>
+          <w:lang w:val="es-419" w:eastAsia="es-CO"/>
+        </w:rPr>
+        <w:t>Academy</w:t>
+      </w:r>
+      <w:proofErr w:type="spellEnd"/>
+      <w:r>
+        <w:rPr>
+          <w:lang w:val="es-419" w:eastAsia="es-CO"/>
+        </w:rPr>
+        <w:t xml:space="preserve"> (2022).</w:t>
       </w:r>
     </w:p>
     <w:p>
@@ -9655,7 +9658,21 @@
         <w:rPr>
           <w:lang w:val="es-419" w:eastAsia="es-CO"/>
         </w:rPr>
-        <w:t xml:space="preserve"> digital de manera estructurada, asignando recursos, definiendo objetivos y estableciendo indicadores de seguimiento. Se utiliza como referencia la empresa Go Colombia, con el fin de ilustrar la aplicación real de un presupuesto en campañas digitales.</w:t>
+        <w:t xml:space="preserve"> digital de manera estructurada, asignando recursos, definiendo objetivos y estableciendo indicadores de seguimiento. Se utiliza como referencia la empresa </w:t>
+      </w:r>
+      <w:proofErr w:type="spellStart"/>
+      <w:r>
+        <w:rPr>
+          <w:lang w:val="es-419" w:eastAsia="es-CO"/>
+        </w:rPr>
+        <w:t>Go</w:t>
+      </w:r>
+      <w:proofErr w:type="spellEnd"/>
+      <w:r>
+        <w:rPr>
+          <w:lang w:val="es-419" w:eastAsia="es-CO"/>
+        </w:rPr>
+        <w:t xml:space="preserve"> Colombia, con el fin de ilustrar la aplicación real de un presupuesto en campañas digitales.</w:t>
       </w:r>
     </w:p>
     <w:p>
@@ -9676,69 +9693,10 @@
     <w:p>
       <w:pPr>
         <w:rPr>
-          <w:lang w:val="es-419" w:eastAsia="es-CO"/>
-        </w:rPr>
-      </w:pPr>
-      <w:r>
-        <w:rPr>
-          <w:lang w:val="es-419" w:eastAsia="es-CO"/>
-        </w:rPr>
-        <w:lastRenderedPageBreak/>
-        <w:t>Empresa de referencia: Go Colombia</w:t>
-      </w:r>
-    </w:p>
-    <w:p>
-      <w:pPr>
-        <w:rPr>
-          <w:lang w:val="es-419" w:eastAsia="es-CO"/>
-        </w:rPr>
-      </w:pPr>
-      <w:r>
-        <w:rPr>
           <w:b/>
           <w:bCs/>
           <w:lang w:val="es-419" w:eastAsia="es-CO"/>
         </w:rPr>
-        <w:t>Objeto de la empresa</w:t>
-      </w:r>
-      <w:r>
-        <w:rPr>
-          <w:lang w:val="es-419" w:eastAsia="es-CO"/>
-        </w:rPr>
-        <w:t>: Go Colombia es una empresa colombiana de entregas a domicilio (</w:t>
-      </w:r>
-      <w:r>
-        <w:rPr>
-          <w:rStyle w:val="Extranjerismo"/>
-          <w:lang w:val="es-419" w:eastAsia="es-CO"/>
-        </w:rPr>
-        <w:t>delivery</w:t>
-      </w:r>
-      <w:r>
-        <w:rPr>
-          <w:lang w:val="es-419" w:eastAsia="es-CO"/>
-        </w:rPr>
-        <w:t xml:space="preserve">) y servicios bajo demanda. A través de su </w:t>
-      </w:r>
-      <w:r>
-        <w:rPr>
-          <w:rStyle w:val="Extranjerismo"/>
-          <w:lang w:val="es-419" w:eastAsia="es-CO"/>
-        </w:rPr>
-        <w:t>app</w:t>
-      </w:r>
-      <w:r>
-        <w:rPr>
-          <w:lang w:val="es-419" w:eastAsia="es-CO"/>
-        </w:rPr>
-        <w:t>, los usuarios pueden pedir comida, supermercado, productos de farmacia, mensajería y otros servicios rápidos.</w:t>
-      </w:r>
-    </w:p>
-    <w:p>
-      <w:pPr>
-        <w:rPr>
-          <w:lang w:val="es-419" w:eastAsia="es-CO"/>
-        </w:rPr>
       </w:pPr>
       <w:r>
         <w:rPr>
@@ -9746,6 +9704,103 @@
           <w:bCs/>
           <w:lang w:val="es-419" w:eastAsia="es-CO"/>
         </w:rPr>
+        <w:lastRenderedPageBreak/>
+        <w:t xml:space="preserve">Empresa de referencia: </w:t>
+      </w:r>
+      <w:proofErr w:type="spellStart"/>
+      <w:r>
+        <w:rPr>
+          <w:b/>
+          <w:bCs/>
+          <w:lang w:val="es-419" w:eastAsia="es-CO"/>
+        </w:rPr>
+        <w:t>Go</w:t>
+      </w:r>
+      <w:proofErr w:type="spellEnd"/>
+      <w:r>
+        <w:rPr>
+          <w:b/>
+          <w:bCs/>
+          <w:lang w:val="es-419" w:eastAsia="es-CO"/>
+        </w:rPr>
+        <w:t xml:space="preserve"> Colombia</w:t>
+      </w:r>
+    </w:p>
+    <w:p>
+      <w:pPr>
+        <w:rPr>
+          <w:lang w:val="es-419" w:eastAsia="es-CO"/>
+        </w:rPr>
+      </w:pPr>
+      <w:r>
+        <w:rPr>
+          <w:b/>
+          <w:bCs/>
+          <w:lang w:val="es-419" w:eastAsia="es-CO"/>
+        </w:rPr>
+        <w:t>Objeto de la empresa</w:t>
+      </w:r>
+      <w:r>
+        <w:rPr>
+          <w:lang w:val="es-419" w:eastAsia="es-CO"/>
+        </w:rPr>
+        <w:t xml:space="preserve">: </w:t>
+      </w:r>
+      <w:proofErr w:type="spellStart"/>
+      <w:r>
+        <w:rPr>
+          <w:lang w:val="es-419" w:eastAsia="es-CO"/>
+        </w:rPr>
+        <w:t>Go</w:t>
+      </w:r>
+      <w:proofErr w:type="spellEnd"/>
+      <w:r>
+        <w:rPr>
+          <w:lang w:val="es-419" w:eastAsia="es-CO"/>
+        </w:rPr>
+        <w:t xml:space="preserve"> Colombia es una empresa colombiana de entregas a domicilio (</w:t>
+      </w:r>
+      <w:proofErr w:type="spellStart"/>
+      <w:r>
+        <w:rPr>
+          <w:rStyle w:val="Extranjerismo"/>
+          <w:lang w:val="es-419" w:eastAsia="es-CO"/>
+        </w:rPr>
+        <w:t>delivery</w:t>
+      </w:r>
+      <w:proofErr w:type="spellEnd"/>
+      <w:r>
+        <w:rPr>
+          <w:lang w:val="es-419" w:eastAsia="es-CO"/>
+        </w:rPr>
+        <w:t xml:space="preserve">) y servicios bajo demanda. A través de su </w:t>
+      </w:r>
+      <w:r>
+        <w:rPr>
+          <w:rStyle w:val="Extranjerismo"/>
+          <w:lang w:val="es-419" w:eastAsia="es-CO"/>
+        </w:rPr>
+        <w:t>app</w:t>
+      </w:r>
+      <w:r>
+        <w:rPr>
+          <w:lang w:val="es-419" w:eastAsia="es-CO"/>
+        </w:rPr>
+        <w:t>, los usuarios pueden pedir comida, supermercado, productos de farmacia, mensajería y otros servicios rápidos.</w:t>
+      </w:r>
+    </w:p>
+    <w:p>
+      <w:pPr>
+        <w:rPr>
+          <w:lang w:val="es-419" w:eastAsia="es-CO"/>
+        </w:rPr>
+      </w:pPr>
+      <w:r>
+        <w:rPr>
+          <w:b/>
+          <w:bCs/>
+          <w:lang w:val="es-419" w:eastAsia="es-CO"/>
+        </w:rPr>
         <w:t>Objetivo</w:t>
       </w:r>
       <w:r>
@@ -9771,14 +9826,37 @@
     <w:p>
       <w:pPr>
         <w:rPr>
-          <w:lang w:val="es-419" w:eastAsia="es-CO"/>
-        </w:rPr>
-      </w:pPr>
-      <w:r>
-        <w:rPr>
-          <w:lang w:val="es-419" w:eastAsia="es-CO"/>
-        </w:rPr>
-        <w:t>Paso 1: definir objetivos.</w:t>
+          <w:b/>
+          <w:bCs/>
+          <w:lang w:val="es-419" w:eastAsia="es-CO"/>
+        </w:rPr>
+      </w:pPr>
+      <w:r>
+        <w:rPr>
+          <w:b/>
+          <w:bCs/>
+          <w:lang w:val="es-419" w:eastAsia="es-CO"/>
+        </w:rPr>
+        <w:t>Paso 1:</w:t>
+      </w:r>
+    </w:p>
+    <w:p>
+      <w:pPr>
+        <w:rPr>
+          <w:lang w:val="es-419" w:eastAsia="es-CO"/>
+        </w:rPr>
+      </w:pPr>
+      <w:r>
+        <w:rPr>
+          <w:lang w:val="es-419" w:eastAsia="es-CO"/>
+        </w:rPr>
+        <w:t>D</w:t>
+      </w:r>
+      <w:r>
+        <w:rPr>
+          <w:lang w:val="es-419" w:eastAsia="es-CO"/>
+        </w:rPr>
+        <w:t>efinir objetivos.</w:t>
       </w:r>
     </w:p>
     <w:p>
@@ -9823,6 +9901,7 @@
           <w:lang w:val="es-419" w:eastAsia="es-CO"/>
         </w:rPr>
       </w:pPr>
+      <w:proofErr w:type="spellStart"/>
       <w:r>
         <w:rPr>
           <w:rStyle w:val="Extranjerismo"/>
@@ -9830,6 +9909,7 @@
         </w:rPr>
         <w:t>Engagement</w:t>
       </w:r>
+      <w:proofErr w:type="spellEnd"/>
       <w:r>
         <w:rPr>
           <w:lang w:val="es-419" w:eastAsia="es-CO"/>
@@ -9840,14 +9920,37 @@
     <w:p>
       <w:pPr>
         <w:rPr>
-          <w:lang w:val="es-419" w:eastAsia="es-CO"/>
-        </w:rPr>
-      </w:pPr>
-      <w:r>
-        <w:rPr>
-          <w:lang w:val="es-419" w:eastAsia="es-CO"/>
-        </w:rPr>
-        <w:t>Paso 2: determinar recursos disponibles.</w:t>
+          <w:b/>
+          <w:bCs/>
+          <w:lang w:val="es-419" w:eastAsia="es-CO"/>
+        </w:rPr>
+      </w:pPr>
+      <w:r>
+        <w:rPr>
+          <w:b/>
+          <w:bCs/>
+          <w:lang w:val="es-419" w:eastAsia="es-CO"/>
+        </w:rPr>
+        <w:t xml:space="preserve">Paso 2: </w:t>
+      </w:r>
+    </w:p>
+    <w:p>
+      <w:pPr>
+        <w:rPr>
+          <w:lang w:val="es-419" w:eastAsia="es-CO"/>
+        </w:rPr>
+      </w:pPr>
+      <w:r>
+        <w:rPr>
+          <w:lang w:val="es-419" w:eastAsia="es-CO"/>
+        </w:rPr>
+        <w:t>D</w:t>
+      </w:r>
+      <w:r>
+        <w:rPr>
+          <w:lang w:val="es-419" w:eastAsia="es-CO"/>
+        </w:rPr>
+        <w:t>eterminar recursos disponibles.</w:t>
       </w:r>
     </w:p>
     <w:p>
@@ -9871,14 +9974,52 @@
     <w:p>
       <w:pPr>
         <w:rPr>
-          <w:lang w:val="es-419" w:eastAsia="es-CO"/>
-        </w:rPr>
-      </w:pPr>
-      <w:r>
-        <w:rPr>
-          <w:lang w:val="es-419" w:eastAsia="es-CO"/>
-        </w:rPr>
-        <w:t>Paso 3: asignar presupuesto a actividades.</w:t>
+          <w:b/>
+          <w:bCs/>
+          <w:lang w:val="es-419" w:eastAsia="es-CO"/>
+        </w:rPr>
+      </w:pPr>
+      <w:r>
+        <w:rPr>
+          <w:b/>
+          <w:bCs/>
+          <w:lang w:val="es-419" w:eastAsia="es-CO"/>
+        </w:rPr>
+        <w:t xml:space="preserve">Paso 3: </w:t>
+      </w:r>
+    </w:p>
+    <w:p>
+      <w:pPr>
+        <w:rPr>
+          <w:lang w:val="es-419" w:eastAsia="es-CO"/>
+        </w:rPr>
+      </w:pPr>
+      <w:r>
+        <w:rPr>
+          <w:lang w:val="es-419" w:eastAsia="es-CO"/>
+        </w:rPr>
+        <w:t>A</w:t>
+      </w:r>
+      <w:r>
+        <w:rPr>
+          <w:lang w:val="es-419" w:eastAsia="es-CO"/>
+        </w:rPr>
+        <w:t>signar presupuesto a actividades.</w:t>
+      </w:r>
+    </w:p>
+    <w:p>
+      <w:pPr>
+        <w:spacing w:before="0" w:after="160" w:line="259" w:lineRule="auto"/>
+        <w:ind w:firstLine="0"/>
+        <w:rPr>
+          <w:lang w:val="es-419" w:eastAsia="es-CO"/>
+        </w:rPr>
+      </w:pPr>
+      <w:r>
+        <w:rPr>
+          <w:lang w:val="es-419" w:eastAsia="es-CO"/>
+        </w:rPr>
+        <w:br w:type="page"/>
       </w:r>
     </w:p>
     <w:p>
@@ -9892,6 +10033,7 @@
         <w:rPr>
           <w:lang w:val="es-419" w:eastAsia="es-CO"/>
         </w:rPr>
+        <w:lastRenderedPageBreak/>
         <w:t>Asignación de rubros por actividad</w:t>
       </w:r>
     </w:p>
@@ -10060,7 +10202,6 @@
               </w:rPr>
             </w:pPr>
             <w:r>
-              <w:lastRenderedPageBreak/>
               <w:t>Creación de contenido audiovisual.</w:t>
             </w:r>
           </w:p>
@@ -10178,7 +10319,15 @@
               </w:rPr>
             </w:pPr>
             <w:r>
-              <w:t>Reportes semanales de KPIs.</w:t>
+              <w:t xml:space="preserve">Reportes semanales de </w:t>
+            </w:r>
+            <w:proofErr w:type="spellStart"/>
+            <w:r>
+              <w:t>KPIs</w:t>
+            </w:r>
+            <w:proofErr w:type="spellEnd"/>
+            <w:r>
+              <w:t>.</w:t>
             </w:r>
           </w:p>
         </w:tc>
@@ -10267,14 +10416,37 @@
     <w:p>
       <w:pPr>
         <w:rPr>
-          <w:lang w:val="es-419" w:eastAsia="es-CO"/>
-        </w:rPr>
-      </w:pPr>
-      <w:r>
-        <w:rPr>
-          <w:lang w:val="es-419" w:eastAsia="es-CO"/>
-        </w:rPr>
-        <w:t>Paso 4: ejecutar la campaña y registrar gastos.</w:t>
+          <w:b/>
+          <w:bCs/>
+          <w:lang w:val="es-419" w:eastAsia="es-CO"/>
+        </w:rPr>
+      </w:pPr>
+      <w:r>
+        <w:rPr>
+          <w:b/>
+          <w:bCs/>
+          <w:lang w:val="es-419" w:eastAsia="es-CO"/>
+        </w:rPr>
+        <w:t xml:space="preserve">Paso 4: </w:t>
+      </w:r>
+    </w:p>
+    <w:p>
+      <w:pPr>
+        <w:rPr>
+          <w:lang w:val="es-419" w:eastAsia="es-CO"/>
+        </w:rPr>
+      </w:pPr>
+      <w:r>
+        <w:rPr>
+          <w:lang w:val="es-419" w:eastAsia="es-CO"/>
+        </w:rPr>
+        <w:t>E</w:t>
+      </w:r>
+      <w:r>
+        <w:rPr>
+          <w:lang w:val="es-419" w:eastAsia="es-CO"/>
+        </w:rPr>
+        <w:t>jecutar la campaña y registrar gastos.</w:t>
       </w:r>
     </w:p>
     <w:p>
@@ -10316,14 +10488,38 @@
     <w:p>
       <w:pPr>
         <w:rPr>
-          <w:lang w:val="es-419" w:eastAsia="es-CO"/>
-        </w:rPr>
-      </w:pPr>
-      <w:r>
-        <w:rPr>
-          <w:lang w:val="es-419" w:eastAsia="es-CO"/>
-        </w:rPr>
-        <w:t>Paso 5: analizar resultados y ajustar estrategias.</w:t>
+          <w:b/>
+          <w:bCs/>
+          <w:lang w:val="es-419" w:eastAsia="es-CO"/>
+        </w:rPr>
+      </w:pPr>
+      <w:r>
+        <w:rPr>
+          <w:b/>
+          <w:bCs/>
+          <w:lang w:val="es-419" w:eastAsia="es-CO"/>
+        </w:rPr>
+        <w:lastRenderedPageBreak/>
+        <w:t xml:space="preserve">Paso 5: </w:t>
+      </w:r>
+    </w:p>
+    <w:p>
+      <w:pPr>
+        <w:rPr>
+          <w:lang w:val="es-419" w:eastAsia="es-CO"/>
+        </w:rPr>
+      </w:pPr>
+      <w:r>
+        <w:rPr>
+          <w:lang w:val="es-419" w:eastAsia="es-CO"/>
+        </w:rPr>
+        <w:t>A</w:t>
+      </w:r>
+      <w:r>
+        <w:rPr>
+          <w:lang w:val="es-419" w:eastAsia="es-CO"/>
+        </w:rPr>
+        <w:t>nalizar resultados y ajustar estrategias.</w:t>
       </w:r>
     </w:p>
     <w:p>
@@ -10395,7 +10591,6 @@
           <w:bCs/>
           <w:lang w:val="es-419" w:eastAsia="es-CO"/>
         </w:rPr>
-        <w:lastRenderedPageBreak/>
         <w:t>Resultado final</w:t>
       </w:r>
       <w:r>
@@ -10461,7 +10656,7 @@
         </w:rPr>
         <w:t xml:space="preserve">g digital, vinculando recursos con objetivos estratégicos y métricas para maximizar resultados en redes sociales y otras plataformas: </w:t>
       </w:r>
-      <w:hyperlink r:id="rId26" w:history="1">
+      <w:hyperlink r:id="rId19" w:history="1">
         <w:r>
           <w:rPr>
             <w:rStyle w:val="Hipervnculo"/>
@@ -10496,7 +10691,7 @@
       <w:pPr>
         <w:pStyle w:val="Titulosgenerales"/>
       </w:pPr>
-      <w:bookmarkStart w:id="24" w:name="_Toc226990302"/>
+      <w:bookmarkStart w:id="21" w:name="_Toc228972095"/>
       <w:r>
         <w:lastRenderedPageBreak/>
         <w:t>S</w:t>
@@ -10504,7 +10699,7 @@
       <w:r>
         <w:t>íntesis</w:t>
       </w:r>
-      <w:bookmarkEnd w:id="24"/>
+      <w:bookmarkEnd w:id="21"/>
       <w:r>
         <w:t xml:space="preserve"> </w:t>
       </w:r>
@@ -10571,15 +10766,13 @@
       </w:pPr>
       <w:r>
         <w:rPr>
-          <w:noProof/>
-          <w:sz w:val="20"/>
-          <w:szCs w:val="20"/>
+          <w:lang w:val="es-419" w:eastAsia="es-CO"/>
         </w:rPr>
         <w:drawing>
-          <wp:inline distT="0" distB="0" distL="0" distR="0" wp14:anchorId="35CAA36C" wp14:editId="3C174ED5">
-            <wp:extent cx="6332220" cy="3941101"/>
-            <wp:effectExtent l="0" t="0" r="0" b="2540"/>
-            <wp:docPr id="1694347500" name="Imagen 1" descr="El componente formativo Métricas del marketing digital integra la analítica web, las métricas digitales y los indicadores clave de rendimiento como bases para evaluar el desempeño de las estrategias online. Desarrolla la interpretación, estructura y cálculo de KPI, así como su aplicabilidad en redes sociales y entornos digitales. Finalmente, articula el análisis de resultados con el presupuesto, consolidando un enfoque estratégico orientado a la medición, optimización y rentabilidad del marketing digital."/>
+          <wp:inline distT="0" distB="0" distL="0" distR="0" wp14:anchorId="0D3AF327" wp14:editId="19285B74">
+            <wp:extent cx="6332220" cy="3587750"/>
+            <wp:effectExtent l="0" t="0" r="0" b="0"/>
+            <wp:docPr id="54039432" name="Imagen 1" descr="El componente formativo Métricas del marketing digital integra la analítica web, las métricas digitales y los indicadores clave de rendimiento como bases para evaluar el desempeño de las estrategias online. Desarrolla la interpretación, estructura y cálculo de KPI, así como su aplicabilidad en redes sociales y entornos digitales. Finalmente, articula el análisis de resultados con el presupuesto, consolidando un enfoque estratégico orientado a la medición, optimización y rentabilidad del marketing digital."/>
             <wp:cNvGraphicFramePr>
               <a:graphicFrameLocks xmlns:a="http://schemas.openxmlformats.org/drawingml/2006/main" noChangeAspect="1"/>
             </wp:cNvGraphicFramePr>
@@ -10587,11 +10780,11 @@
               <a:graphicData uri="http://schemas.openxmlformats.org/drawingml/2006/picture">
                 <pic:pic xmlns:pic="http://schemas.openxmlformats.org/drawingml/2006/picture">
                   <pic:nvPicPr>
-                    <pic:cNvPr id="1694347500" name="Imagen 1" descr="El componente formativo Métricas del marketing digital integra la analítica web, las métricas digitales y los indicadores clave de rendimiento como bases para evaluar el desempeño de las estrategias online. Desarrolla la interpretación, estructura y cálculo de KPI, así como su aplicabilidad en redes sociales y entornos digitales. Finalmente, articula el análisis de resultados con el presupuesto, consolidando un enfoque estratégico orientado a la medición, optimización y rentabilidad del marketing digital."/>
+                    <pic:cNvPr id="54039432" name="Imagen 1" descr="El componente formativo Métricas del marketing digital integra la analítica web, las métricas digitales y los indicadores clave de rendimiento como bases para evaluar el desempeño de las estrategias online. Desarrolla la interpretación, estructura y cálculo de KPI, así como su aplicabilidad en redes sociales y entornos digitales. Finalmente, articula el análisis de resultados con el presupuesto, consolidando un enfoque estratégico orientado a la medición, optimización y rentabilidad del marketing digital."/>
                     <pic:cNvPicPr/>
                   </pic:nvPicPr>
                   <pic:blipFill>
-                    <a:blip r:embed="rId27"/>
+                    <a:blip r:embed="rId20"/>
                     <a:stretch>
                       <a:fillRect/>
                     </a:stretch>
@@ -10599,7 +10792,7 @@
                   <pic:spPr>
                     <a:xfrm>
                       <a:off x="0" y="0"/>
-                      <a:ext cx="6332220" cy="3941101"/>
+                      <a:ext cx="6332220" cy="3587750"/>
                     </a:xfrm>
                     <a:prstGeom prst="rect">
                       <a:avLst/>
@@ -10614,14 +10807,23 @@
     </w:p>
     <w:p>
       <w:pPr>
+        <w:ind w:firstLine="0"/>
+        <w:jc w:val="center"/>
+        <w:rPr>
+          <w:lang w:val="es-419" w:eastAsia="es-CO"/>
+        </w:rPr>
+      </w:pPr>
+    </w:p>
+    <w:p>
+      <w:pPr>
         <w:pStyle w:val="Titulosgenerales"/>
       </w:pPr>
-      <w:bookmarkStart w:id="25" w:name="_Toc226990303"/>
+      <w:bookmarkStart w:id="22" w:name="_Toc228972096"/>
       <w:r>
         <w:lastRenderedPageBreak/>
         <w:t>Glosario</w:t>
       </w:r>
-      <w:bookmarkEnd w:id="25"/>
+      <w:bookmarkEnd w:id="22"/>
     </w:p>
     <w:p>
       <w:pPr>
@@ -10771,6 +10973,7 @@
           <w:lang w:val="es-419"/>
         </w:rPr>
       </w:pPr>
+      <w:proofErr w:type="spellStart"/>
       <w:r>
         <w:rPr>
           <w:rStyle w:val="Extranjerismo"/>
@@ -10778,8 +10981,29 @@
           <w:bCs/>
           <w:lang w:val="es-419"/>
         </w:rPr>
-        <w:t>Bounce rate</w:t>
-      </w:r>
+        <w:t>Bounce</w:t>
+      </w:r>
+      <w:proofErr w:type="spellEnd"/>
+      <w:r>
+        <w:rPr>
+          <w:rStyle w:val="Extranjerismo"/>
+          <w:b/>
+          <w:bCs/>
+          <w:lang w:val="es-419"/>
+        </w:rPr>
+        <w:t xml:space="preserve"> </w:t>
+      </w:r>
+      <w:proofErr w:type="spellStart"/>
+      <w:r>
+        <w:rPr>
+          <w:rStyle w:val="Extranjerismo"/>
+          <w:b/>
+          <w:bCs/>
+          <w:lang w:val="es-419"/>
+        </w:rPr>
+        <w:t>rate</w:t>
+      </w:r>
+      <w:proofErr w:type="spellEnd"/>
       <w:r>
         <w:rPr>
           <w:rFonts w:ascii="Calibri" w:hAnsi="Calibri" w:cs="Calibri"/>
@@ -10971,7 +11195,54 @@
           <w:bCs/>
           <w:lang w:val="es-419"/>
         </w:rPr>
-        <w:t>Click through rate</w:t>
+        <w:t xml:space="preserve">Click </w:t>
+      </w:r>
+      <w:proofErr w:type="spellStart"/>
+      <w:r>
+        <w:rPr>
+          <w:rStyle w:val="Extranjerismo"/>
+          <w:b/>
+          <w:bCs/>
+          <w:lang w:val="es-419"/>
+        </w:rPr>
+        <w:t>T</w:t>
+      </w:r>
+      <w:r>
+        <w:rPr>
+          <w:rStyle w:val="Extranjerismo"/>
+          <w:b/>
+          <w:bCs/>
+          <w:lang w:val="es-419"/>
+        </w:rPr>
+        <w:t>hrough</w:t>
+      </w:r>
+      <w:proofErr w:type="spellEnd"/>
+      <w:r>
+        <w:rPr>
+          <w:rStyle w:val="Extranjerismo"/>
+          <w:b/>
+          <w:bCs/>
+          <w:lang w:val="es-419"/>
+        </w:rPr>
+        <w:t xml:space="preserve"> </w:t>
+      </w:r>
+      <w:r>
+        <w:rPr>
+          <w:rStyle w:val="Extranjerismo"/>
+          <w:b/>
+          <w:bCs/>
+          <w:lang w:val="es-419"/>
+        </w:rPr>
+        <w:t>R</w:t>
+      </w:r>
+      <w:r>
+        <w:rPr>
+          <w:rStyle w:val="Extranjerismo"/>
+          <w:b/>
+          <w:bCs/>
+          <w:lang w:val="es-419"/>
+        </w:rPr>
+        <w:t>ate</w:t>
       </w:r>
       <w:r>
         <w:rPr>
@@ -11023,6 +11294,7 @@
           <w:lang w:val="es-419"/>
         </w:rPr>
       </w:pPr>
+      <w:proofErr w:type="spellStart"/>
       <w:r>
         <w:rPr>
           <w:rStyle w:val="Extranjerismo"/>
@@ -11032,6 +11304,7 @@
         </w:rPr>
         <w:t>Dashboard</w:t>
       </w:r>
+      <w:proofErr w:type="spellEnd"/>
       <w:r>
         <w:rPr>
           <w:rStyle w:val="Extranjerismo"/>
@@ -11135,6 +11408,7 @@
           <w:lang w:val="es-419"/>
         </w:rPr>
       </w:pPr>
+      <w:proofErr w:type="spellStart"/>
       <w:r>
         <w:rPr>
           <w:rStyle w:val="Extranjerismo"/>
@@ -11144,6 +11418,7 @@
         </w:rPr>
         <w:t>Engagement</w:t>
       </w:r>
+      <w:proofErr w:type="spellEnd"/>
       <w:r>
         <w:rPr>
           <w:rFonts w:ascii="Calibri" w:hAnsi="Calibri" w:cs="Calibri"/>
@@ -11348,7 +11623,25 @@
           <w:szCs w:val="28"/>
           <w:lang w:val="es-419"/>
         </w:rPr>
-        <w:t>roceso de mejora continua basado en el análisis de métricas para incrementar resultados.</w:t>
+        <w:t xml:space="preserve">roceso de mejora </w:t>
+      </w:r>
+      <w:proofErr w:type="gramStart"/>
+      <w:r>
+        <w:rPr>
+          <w:rFonts w:ascii="Calibri" w:hAnsi="Calibri" w:cs="Calibri"/>
+          <w:szCs w:val="28"/>
+          <w:lang w:val="es-419"/>
+        </w:rPr>
+        <w:t>continua</w:t>
+      </w:r>
+      <w:proofErr w:type="gramEnd"/>
+      <w:r>
+        <w:rPr>
+          <w:rFonts w:ascii="Calibri" w:hAnsi="Calibri" w:cs="Calibri"/>
+          <w:szCs w:val="28"/>
+          <w:lang w:val="es-419"/>
+        </w:rPr>
+        <w:t xml:space="preserve"> basado en el análisis de métricas para incrementar resultados.</w:t>
       </w:r>
     </w:p>
     <w:p>
@@ -11626,12 +11919,12 @@
       <w:pPr>
         <w:pStyle w:val="Titulosgenerales"/>
       </w:pPr>
-      <w:bookmarkStart w:id="26" w:name="_Toc226990304"/>
+      <w:bookmarkStart w:id="23" w:name="_Toc228972097"/>
       <w:r>
         <w:lastRenderedPageBreak/>
         <w:t>Referencias bibliográficas</w:t>
       </w:r>
-      <w:bookmarkEnd w:id="26"/>
+      <w:bookmarkEnd w:id="23"/>
       <w:r>
         <w:t xml:space="preserve"> </w:t>
       </w:r>
@@ -11661,9 +11954,49 @@
         <w:t>influencers</w:t>
       </w:r>
       <w:r>
-        <w:t xml:space="preserve"> como parte de la estrategia de ventas: Un análisis bibliométrico. aDResearch ESIC International Journal of Communication Research, 34, e297. </w:t>
-      </w:r>
-      <w:hyperlink r:id="rId28" w:history="1">
+        <w:t xml:space="preserve"> como parte de la estrategia de ventas: Un análisis bibliométrico. </w:t>
+      </w:r>
+      <w:proofErr w:type="spellStart"/>
+      <w:r>
+        <w:t>aDResearch</w:t>
+      </w:r>
+      <w:proofErr w:type="spellEnd"/>
+      <w:r>
+        <w:t xml:space="preserve"> ESIC International </w:t>
+      </w:r>
+      <w:proofErr w:type="spellStart"/>
+      <w:r>
+        <w:t>Journal</w:t>
+      </w:r>
+      <w:proofErr w:type="spellEnd"/>
+      <w:r>
+        <w:t xml:space="preserve"> </w:t>
+      </w:r>
+      <w:proofErr w:type="spellStart"/>
+      <w:r>
+        <w:t>of</w:t>
+      </w:r>
+      <w:proofErr w:type="spellEnd"/>
+      <w:r>
+        <w:t xml:space="preserve"> </w:t>
+      </w:r>
+      <w:proofErr w:type="spellStart"/>
+      <w:r>
+        <w:t>Communication</w:t>
+      </w:r>
+      <w:proofErr w:type="spellEnd"/>
+      <w:r>
+        <w:t xml:space="preserve"> </w:t>
+      </w:r>
+      <w:proofErr w:type="spellStart"/>
+      <w:r>
+        <w:t>Research</w:t>
+      </w:r>
+      <w:proofErr w:type="spellEnd"/>
+      <w:r>
+        <w:t xml:space="preserve">, 34, e297. </w:t>
+      </w:r>
+      <w:hyperlink r:id="rId21" w:history="1">
         <w:r>
           <w:rPr>
             <w:rStyle w:val="Hipervnculo"/>
@@ -11692,11 +12025,19 @@
       <w:r>
         <w:t xml:space="preserve"> y s</w:t>
       </w:r>
+      <w:proofErr w:type="spellStart"/>
       <w:r>
         <w:rPr>
           <w:rStyle w:val="Extranjerismo"/>
         </w:rPr>
-        <w:t>ocial media</w:t>
+        <w:t>ocial</w:t>
+      </w:r>
+      <w:proofErr w:type="spellEnd"/>
+      <w:r>
+        <w:rPr>
+          <w:rStyle w:val="Extranjerismo"/>
+        </w:rPr>
+        <w:t xml:space="preserve"> media</w:t>
       </w:r>
       <w:r>
         <w:t>: generación de contenido y métricas digitales. Ediciones Pirámide.</w:t>
@@ -11718,9 +12059,17 @@
     </w:p>
     <w:p>
       <w:r>
-        <w:t xml:space="preserve">López Lazcano, M. (2025). La influencia de la publicidad en redes sociodigitales sobre los hábitos de consumo. Huella de la Palabra, 18(18), 38–65. </w:t>
-      </w:r>
-      <w:hyperlink r:id="rId29" w:history="1">
+        <w:t xml:space="preserve">López Lazcano, M. (2025). La influencia de la publicidad en redes </w:t>
+      </w:r>
+      <w:proofErr w:type="spellStart"/>
+      <w:r>
+        <w:t>sociodigitales</w:t>
+      </w:r>
+      <w:proofErr w:type="spellEnd"/>
+      <w:r>
+        <w:t xml:space="preserve"> sobre los hábitos de consumo. Huella de la Palabra, 18(18), 38–65. </w:t>
+      </w:r>
+      <w:hyperlink r:id="rId22" w:history="1">
         <w:r>
           <w:rPr>
             <w:rStyle w:val="Hipervnculo"/>
@@ -11777,7 +12126,7 @@
       <w:pPr>
         <w:pStyle w:val="Titulosgenerales"/>
       </w:pPr>
-      <w:bookmarkStart w:id="27" w:name="_Toc226990305"/>
+      <w:bookmarkStart w:id="24" w:name="_Toc228972098"/>
       <w:r>
         <w:lastRenderedPageBreak/>
         <w:t>C</w:t>
@@ -11785,7 +12134,7 @@
       <w:r>
         <w:t>réditos</w:t>
       </w:r>
-      <w:bookmarkEnd w:id="27"/>
+      <w:bookmarkEnd w:id="24"/>
     </w:p>
     <w:tbl>
       <w:tblPr>
@@ -11802,8 +12151,6 @@
       <w:tr>
         <w:trPr>
           <w:cnfStyle w:val="100000000000" w:firstRow="1" w:lastRow="0" w:firstColumn="0" w:lastColumn="0" w:oddVBand="0" w:evenVBand="0" w:oddHBand="0" w:evenHBand="0" w:firstRowFirstColumn="0" w:firstRowLastColumn="0" w:lastRowFirstColumn="0" w:lastRowLastColumn="0"/>
-          <w:cantSplit/>
-          <w:tblHeader/>
         </w:trPr>
         <w:tc>
           <w:tcPr>
@@ -11927,7 +12274,7 @@
               </w:rPr>
             </w:pPr>
             <w:r>
-              <w:t>Dirección General</w:t>
+              <w:t>Centro Agroturístico - Regional Santander</w:t>
             </w:r>
           </w:p>
         </w:tc>
@@ -12540,7 +12887,7 @@
     <w:p>
       <w:pPr>
         <w:spacing w:before="0" w:after="160" w:line="259" w:lineRule="auto"/>
-        <w:ind w:firstLine="0"/>
+        <w:ind w:left="708" w:firstLine="0"/>
         <w:rPr>
           <w:rFonts w:ascii="Calibri" w:hAnsi="Calibri" w:cs="Calibri"/>
           <w:szCs w:val="28"/>
@@ -12549,8 +12896,8 @@
       </w:pPr>
     </w:p>
     <w:sectPr>
-      <w:headerReference w:type="default" r:id="rId30"/>
-      <w:footerReference w:type="default" r:id="rId31"/>
+      <w:headerReference w:type="default" r:id="rId23"/>
+      <w:footerReference w:type="default" r:id="rId24"/>
       <w:pgSz w:w="12240" w:h="15840"/>
       <w:pgMar w:top="1701" w:right="1134" w:bottom="1134" w:left="1134" w:header="709" w:footer="737" w:gutter="0"/>
       <w:pgNumType w:start="1"/>
@@ -12559,519 +12906,6 @@
     </w:sectPr>
   </w:body>
 </w:document>
-</file>
-
-<file path=word/comments.xml><?xml version="1.0" encoding="utf-8"?>
-<w:comments xmlns:wpc="http://schemas.microsoft.com/office/word/2010/wordprocessingCanvas" xmlns:cx="http://schemas.microsoft.com/office/drawing/2014/chartex" xmlns:cx1="http://schemas.microsoft.com/office/drawing/2015/9/8/chartex" xmlns:cx2="http://schemas.microsoft.com/office/drawing/2015/10/21/chartex" xmlns:cx3="http://schemas.microsoft.com/office/drawing/2016/5/9/chartex" xmlns:cx4="http://schemas.microsoft.com/office/drawing/2016/5/10/chartex" xmlns:cx5="http://schemas.microsoft.com/office/drawing/2016/5/11/chartex" xmlns:cx6="http://schemas.microsoft.com/office/drawing/2016/5/12/chartex" xmlns:cx7="http://schemas.microsoft.com/office/drawing/2016/5/13/chartex" xmlns:cx8="http://schemas.microsoft.com/office/drawing/2016/5/14/chartex" xmlns:mc="http://schemas.openxmlformats.org/markup-compatibility/2006" xmlns:aink="http://schemas.microsoft.com/office/drawing/2016/ink" xmlns:am3d="http://schemas.microsoft.com/office/drawing/2017/model3d" xmlns:o="urn:schemas-microsoft-com:office:office" xmlns:oel="http://schemas.microsoft.com/office/2019/extlst" xmlns:r="http://schemas.openxmlformats.org/officeDocument/2006/relationships" xmlns:m="http://schemas.openxmlformats.org/officeDocument/2006/math" xmlns:v="urn:schemas-microsoft-com:vml" xmlns:wp14="http://schemas.microsoft.com/office/word/2010/wordprocessingDrawing" xmlns:wp="http://schemas.openxmlformats.org/drawingml/2006/wordprocessingDrawing" xmlns:w10="urn:schemas-microsoft-com:office:word" xmlns:w="http://schemas.openxmlformats.org/wordprocessingml/2006/main" xmlns:w14="http://schemas.microsoft.com/office/word/2010/wordml" xmlns:w15="http://schemas.microsoft.com/office/word/2012/wordml" xmlns:w16cex="http://schemas.microsoft.com/office/word/2018/wordml/cex" xmlns:w16cid="http://schemas.microsoft.com/office/word/2016/wordml/cid" xmlns:w16="http://schemas.microsoft.com/office/word/2018/wordml" xmlns:w16du="http://schemas.microsoft.com/office/word/2023/wordml/word16du" xmlns:w16sdtdh="http://schemas.microsoft.com/office/word/2020/wordml/sdtdatahash" xmlns:w16sdtfl="http://schemas.microsoft.com/office/word/2024/wordml/sdtformatlock" xmlns:w16se="http://schemas.microsoft.com/office/word/2015/wordml/symex" xmlns:wpg="http://schemas.microsoft.com/office/word/2010/wordprocessingGroup" xmlns:wpi="http://schemas.microsoft.com/office/word/2010/wordprocessingInk" xmlns:wne="http://schemas.microsoft.com/office/word/2006/wordml" xmlns:wps="http://schemas.microsoft.com/office/word/2010/wordprocessingShape" mc:Ignorable="w14 w15 w16se w16cid w16 w16cex w16sdtdh w16sdtfl w16du wp14">
-  <w:comment w:id="7" w:author="Maria Fernanda Morales Angulo" w:date="2026-04-08T19:04:00Z" w:initials="MFMA">
-    <w:p>
-      <w:r>
-        <w:rPr>
-          <w:rStyle w:val="Listavistosa-nfasis1Car"/>
-        </w:rPr>
-        <w:annotationRef/>
-      </w:r>
-      <w:r>
-        <w:rPr>
-          <w:sz w:val="20"/>
-          <w:szCs w:val="20"/>
-        </w:rPr>
-        <w:t>TEXTO ALTERNATIVO:</w:t>
-      </w:r>
-    </w:p>
-    <w:p/>
-    <w:p>
-      <w:r>
-        <w:rPr>
-          <w:sz w:val="20"/>
-          <w:szCs w:val="20"/>
-        </w:rPr>
-        <w:t xml:space="preserve">La figura 1 nos muestra los Tipos de métricas en redes sociales. </w:t>
-      </w:r>
-    </w:p>
-    <w:p/>
-    <w:p>
-      <w:r>
-        <w:rPr>
-          <w:sz w:val="20"/>
-          <w:szCs w:val="20"/>
-        </w:rPr>
-        <w:t>TEXTO DE LA IMAGEN:</w:t>
-      </w:r>
-    </w:p>
-    <w:p/>
-    <w:p>
-      <w:r>
-        <w:rPr>
-          <w:b/>
-          <w:bCs/>
-          <w:sz w:val="20"/>
-          <w:szCs w:val="20"/>
-        </w:rPr>
-        <w:t>Tipos de métricas en redes sociales</w:t>
-      </w:r>
-    </w:p>
-    <w:p>
-      <w:r>
-        <w:rPr>
-          <w:sz w:val="20"/>
-          <w:szCs w:val="20"/>
-        </w:rPr>
-        <w:t xml:space="preserve"> </w:t>
-      </w:r>
-    </w:p>
-    <w:p>
-      <w:r>
-        <w:rPr>
-          <w:b/>
-          <w:bCs/>
-          <w:sz w:val="20"/>
-          <w:szCs w:val="20"/>
-        </w:rPr>
-        <w:t>01 Alcance</w:t>
-      </w:r>
-      <w:r>
-        <w:rPr>
-          <w:sz w:val="20"/>
-          <w:szCs w:val="20"/>
-        </w:rPr>
-        <w:br/>
-        <w:t>Personas que ven el contenido.</w:t>
-      </w:r>
-    </w:p>
-    <w:p>
-      <w:r>
-        <w:rPr>
-          <w:sz w:val="20"/>
-          <w:szCs w:val="20"/>
-        </w:rPr>
-        <w:br/>
-      </w:r>
-      <w:r>
-        <w:rPr>
-          <w:b/>
-          <w:bCs/>
-          <w:sz w:val="20"/>
-          <w:szCs w:val="20"/>
-        </w:rPr>
-        <w:t>02 Interacción</w:t>
-      </w:r>
-      <w:r>
-        <w:rPr>
-          <w:sz w:val="20"/>
-          <w:szCs w:val="20"/>
-        </w:rPr>
-        <w:br/>
-        <w:t>Nivel de participación del usuario.</w:t>
-      </w:r>
-      <w:r>
-        <w:rPr>
-          <w:sz w:val="20"/>
-          <w:szCs w:val="20"/>
-        </w:rPr>
-        <w:br/>
-      </w:r>
-    </w:p>
-    <w:p>
-      <w:r>
-        <w:rPr>
-          <w:b/>
-          <w:bCs/>
-          <w:sz w:val="20"/>
-          <w:szCs w:val="20"/>
-        </w:rPr>
-        <w:t>03 Tráfico</w:t>
-      </w:r>
-      <w:r>
-        <w:rPr>
-          <w:sz w:val="20"/>
-          <w:szCs w:val="20"/>
-        </w:rPr>
-        <w:br/>
-        <w:t>Usuarios que hacen clic hacia un enlace.</w:t>
-      </w:r>
-      <w:r>
-        <w:rPr>
-          <w:sz w:val="20"/>
-          <w:szCs w:val="20"/>
-        </w:rPr>
-        <w:br/>
-      </w:r>
-    </w:p>
-    <w:p>
-      <w:r>
-        <w:rPr>
-          <w:b/>
-          <w:bCs/>
-          <w:sz w:val="20"/>
-          <w:szCs w:val="20"/>
-        </w:rPr>
-        <w:t>04 Conversión</w:t>
-      </w:r>
-      <w:r>
-        <w:rPr>
-          <w:sz w:val="20"/>
-          <w:szCs w:val="20"/>
-        </w:rPr>
-        <w:br/>
-        <w:t>Usuarios que realizan la acción deseada.</w:t>
-      </w:r>
-    </w:p>
-    <w:p>
-      <w:r>
-        <w:rPr>
-          <w:sz w:val="20"/>
-          <w:szCs w:val="20"/>
-        </w:rPr>
-        <w:br/>
-      </w:r>
-      <w:r>
-        <w:rPr>
-          <w:b/>
-          <w:bCs/>
-          <w:sz w:val="20"/>
-          <w:szCs w:val="20"/>
-        </w:rPr>
-        <w:t>05 Fidelización</w:t>
-      </w:r>
-      <w:r>
-        <w:rPr>
-          <w:sz w:val="20"/>
-          <w:szCs w:val="20"/>
-        </w:rPr>
-        <w:br/>
-        <w:t>Usuarios que regresan o permanecen en la comunidad.</w:t>
-      </w:r>
-      <w:r>
-        <w:rPr>
-          <w:sz w:val="20"/>
-          <w:szCs w:val="20"/>
-        </w:rPr>
-        <w:br/>
-      </w:r>
-    </w:p>
-    <w:p>
-      <w:r>
-        <w:rPr>
-          <w:sz w:val="20"/>
-          <w:szCs w:val="20"/>
-        </w:rPr>
-        <w:t>URL:</w:t>
-      </w:r>
-    </w:p>
-    <w:p>
-      <w:hyperlink r:id="rId1" w:history="1">
-        <w:r>
-          <w:rPr>
-            <w:sz w:val="20"/>
-            <w:szCs w:val="20"/>
-          </w:rPr>
-          <w:t>https://www.canva.com/design/DAHCzCsSt0U/CDNKSpiUKWHMGRsnl5vzxA/edit?utm_content=DAHCzCsSt0U&amp;utm_campaign=designshare&amp;utm_medium=link2&amp;utm_source=sharebutton</w:t>
-        </w:r>
-      </w:hyperlink>
-    </w:p>
-  </w:comment>
-  <w:comment w:id="12" w:author="Maria Fernanda Morales Angulo" w:date="2026-04-08T19:50:00Z" w:initials="MFMA">
-    <w:p>
-      <w:r>
-        <w:rPr>
-          <w:rStyle w:val="Listavistosa-nfasis1Car"/>
-        </w:rPr>
-        <w:annotationRef/>
-      </w:r>
-      <w:r>
-        <w:rPr>
-          <w:sz w:val="20"/>
-          <w:szCs w:val="20"/>
-        </w:rPr>
-        <w:t xml:space="preserve">TEXTO ALTERNATIVO: </w:t>
-      </w:r>
-    </w:p>
-    <w:p/>
-    <w:p>
-      <w:r>
-        <w:rPr>
-          <w:sz w:val="20"/>
-          <w:szCs w:val="20"/>
-        </w:rPr>
-        <w:t>En la figura 2 se enuncia la estructura de un indicador clave de rendimiento.</w:t>
-      </w:r>
-    </w:p>
-    <w:p/>
-    <w:p>
-      <w:r>
-        <w:rPr>
-          <w:sz w:val="20"/>
-          <w:szCs w:val="20"/>
-        </w:rPr>
-        <w:t>TEXTO DE LA IMAGEN:</w:t>
-      </w:r>
-    </w:p>
-    <w:p/>
-    <w:p>
-      <w:r>
-        <w:rPr>
-          <w:b/>
-          <w:bCs/>
-          <w:sz w:val="20"/>
-          <w:szCs w:val="20"/>
-        </w:rPr>
-        <w:t>Estructura de un indicador clave de rendimiento</w:t>
-      </w:r>
-    </w:p>
-    <w:p/>
-    <w:p>
-      <w:r>
-        <w:rPr>
-          <w:b/>
-          <w:bCs/>
-          <w:sz w:val="20"/>
-          <w:szCs w:val="20"/>
-        </w:rPr>
-        <w:t xml:space="preserve">Objetivo asociado: </w:t>
-      </w:r>
-      <w:r>
-        <w:rPr>
-          <w:sz w:val="20"/>
-          <w:szCs w:val="20"/>
-        </w:rPr>
-        <w:t>meta estratégica que se desea medir.</w:t>
-      </w:r>
-    </w:p>
-    <w:p/>
-    <w:p>
-      <w:r>
-        <w:rPr>
-          <w:b/>
-          <w:bCs/>
-          <w:sz w:val="20"/>
-          <w:szCs w:val="20"/>
-        </w:rPr>
-        <w:t>Métrica base:</w:t>
-      </w:r>
-      <w:r>
-        <w:rPr>
-          <w:sz w:val="20"/>
-          <w:szCs w:val="20"/>
-        </w:rPr>
-        <w:t xml:space="preserve"> datos numéricos que sirven como insumo.</w:t>
-      </w:r>
-    </w:p>
-    <w:p/>
-    <w:p>
-      <w:r>
-        <w:rPr>
-          <w:b/>
-          <w:bCs/>
-          <w:sz w:val="20"/>
-          <w:szCs w:val="20"/>
-        </w:rPr>
-        <w:t>Fórmula de cálculo:</w:t>
-      </w:r>
-      <w:r>
-        <w:rPr>
-          <w:sz w:val="20"/>
-          <w:szCs w:val="20"/>
-        </w:rPr>
-        <w:t xml:space="preserve"> operación que convierte datos en resultado.</w:t>
-      </w:r>
-    </w:p>
-    <w:p/>
-    <w:p>
-      <w:r>
-        <w:rPr>
-          <w:b/>
-          <w:bCs/>
-          <w:sz w:val="20"/>
-          <w:szCs w:val="20"/>
-        </w:rPr>
-        <w:t>Periodo de medición:</w:t>
-      </w:r>
-      <w:r>
-        <w:rPr>
-          <w:sz w:val="20"/>
-          <w:szCs w:val="20"/>
-        </w:rPr>
-        <w:t xml:space="preserve"> tiempo en el que se evalúa el desempeño.</w:t>
-      </w:r>
-    </w:p>
-    <w:p/>
-    <w:p>
-      <w:r>
-        <w:rPr>
-          <w:b/>
-          <w:bCs/>
-          <w:sz w:val="20"/>
-          <w:szCs w:val="20"/>
-        </w:rPr>
-        <w:t>Meta esperada:</w:t>
-      </w:r>
-      <w:r>
-        <w:rPr>
-          <w:sz w:val="20"/>
-          <w:szCs w:val="20"/>
-        </w:rPr>
-        <w:t xml:space="preserve"> valor objetivo que se quiere alcanzar.</w:t>
-      </w:r>
-    </w:p>
-    <w:p/>
-    <w:p>
-      <w:r>
-        <w:rPr>
-          <w:sz w:val="20"/>
-          <w:szCs w:val="20"/>
-        </w:rPr>
-        <w:t>URL:</w:t>
-      </w:r>
-    </w:p>
-    <w:p>
-      <w:hyperlink r:id="rId2" w:history="1">
-        <w:r>
-          <w:rPr>
-            <w:sz w:val="20"/>
-            <w:szCs w:val="20"/>
-          </w:rPr>
-          <w:t>https://www.canva.com/design/DAHCzCsSt0U/CDNKSpiUKWHMGRsnl5vzxA/edit?utm_content=DAHCzCsSt0U&amp;utm_campaign=designshare&amp;utm_medium=link2&amp;utm_source=sharebutton</w:t>
-        </w:r>
-      </w:hyperlink>
-    </w:p>
-    <w:p/>
-  </w:comment>
-  <w:comment w:id="18" w:author="Maria Fernanda Morales Angulo" w:date="2026-04-09T10:35:00Z" w:initials="MFMA">
-    <w:p>
-      <w:r>
-        <w:rPr>
-          <w:rStyle w:val="Listavistosa-nfasis1Car"/>
-        </w:rPr>
-        <w:annotationRef/>
-      </w:r>
-      <w:r>
-        <w:rPr>
-          <w:sz w:val="20"/>
-          <w:szCs w:val="20"/>
-        </w:rPr>
-        <w:t>TEXTO ALTERNATIVO:</w:t>
-      </w:r>
-    </w:p>
-    <w:p/>
-    <w:p>
-      <w:r>
-        <w:rPr>
-          <w:sz w:val="20"/>
-          <w:szCs w:val="20"/>
-        </w:rPr>
-        <w:t>La figura 3 describe las 4 características del KPI.</w:t>
-      </w:r>
-    </w:p>
-    <w:p/>
-    <w:p>
-      <w:r>
-        <w:rPr>
-          <w:sz w:val="20"/>
-          <w:szCs w:val="20"/>
-        </w:rPr>
-        <w:t xml:space="preserve">TEXTO DE LA IMAGEN: </w:t>
-      </w:r>
-    </w:p>
-    <w:p/>
-    <w:p>
-      <w:r>
-        <w:rPr>
-          <w:b/>
-          <w:bCs/>
-          <w:sz w:val="20"/>
-          <w:szCs w:val="20"/>
-        </w:rPr>
-        <w:t>Características del KPI</w:t>
-      </w:r>
-    </w:p>
-    <w:p/>
-    <w:p>
-      <w:r>
-        <w:rPr>
-          <w:sz w:val="20"/>
-          <w:szCs w:val="20"/>
-        </w:rPr>
-        <w:t>Estar alineado con objetivos organizacionales.</w:t>
-      </w:r>
-    </w:p>
-    <w:p/>
-    <w:p>
-      <w:r>
-        <w:rPr>
-          <w:sz w:val="20"/>
-          <w:szCs w:val="20"/>
-        </w:rPr>
-        <w:t>Ser medible de forma clara y periódica.</w:t>
-      </w:r>
-    </w:p>
-    <w:p/>
-    <w:p>
-      <w:r>
-        <w:rPr>
-          <w:sz w:val="20"/>
-          <w:szCs w:val="20"/>
-        </w:rPr>
-        <w:t>Permitir comparaciones en el tiempo.</w:t>
-      </w:r>
-    </w:p>
-    <w:p/>
-    <w:p>
-      <w:r>
-        <w:rPr>
-          <w:sz w:val="20"/>
-          <w:szCs w:val="20"/>
-        </w:rPr>
-        <w:t>Servir como base para la toma de decisiones.</w:t>
-      </w:r>
-    </w:p>
-    <w:p/>
-    <w:p>
-      <w:r>
-        <w:rPr>
-          <w:sz w:val="20"/>
-          <w:szCs w:val="20"/>
-        </w:rPr>
-        <w:t>URL:</w:t>
-      </w:r>
-    </w:p>
-    <w:p>
-      <w:hyperlink r:id="rId3" w:history="1">
-        <w:r>
-          <w:rPr>
-            <w:sz w:val="20"/>
-            <w:szCs w:val="20"/>
-          </w:rPr>
-          <w:t>https://www.canva.com/design/DAHCzCsSt0U/CDNKSpiUKWHMGRsnl5vzxA/edit?utm_content=DAHCzCsSt0U&amp;utm_campaign=designshare&amp;utm_medium=link2&amp;utm_source=sharebutton</w:t>
-        </w:r>
-      </w:hyperlink>
-    </w:p>
-  </w:comment>
-</w:comments>
-</file>
-
-<file path=word/commentsExtended.xml><?xml version="1.0" encoding="utf-8"?>
-<w15:commentsEx xmlns:wpc="http://schemas.microsoft.com/office/word/2010/wordprocessingCanvas" xmlns:cx="http://schemas.microsoft.com/office/drawing/2014/chartex" xmlns:cx1="http://schemas.microsoft.com/office/drawing/2015/9/8/chartex" xmlns:cx2="http://schemas.microsoft.com/office/drawing/2015/10/21/chartex" xmlns:cx3="http://schemas.microsoft.com/office/drawing/2016/5/9/chartex" xmlns:cx4="http://schemas.microsoft.com/office/drawing/2016/5/10/chartex" xmlns:cx5="http://schemas.microsoft.com/office/drawing/2016/5/11/chartex" xmlns:cx6="http://schemas.microsoft.com/office/drawing/2016/5/12/chartex" xmlns:cx7="http://schemas.microsoft.com/office/drawing/2016/5/13/chartex" xmlns:cx8="http://schemas.microsoft.com/office/drawing/2016/5/14/chartex" xmlns:mc="http://schemas.openxmlformats.org/markup-compatibility/2006" xmlns:aink="http://schemas.microsoft.com/office/drawing/2016/ink" xmlns:am3d="http://schemas.microsoft.com/office/drawing/2017/model3d" xmlns:o="urn:schemas-microsoft-com:office:office" xmlns:oel="http://schemas.microsoft.com/office/2019/extlst" xmlns:r="http://schemas.openxmlformats.org/officeDocument/2006/relationships" xmlns:m="http://schemas.openxmlformats.org/officeDocument/2006/math" xmlns:v="urn:schemas-microsoft-com:vml" xmlns:wp14="http://schemas.microsoft.com/office/word/2010/wordprocessingDrawing" xmlns:wp="http://schemas.openxmlformats.org/drawingml/2006/wordprocessingDrawing" xmlns:w10="urn:schemas-microsoft-com:office:word" xmlns:w="http://schemas.openxmlformats.org/wordprocessingml/2006/main" xmlns:w14="http://schemas.microsoft.com/office/word/2010/wordml" xmlns:w15="http://schemas.microsoft.com/office/word/2012/wordml" xmlns:w16cex="http://schemas.microsoft.com/office/word/2018/wordml/cex" xmlns:w16cid="http://schemas.microsoft.com/office/word/2016/wordml/cid" xmlns:w16="http://schemas.microsoft.com/office/word/2018/wordml" xmlns:w16du="http://schemas.microsoft.com/office/word/2023/wordml/word16du" xmlns:w16sdtdh="http://schemas.microsoft.com/office/word/2020/wordml/sdtdatahash" xmlns:w16sdtfl="http://schemas.microsoft.com/office/word/2024/wordml/sdtformatlock" xmlns:w16se="http://schemas.microsoft.com/office/word/2015/wordml/symex" xmlns:wpg="http://schemas.microsoft.com/office/word/2010/wordprocessingGroup" xmlns:wpi="http://schemas.microsoft.com/office/word/2010/wordprocessingInk" xmlns:wne="http://schemas.microsoft.com/office/word/2006/wordml" xmlns:wps="http://schemas.microsoft.com/office/word/2010/wordprocessingShape" mc:Ignorable="w14 w15 w16se w16cid w16 w16cex w16sdtdh w16sdtfl w16du wp14">
-  <w15:commentEx w15:paraId="73E2574F" w15:done="0"/>
-  <w15:commentEx w15:paraId="6E23ED84" w15:done="0"/>
-  <w15:commentEx w15:paraId="51403020" w15:done="0"/>
-</w15:commentsEx>
-</file>
-
-<file path=word/commentsExtensible.xml><?xml version="1.0" encoding="utf-8"?>
-<w16cex:commentsExtensible xmlns:wpc="http://schemas.microsoft.com/office/word/2010/wordprocessingCanvas" xmlns:cx="http://schemas.microsoft.com/office/drawing/2014/chartex" xmlns:cx1="http://schemas.microsoft.com/office/drawing/2015/9/8/chartex" xmlns:cx2="http://schemas.microsoft.com/office/drawing/2015/10/21/chartex" xmlns:cx3="http://schemas.microsoft.com/office/drawing/2016/5/9/chartex" xmlns:cx4="http://schemas.microsoft.com/office/drawing/2016/5/10/chartex" xmlns:cx5="http://schemas.microsoft.com/office/drawing/2016/5/11/chartex" xmlns:cx6="http://schemas.microsoft.com/office/drawing/2016/5/12/chartex" xmlns:cx7="http://schemas.microsoft.com/office/drawing/2016/5/13/chartex" xmlns:cx8="http://schemas.microsoft.com/office/drawing/2016/5/14/chartex" xmlns:cr="http://schemas.microsoft.com/office/comments/2020/reactions" xmlns:mc="http://schemas.openxmlformats.org/markup-compatibility/2006" xmlns:aink="http://schemas.microsoft.com/office/drawing/2016/ink" xmlns:am3d="http://schemas.microsoft.com/office/drawing/2017/model3d" xmlns:o="urn:schemas-microsoft-com:office:office" xmlns:oel="http://schemas.microsoft.com/office/2019/extlst" xmlns:r="http://schemas.openxmlformats.org/officeDocument/2006/relationships" xmlns:m="http://schemas.openxmlformats.org/officeDocument/2006/math" xmlns:v="urn:schemas-microsoft-com:vml" xmlns:wp14="http://schemas.microsoft.com/office/word/2010/wordprocessingDrawing" xmlns:wp="http://schemas.openxmlformats.org/drawingml/2006/wordprocessingDrawing" xmlns:w10="urn:schemas-microsoft-com:office:word" xmlns:w="http://schemas.openxmlformats.org/wordprocessingml/2006/main" xmlns:w14="http://schemas.microsoft.com/office/word/2010/wordml" xmlns:w15="http://schemas.microsoft.com/office/word/2012/wordml" xmlns:w16cex="http://schemas.microsoft.com/office/word/2018/wordml/cex" xmlns:w16cid="http://schemas.microsoft.com/office/word/2016/wordml/cid" xmlns:w16="http://schemas.microsoft.com/office/word/2018/wordml" xmlns:w16du="http://schemas.microsoft.com/office/word/2023/wordml/word16du" xmlns:w16sdtdh="http://schemas.microsoft.com/office/word/2020/wordml/sdtdatahash" xmlns:w16sdtfl="http://schemas.microsoft.com/office/word/2024/wordml/sdtformatlock" xmlns:w16se="http://schemas.microsoft.com/office/word/2015/wordml/symex" xmlns:wpg="http://schemas.microsoft.com/office/word/2010/wordprocessingGroup" xmlns:wpi="http://schemas.microsoft.com/office/word/2010/wordprocessingInk" xmlns:wne="http://schemas.microsoft.com/office/word/2006/wordml" xmlns:wps="http://schemas.microsoft.com/office/word/2010/wordprocessingShape" mc:Ignorable="w14 w15 w16se w16cid w16 w16cex w16sdtdh w16sdtfl cr w16du wp14">
-  <w16cex:commentExtensible w16cex:durableId="2A107ECD" w16cex:dateUtc="2026-04-09T00:04:00Z"/>
-  <w16cex:commentExtensible w16cex:durableId="4CA65FB1" w16cex:dateUtc="2026-04-09T00:50:00Z"/>
-  <w16cex:commentExtensible w16cex:durableId="144504FA" w16cex:dateUtc="2026-04-09T15:35:00Z"/>
-</w16cex:commentsExtensible>
-</file>
-
-<file path=word/commentsIds.xml><?xml version="1.0" encoding="utf-8"?>
-<w16cid:commentsIds xmlns:wpc="http://schemas.microsoft.com/office/word/2010/wordprocessingCanvas" xmlns:cx="http://schemas.microsoft.com/office/drawing/2014/chartex" xmlns:cx1="http://schemas.microsoft.com/office/drawing/2015/9/8/chartex" xmlns:cx2="http://schemas.microsoft.com/office/drawing/2015/10/21/chartex" xmlns:cx3="http://schemas.microsoft.com/office/drawing/2016/5/9/chartex" xmlns:cx4="http://schemas.microsoft.com/office/drawing/2016/5/10/chartex" xmlns:cx5="http://schemas.microsoft.com/office/drawing/2016/5/11/chartex" xmlns:cx6="http://schemas.microsoft.com/office/drawing/2016/5/12/chartex" xmlns:cx7="http://schemas.microsoft.com/office/drawing/2016/5/13/chartex" xmlns:cx8="http://schemas.microsoft.com/office/drawing/2016/5/14/chartex" xmlns:mc="http://schemas.openxmlformats.org/markup-compatibility/2006" xmlns:aink="http://schemas.microsoft.com/office/drawing/2016/ink" xmlns:am3d="http://schemas.microsoft.com/office/drawing/2017/model3d" xmlns:o="urn:schemas-microsoft-com:office:office" xmlns:oel="http://schemas.microsoft.com/office/2019/extlst" xmlns:r="http://schemas.openxmlformats.org/officeDocument/2006/relationships" xmlns:m="http://schemas.openxmlformats.org/officeDocument/2006/math" xmlns:v="urn:schemas-microsoft-com:vml" xmlns:wp14="http://schemas.microsoft.com/office/word/2010/wordprocessingDrawing" xmlns:wp="http://schemas.openxmlformats.org/drawingml/2006/wordprocessingDrawing" xmlns:w10="urn:schemas-microsoft-com:office:word" xmlns:w="http://schemas.openxmlformats.org/wordprocessingml/2006/main" xmlns:w14="http://schemas.microsoft.com/office/word/2010/wordml" xmlns:w15="http://schemas.microsoft.com/office/word/2012/wordml" xmlns:w16cex="http://schemas.microsoft.com/office/word/2018/wordml/cex" xmlns:w16cid="http://schemas.microsoft.com/office/word/2016/wordml/cid" xmlns:w16="http://schemas.microsoft.com/office/word/2018/wordml" xmlns:w16du="http://schemas.microsoft.com/office/word/2023/wordml/word16du" xmlns:w16sdtdh="http://schemas.microsoft.com/office/word/2020/wordml/sdtdatahash" xmlns:w16sdtfl="http://schemas.microsoft.com/office/word/2024/wordml/sdtformatlock" xmlns:w16se="http://schemas.microsoft.com/office/word/2015/wordml/symex" xmlns:wpg="http://schemas.microsoft.com/office/word/2010/wordprocessingGroup" xmlns:wpi="http://schemas.microsoft.com/office/word/2010/wordprocessingInk" xmlns:wne="http://schemas.microsoft.com/office/word/2006/wordml" xmlns:wps="http://schemas.microsoft.com/office/word/2010/wordprocessingShape" mc:Ignorable="w14 w15 w16se w16cid w16 w16cex w16sdtdh w16sdtfl w16du wp14">
-  <w16cid:commentId w16cid:paraId="73E2574F" w16cid:durableId="2A107ECD"/>
-  <w16cid:commentId w16cid:paraId="6E23ED84" w16cid:durableId="4CA65FB1"/>
-  <w16cid:commentId w16cid:paraId="51403020" w16cid:durableId="144504FA"/>
-</w16cid:commentsIds>
 </file>
 
 <file path=word/endnotes.xml><?xml version="1.0" encoding="utf-8"?>
@@ -13109,7 +12943,6 @@
         <w:docPartUnique/>
       </w:docPartObj>
     </w:sdtPr>
-    <w:sdtEndPr/>
     <w:sdtContent>
       <w:p>
         <w:pPr>
@@ -13137,7 +12970,6 @@
         <w:docPartUnique/>
       </w:docPartObj>
     </w:sdtPr>
-    <w:sdtEndPr/>
     <w:sdtContent>
       <w:p>
         <w:pPr>
@@ -15605,7 +15437,7 @@
   <w:abstractNum w:abstractNumId="21" w15:restartNumberingAfterBreak="0">
     <w:nsid w:val="59BF5078"/>
     <w:multiLevelType w:val="multilevel"/>
-    <w:tmpl w:val="78340210"/>
+    <w:tmpl w:val="47BEBE2C"/>
     <w:lvl w:ilvl="0">
       <w:start w:val="1"/>
       <w:numFmt w:val="decimal"/>
@@ -17508,14 +17340,6 @@
   </w:num>
   <w:numIdMacAtCleanup w:val="21"/>
 </w:numbering>
-</file>
-
-<file path=word/people.xml><?xml version="1.0" encoding="utf-8"?>
-<w15:people xmlns:wpc="http://schemas.microsoft.com/office/word/2010/wordprocessingCanvas" xmlns:cx="http://schemas.microsoft.com/office/drawing/2014/chartex" xmlns:cx1="http://schemas.microsoft.com/office/drawing/2015/9/8/chartex" xmlns:cx2="http://schemas.microsoft.com/office/drawing/2015/10/21/chartex" xmlns:cx3="http://schemas.microsoft.com/office/drawing/2016/5/9/chartex" xmlns:cx4="http://schemas.microsoft.com/office/drawing/2016/5/10/chartex" xmlns:cx5="http://schemas.microsoft.com/office/drawing/2016/5/11/chartex" xmlns:cx6="http://schemas.microsoft.com/office/drawing/2016/5/12/chartex" xmlns:cx7="http://schemas.microsoft.com/office/drawing/2016/5/13/chartex" xmlns:cx8="http://schemas.microsoft.com/office/drawing/2016/5/14/chartex" xmlns:mc="http://schemas.openxmlformats.org/markup-compatibility/2006" xmlns:aink="http://schemas.microsoft.com/office/drawing/2016/ink" xmlns:am3d="http://schemas.microsoft.com/office/drawing/2017/model3d" xmlns:o="urn:schemas-microsoft-com:office:office" xmlns:oel="http://schemas.microsoft.com/office/2019/extlst" xmlns:r="http://schemas.openxmlformats.org/officeDocument/2006/relationships" xmlns:m="http://schemas.openxmlformats.org/officeDocument/2006/math" xmlns:v="urn:schemas-microsoft-com:vml" xmlns:wp14="http://schemas.microsoft.com/office/word/2010/wordprocessingDrawing" xmlns:wp="http://schemas.openxmlformats.org/drawingml/2006/wordprocessingDrawing" xmlns:w10="urn:schemas-microsoft-com:office:word" xmlns:w="http://schemas.openxmlformats.org/wordprocessingml/2006/main" xmlns:w14="http://schemas.microsoft.com/office/word/2010/wordml" xmlns:w15="http://schemas.microsoft.com/office/word/2012/wordml" xmlns:w16cex="http://schemas.microsoft.com/office/word/2018/wordml/cex" xmlns:w16cid="http://schemas.microsoft.com/office/word/2016/wordml/cid" xmlns:w16="http://schemas.microsoft.com/office/word/2018/wordml" xmlns:w16du="http://schemas.microsoft.com/office/word/2023/wordml/word16du" xmlns:w16sdtdh="http://schemas.microsoft.com/office/word/2020/wordml/sdtdatahash" xmlns:w16sdtfl="http://schemas.microsoft.com/office/word/2024/wordml/sdtformatlock" xmlns:w16se="http://schemas.microsoft.com/office/word/2015/wordml/symex" xmlns:wpg="http://schemas.microsoft.com/office/word/2010/wordprocessingGroup" xmlns:wpi="http://schemas.microsoft.com/office/word/2010/wordprocessingInk" xmlns:wne="http://schemas.microsoft.com/office/word/2006/wordml" xmlns:wps="http://schemas.microsoft.com/office/word/2010/wordprocessingShape" mc:Ignorable="w14 w15 w16se w16cid w16 w16cex w16sdtdh w16sdtfl w16du wp14">
-  <w15:person w15:author="Maria Fernanda Morales Angulo">
-    <w15:presenceInfo w15:providerId="AD" w15:userId="S::mfmorales@sena.edu.co::593611c4-774f-4dc6-8d6e-9cf6d7282fd8"/>
-  </w15:person>
-</w15:people>
 </file>
 
 <file path=word/styles.xml><?xml version="1.0" encoding="utf-8"?>
@@ -17964,7 +17788,7 @@
     <w:uiPriority w:val="9"/>
     <w:unhideWhenUsed/>
     <w:qFormat/>
-    <w:rsid w:val="00613349"/>
+    <w:rsid w:val="00343E0A"/>
     <w:pPr>
       <w:keepNext/>
       <w:keepLines/>
@@ -18128,7 +17952,7 @@
     <w:basedOn w:val="Fuentedeprrafopredeter"/>
     <w:link w:val="Ttulo2"/>
     <w:uiPriority w:val="9"/>
-    <w:rsid w:val="00613349"/>
+    <w:rsid w:val="00343E0A"/>
     <w:rPr>
       <w:rFonts w:ascii="Calibri" w:eastAsiaTheme="majorEastAsia" w:hAnsi="Calibri" w:cstheme="majorBidi"/>
       <w:b/>
@@ -19312,15 +19136,6 @@
 </file>
 
 <file path=customXml/item1.xml><?xml version="1.0" encoding="utf-8"?>
-<?mso-contentType ?>
-<FormTemplates xmlns="http://schemas.microsoft.com/sharepoint/v3/contenttype/forms">
-  <Display>DocumentLibraryForm</Display>
-  <Edit>DocumentLibraryForm</Edit>
-  <New>DocumentLibraryForm</New>
-</FormTemplates>
-</file>
-
-<file path=customXml/item2.xml><?xml version="1.0" encoding="utf-8"?>
 <ct:contentTypeSchema xmlns:ct="http://schemas.microsoft.com/office/2006/metadata/contentType" xmlns:ma="http://schemas.microsoft.com/office/2006/metadata/properties/metaAttributes" ct:_="" ma:_="" ma:contentTypeName="Documento" ma:contentTypeID="0x0101006A81D6BD42E8DF4C91013959704817E1" ma:contentTypeVersion="15" ma:contentTypeDescription="Crear nuevo documento." ma:contentTypeScope="" ma:versionID="bf4f72ffd194f0963ff564daca6869f7">
   <xsd:schema xmlns:xsd="http://www.w3.org/2001/XMLSchema" xmlns:xs="http://www.w3.org/2001/XMLSchema" xmlns:p="http://schemas.microsoft.com/office/2006/metadata/properties" xmlns:ns2="13c90a0b-73bc-4dc0-be5f-28d77b615beb" xmlns:ns3="13c93bba-48ce-428c-bfe5-88b42c19b028" targetNamespace="http://schemas.microsoft.com/office/2006/metadata/properties" ma:root="true" ma:fieldsID="8718d6f4873a5b1392a45044efa78385" ns2:_="" ns3:_="">
     <xsd:import namespace="13c90a0b-73bc-4dc0-be5f-28d77b615beb"/>
@@ -19555,11 +19370,16 @@
 </ct:contentTypeSchema>
 </file>
 
-<file path=customXml/item3.xml><?xml version="1.0" encoding="utf-8"?>
-<b:Sources xmlns:b="http://schemas.openxmlformats.org/officeDocument/2006/bibliography" xmlns="http://schemas.openxmlformats.org/officeDocument/2006/bibliography" SelectedStyle="\APASixthEditionOfficeOnline.xsl" StyleName="APA" Version="6"/>
+<file path=customXml/item2.xml><?xml version="1.0" encoding="utf-8"?>
+<?mso-contentType ?>
+<FormTemplates xmlns="http://schemas.microsoft.com/sharepoint/v3/contenttype/forms">
+  <Display>DocumentLibraryForm</Display>
+  <Edit>DocumentLibraryForm</Edit>
+  <New>DocumentLibraryForm</New>
+</FormTemplates>
 </file>
 
-<file path=customXml/item4.xml><?xml version="1.0" encoding="utf-8"?>
+<file path=customXml/item3.xml><?xml version="1.0" encoding="utf-8"?>
 <p:properties xmlns:p="http://schemas.microsoft.com/office/2006/metadata/properties" xmlns:xsi="http://www.w3.org/2001/XMLSchema-instance" xmlns:pc="http://schemas.microsoft.com/office/infopath/2007/PartnerControls">
   <documentManagement>
     <TaxCatchAll xmlns="13c90a0b-73bc-4dc0-be5f-28d77b615beb" xsi:nil="true"/>
@@ -19570,7 +19390,15 @@
 </p:properties>
 </file>
 
+<file path=customXml/item4.xml><?xml version="1.0" encoding="utf-8"?>
+<b:Sources xmlns:b="http://schemas.openxmlformats.org/officeDocument/2006/bibliography" xmlns="http://schemas.openxmlformats.org/officeDocument/2006/bibliography" SelectedStyle="\APASixthEditionOfficeOnline.xsl" StyleName="APA" Version="6"/>
+</file>
+
 <file path=customXml/itemProps1.xml><?xml version="1.0" encoding="utf-8"?>
+<ds:datastoreItem xmlns:ds="http://schemas.openxmlformats.org/officeDocument/2006/customXml" ds:itemID="{E65064A2-6E55-44E9-9C09-4E4684747D46}"/>
+</file>
+
+<file path=customXml/itemProps2.xml><?xml version="1.0" encoding="utf-8"?>
 <ds:datastoreItem xmlns:ds="http://schemas.openxmlformats.org/officeDocument/2006/customXml" ds:itemID="{81CBDEC1-3B00-44ED-AD36-0268077980BA}">
   <ds:schemaRefs>
     <ds:schemaRef ds:uri="http://schemas.microsoft.com/sharepoint/v3/contenttype/forms"/>
@@ -19578,19 +19406,7 @@
 </ds:datastoreItem>
 </file>
 
-<file path=customXml/itemProps2.xml><?xml version="1.0" encoding="utf-8"?>
-<ds:datastoreItem xmlns:ds="http://schemas.openxmlformats.org/officeDocument/2006/customXml" ds:itemID="{9D0D6CFF-5A2C-4767-AAA4-722C08AB5125}"/>
-</file>
-
 <file path=customXml/itemProps3.xml><?xml version="1.0" encoding="utf-8"?>
-<ds:datastoreItem xmlns:ds="http://schemas.openxmlformats.org/officeDocument/2006/customXml" ds:itemID="{E8AB44A3-7C62-4BD2-82ED-8ABC209970FA}">
-  <ds:schemaRefs>
-    <ds:schemaRef ds:uri="http://schemas.openxmlformats.org/officeDocument/2006/bibliography"/>
-  </ds:schemaRefs>
-</ds:datastoreItem>
-</file>
-
-<file path=customXml/itemProps4.xml><?xml version="1.0" encoding="utf-8"?>
 <ds:datastoreItem xmlns:ds="http://schemas.openxmlformats.org/officeDocument/2006/customXml" ds:itemID="{1145D752-ACC1-45E1-AB53-0C756F67FC7F}">
   <ds:schemaRefs>
     <ds:schemaRef ds:uri="http://schemas.microsoft.com/office/2006/metadata/properties"/>
@@ -19599,4 +19415,12 @@
     <ds:schemaRef ds:uri="a70d3c18-0869-45a1-9f75-4b4b8f0f32be"/>
   </ds:schemaRefs>
 </ds:datastoreItem>
+</file>
+
+<file path=customXml/itemProps4.xml><?xml version="1.0" encoding="utf-8"?>
+<ds:datastoreItem xmlns:ds="http://schemas.openxmlformats.org/officeDocument/2006/customXml" ds:itemID="{E8AB44A3-7C62-4BD2-82ED-8ABC209970FA}">
+  <ds:schemaRefs>
+    <ds:schemaRef ds:uri="http://schemas.openxmlformats.org/officeDocument/2006/bibliography"/>
+  </ds:schemaRefs>
+</ds:datastoreItem>
 </file>